--- a/绪论/绪论实验报告.docx
+++ b/绪论/绪论实验报告.docx
@@ -4,114 +4,176 @@
   <w:body>
     <w:p>
       <w:pPr>
-        <w:pStyle w:val="a5"/>
+        <w:pStyle w:val="1"/>
+        <w:rPr>
+          <w:lang w:eastAsia="zh-CN"/>
+        </w:rPr>
       </w:pPr>
-      <w:bookmarkStart w:id="0" w:name="一按有效数字规则计算并进行修约每题0.5分共2.5分"/>
-      <w:bookmarkStart w:id="1" w:name="年物理实验绪论课作业解答"/>
-      <w:r>
-        <w:rPr>
-          <w:rFonts w:hint="eastAsia"/>
-        </w:rPr>
-        <w:t>物理实验绪论报告</w:t>
+      <w:bookmarkStart w:id="0" w:name="年物理实验绪论课作业解答"/>
+      <w:r>
+        <w:rPr>
+          <w:rFonts w:eastAsia="黑体" w:hint="eastAsia"/>
+          <w:lang w:eastAsia="zh-CN"/>
+        </w:rPr>
+        <w:t>2026</w:t>
+      </w:r>
+      <w:r>
+        <w:rPr>
+          <w:rFonts w:eastAsia="黑体" w:hint="eastAsia"/>
+          <w:lang w:eastAsia="zh-CN"/>
+        </w:rPr>
+        <w:t>年物理实验绪论课作业解答</w:t>
       </w:r>
     </w:p>
     <w:p>
       <w:pPr>
         <w:pStyle w:val="2"/>
+        <w:rPr>
+          <w:lang w:eastAsia="zh-CN"/>
+        </w:rPr>
       </w:pPr>
-      <w:r>
-        <w:rPr>
-          <w:rFonts w:hint="eastAsia"/>
-        </w:rPr>
-        <w:t>一、按有效数字规则计算并进行修约（每题</w:t>
-      </w:r>
-      <w:r>
-        <w:rPr>
-          <w:rFonts w:hint="eastAsia"/>
+      <w:bookmarkStart w:id="1" w:name="一按有效数字规则计算并进行修约每题0.5分共2.5分"/>
+      <w:r>
+        <w:rPr>
+          <w:rFonts w:eastAsia="黑体" w:hint="eastAsia"/>
+          <w:lang w:eastAsia="zh-CN"/>
+        </w:rPr>
+        <w:t>一、按有效数字规则计算并</w:t>
+      </w:r>
+      <w:proofErr w:type="gramStart"/>
+      <w:r>
+        <w:rPr>
+          <w:rFonts w:eastAsia="黑体" w:hint="eastAsia"/>
+          <w:lang w:eastAsia="zh-CN"/>
+        </w:rPr>
+        <w:t>进行修约</w:t>
+      </w:r>
+      <w:proofErr w:type="gramEnd"/>
+      <w:r>
+        <w:rPr>
+          <w:rFonts w:eastAsia="黑体" w:hint="eastAsia"/>
+          <w:lang w:eastAsia="zh-CN"/>
+        </w:rPr>
+        <w:t>(</w:t>
+      </w:r>
+      <w:r>
+        <w:rPr>
+          <w:rFonts w:eastAsia="黑体" w:hint="eastAsia"/>
+          <w:lang w:eastAsia="zh-CN"/>
+        </w:rPr>
+        <w:t>每题</w:t>
+      </w:r>
+      <w:r>
+        <w:rPr>
+          <w:rFonts w:eastAsia="黑体" w:hint="eastAsia"/>
+          <w:lang w:eastAsia="zh-CN"/>
         </w:rPr>
         <w:t>0.5</w:t>
       </w:r>
       <w:r>
         <w:rPr>
-          <w:rFonts w:hint="eastAsia"/>
+          <w:rFonts w:eastAsia="黑体" w:hint="eastAsia"/>
+          <w:lang w:eastAsia="zh-CN"/>
         </w:rPr>
         <w:t>分，共</w:t>
       </w:r>
       <w:r>
         <w:rPr>
-          <w:rFonts w:hint="eastAsia"/>
+          <w:rFonts w:eastAsia="黑体" w:hint="eastAsia"/>
+          <w:lang w:eastAsia="zh-CN"/>
         </w:rPr>
         <w:t>2.5</w:t>
       </w:r>
       <w:r>
         <w:rPr>
-          <w:rFonts w:hint="eastAsia"/>
-        </w:rPr>
-        <w:t>分）</w:t>
+          <w:rFonts w:eastAsia="黑体" w:hint="eastAsia"/>
+          <w:lang w:eastAsia="zh-CN"/>
+        </w:rPr>
+        <w:t>分</w:t>
+      </w:r>
+      <w:r>
+        <w:rPr>
+          <w:rFonts w:eastAsia="黑体" w:hint="eastAsia"/>
+          <w:lang w:eastAsia="zh-CN"/>
+        </w:rPr>
+        <w:t>)</w:t>
       </w:r>
     </w:p>
     <w:p>
       <w:pPr>
-        <w:pStyle w:val="ab"/>
+        <w:rPr>
+          <w:lang w:eastAsia="zh-CN"/>
+        </w:rPr>
       </w:pPr>
       <w:r>
         <w:rPr>
-          <w:rFonts w:hint="eastAsia"/>
+          <w:rFonts w:eastAsia="楷体" w:hint="eastAsia"/>
+          <w:lang w:eastAsia="zh-CN"/>
         </w:rPr>
         <w:t>规则：在有效数字运算中，</w:t>
       </w:r>
       <w:r>
         <w:rPr>
-          <w:rFonts w:hint="eastAsia"/>
+          <w:rFonts w:eastAsia="楷体" w:hint="eastAsia"/>
           <w:i/>
           <w:iCs/>
+          <w:lang w:eastAsia="zh-CN"/>
         </w:rPr>
         <w:t>加减法</w:t>
       </w:r>
       <w:r>
         <w:rPr>
-          <w:rFonts w:hint="eastAsia"/>
+          <w:rFonts w:eastAsia="楷体"/>
+          <w:lang w:eastAsia="zh-CN"/>
+        </w:rPr>
+        <w:t xml:space="preserve"> </w:t>
+      </w:r>
+      <w:r>
+        <w:rPr>
+          <w:rFonts w:eastAsia="楷体" w:hint="eastAsia"/>
+          <w:lang w:eastAsia="zh-CN"/>
         </w:rPr>
         <w:t>以小数点后位数最少的数为准，</w:t>
       </w:r>
       <w:r>
         <w:rPr>
-          <w:rFonts w:hint="eastAsia"/>
+          <w:rFonts w:eastAsia="楷体" w:hint="eastAsia"/>
           <w:i/>
           <w:iCs/>
+          <w:lang w:eastAsia="zh-CN"/>
         </w:rPr>
         <w:t>乘除法</w:t>
       </w:r>
       <w:r>
         <w:rPr>
-          <w:rFonts w:hint="eastAsia"/>
+          <w:rFonts w:eastAsia="楷体"/>
+          <w:lang w:eastAsia="zh-CN"/>
+        </w:rPr>
+        <w:t xml:space="preserve"> </w:t>
+      </w:r>
+      <w:r>
+        <w:rPr>
+          <w:rFonts w:eastAsia="楷体" w:hint="eastAsia"/>
+          <w:lang w:eastAsia="zh-CN"/>
         </w:rPr>
         <w:t>以有效数字位数最少的数为准。</w:t>
       </w:r>
     </w:p>
     <w:p>
       <w:pPr>
-        <w:pStyle w:val="FirstParagraph"/>
-        <w:rPr>
-          <w:rFonts w:hint="eastAsia"/>
+        <w:rPr>
+          <w:lang w:eastAsia="zh-CN"/>
         </w:rPr>
       </w:pPr>
       <w:r>
         <w:rPr>
-          <w:rFonts w:hint="eastAsia"/>
-        </w:rPr>
-        <w:t>这里题目说“按有效数字规则计算”，鄙人猜测对于每一步我们应该遵守上面规则，先计算有效数字。</w:t>
+          <w:rFonts w:eastAsia="楷体" w:hint="eastAsia"/>
+          <w:lang w:eastAsia="zh-CN"/>
+        </w:rPr>
+        <w:t>以下是每题的详细解答：</w:t>
       </w:r>
     </w:p>
     <w:p>
-      <w:pPr>
-        <w:pStyle w:val="a0"/>
-      </w:pPr>
-    </w:p>
-    <w:p>
-      <w:pPr>
-        <w:pStyle w:val="a0"/>
-      </w:pPr>
       <m:oMathPara>
         <m:oMathParaPr>
           <m:jc m:val="center"/>
@@ -226,39 +288,44 @@
     </w:p>
     <w:p>
       <w:pPr>
-        <w:pStyle w:val="a0"/>
-        <w:rPr>
-          <w:rFonts w:hint="eastAsia"/>
+        <w:rPr>
+          <w:lang w:eastAsia="zh-CN"/>
         </w:rPr>
       </w:pPr>
+      <w:r>
+        <w:rPr>
+          <w:rFonts w:eastAsia="楷体"/>
+          <w:lang w:eastAsia="zh-CN"/>
+        </w:rPr>
+        <w:t xml:space="preserve">        </w:t>
+      </w:r>
+      <w:r>
+        <w:rPr>
+          <w:rFonts w:eastAsia="楷体" w:hint="eastAsia"/>
+          <w:b/>
+          <w:bCs/>
+          <w:lang w:eastAsia="zh-CN"/>
+        </w:rPr>
+        <w:t>解</w:t>
+      </w:r>
+      <w:r>
+        <w:rPr>
+          <w:rFonts w:eastAsia="楷体" w:hint="eastAsia"/>
+          <w:lang w:eastAsia="zh-CN"/>
+        </w:rPr>
+        <w:t>：</w:t>
+      </w:r>
     </w:p>
     <w:p>
       <w:pPr>
-        <w:numPr>
-          <w:ilvl w:val="0"/>
-          <w:numId w:val="1"/>
-        </w:numPr>
+        <w:rPr>
+          <w:lang w:eastAsia="zh-CN"/>
+        </w:rPr>
       </w:pPr>
       <w:r>
         <w:rPr>
-          <w:rFonts w:hint="eastAsia"/>
-          <w:b/>
-          <w:bCs/>
-        </w:rPr>
-        <w:t>解</w:t>
-      </w:r>
-      <w:r>
-        <w:rPr>
-          <w:rFonts w:hint="eastAsia"/>
-        </w:rPr>
-        <w:t>：</w:t>
-      </w:r>
-      <w:r>
-        <w:br/>
-      </w:r>
-      <w:r>
-        <w:rPr>
-          <w:rFonts w:hint="eastAsia"/>
+          <w:rFonts w:eastAsia="楷体" w:hint="eastAsia"/>
+          <w:lang w:eastAsia="zh-CN"/>
         </w:rPr>
         <w:t>分子：</w:t>
       </w:r>
@@ -266,6 +333,7 @@
         <m:r>
           <w:rPr>
             <w:rFonts w:ascii="Cambria Math" w:hAnsi="Cambria Math"/>
+            <w:lang w:eastAsia="zh-CN"/>
           </w:rPr>
           <m:t>90.55</m:t>
         </m:r>
@@ -275,12 +343,14 @@
           </m:rPr>
           <w:rPr>
             <w:rFonts w:ascii="Cambria Math" w:hAnsi="Cambria Math"/>
+            <w:lang w:eastAsia="zh-CN"/>
           </w:rPr>
           <m:t>-</m:t>
         </m:r>
         <m:r>
           <w:rPr>
             <w:rFonts w:ascii="Cambria Math" w:hAnsi="Cambria Math"/>
+            <w:lang w:eastAsia="zh-CN"/>
           </w:rPr>
           <m:t>8.1</m:t>
         </m:r>
@@ -290,12 +360,14 @@
           </m:rPr>
           <w:rPr>
             <w:rFonts w:ascii="Cambria Math" w:hAnsi="Cambria Math"/>
+            <w:lang w:eastAsia="zh-CN"/>
           </w:rPr>
           <m:t>-</m:t>
         </m:r>
         <m:r>
           <w:rPr>
             <w:rFonts w:ascii="Cambria Math" w:hAnsi="Cambria Math"/>
+            <w:lang w:eastAsia="zh-CN"/>
           </w:rPr>
           <m:t>31.218</m:t>
         </m:r>
@@ -305,51 +377,89 @@
           </m:rPr>
           <w:rPr>
             <w:rFonts w:ascii="Cambria Math" w:hAnsi="Cambria Math"/>
+            <w:lang w:eastAsia="zh-CN"/>
           </w:rPr>
           <m:t>=</m:t>
         </m:r>
         <m:r>
           <w:rPr>
             <w:rFonts w:ascii="Cambria Math" w:hAnsi="Cambria Math"/>
+            <w:lang w:eastAsia="zh-CN"/>
           </w:rPr>
           <m:t>51.232</m:t>
         </m:r>
       </m:oMath>
       <w:r>
         <w:rPr>
-          <w:rFonts w:hint="eastAsia"/>
+          <w:rFonts w:eastAsia="楷体" w:hint="eastAsia"/>
+          <w:lang w:eastAsia="zh-CN"/>
         </w:rPr>
         <w:t>。根据加减法规则（以小数位最少的</w:t>
       </w:r>
       <w:r>
-        <w:t xml:space="preserve"> 8.1 </w:t>
-      </w:r>
-      <w:r>
-        <w:rPr>
-          <w:rFonts w:hint="eastAsia"/>
-        </w:rPr>
-        <w:t>为准），分子应修约为</w:t>
-      </w:r>
-      <w:r>
+        <w:rPr>
+          <w:rFonts w:eastAsia="楷体"/>
+          <w:lang w:eastAsia="zh-CN"/>
+        </w:rPr>
         <w:t xml:space="preserve"> </w:t>
       </w:r>
       <m:oMath>
         <m:r>
           <w:rPr>
             <w:rFonts w:ascii="Cambria Math" w:hAnsi="Cambria Math"/>
+            <w:lang w:eastAsia="zh-CN"/>
+          </w:rPr>
+          <m:t>8.1</m:t>
+        </m:r>
+      </m:oMath>
+      <w:r>
+        <w:rPr>
+          <w:rFonts w:eastAsia="楷体"/>
+          <w:lang w:eastAsia="zh-CN"/>
+        </w:rPr>
+        <w:t xml:space="preserve"> </w:t>
+      </w:r>
+      <w:r>
+        <w:rPr>
+          <w:rFonts w:eastAsia="楷体" w:hint="eastAsia"/>
+          <w:lang w:eastAsia="zh-CN"/>
+        </w:rPr>
+        <w:t>为准），分子应修约为</w:t>
+      </w:r>
+      <w:r>
+        <w:rPr>
+          <w:rFonts w:eastAsia="楷体"/>
+          <w:lang w:eastAsia="zh-CN"/>
+        </w:rPr>
+        <w:t xml:space="preserve"> </w:t>
+      </w:r>
+      <m:oMath>
+        <m:r>
+          <w:rPr>
+            <w:rFonts w:ascii="Cambria Math" w:hAnsi="Cambria Math"/>
+            <w:lang w:eastAsia="zh-CN"/>
           </w:rPr>
           <m:t>51.2</m:t>
         </m:r>
       </m:oMath>
       <w:r>
+        <w:rPr>
+          <w:rFonts w:eastAsia="楷体"/>
+          <w:lang w:eastAsia="zh-CN"/>
+        </w:rPr>
         <w:t>。</w:t>
       </w:r>
-      <w:r>
-        <w:br/>
-      </w:r>
-      <w:r>
-        <w:rPr>
-          <w:rFonts w:hint="eastAsia"/>
+    </w:p>
+    <w:p>
+      <w:pPr>
+        <w:rPr>
+          <w:lang w:eastAsia="zh-CN"/>
+        </w:rPr>
+      </w:pPr>
+      <w:r>
+        <w:rPr>
+          <w:rFonts w:eastAsia="楷体" w:hint="eastAsia"/>
+          <w:lang w:eastAsia="zh-CN"/>
         </w:rPr>
         <w:t>分母：</w:t>
       </w:r>
@@ -357,6 +467,7 @@
         <m:r>
           <w:rPr>
             <w:rFonts w:ascii="Cambria Math" w:hAnsi="Cambria Math"/>
+            <w:lang w:eastAsia="zh-CN"/>
           </w:rPr>
           <m:t>2.0</m:t>
         </m:r>
@@ -366,6 +477,7 @@
           </m:rPr>
           <w:rPr>
             <w:rFonts w:ascii="Cambria Math" w:hAnsi="Cambria Math"/>
+            <w:lang w:eastAsia="zh-CN"/>
           </w:rPr>
           <m:t>×</m:t>
         </m:r>
@@ -381,6 +493,7 @@
             <m:r>
               <w:rPr>
                 <w:rFonts w:ascii="Cambria Math" w:hAnsi="Cambria Math"/>
+                <w:lang w:eastAsia="zh-CN"/>
               </w:rPr>
               <m:t>2.001</m:t>
             </m:r>
@@ -389,6 +502,7 @@
             <m:r>
               <w:rPr>
                 <w:rFonts w:ascii="Cambria Math" w:hAnsi="Cambria Math"/>
+                <w:lang w:eastAsia="zh-CN"/>
               </w:rPr>
               <m:t>2</m:t>
             </m:r>
@@ -400,12 +514,14 @@
           </m:rPr>
           <w:rPr>
             <w:rFonts w:ascii="Cambria Math" w:hAnsi="Cambria Math"/>
+            <w:lang w:eastAsia="zh-CN"/>
           </w:rPr>
           <m:t>×</m:t>
         </m:r>
         <m:r>
           <w:rPr>
             <w:rFonts w:ascii="Cambria Math" w:hAnsi="Cambria Math"/>
+            <w:lang w:eastAsia="zh-CN"/>
           </w:rPr>
           <m:t>π</m:t>
         </m:r>
@@ -415,63 +531,89 @@
           </m:rPr>
           <w:rPr>
             <w:rFonts w:ascii="Cambria Math" w:hAnsi="Cambria Math"/>
+            <w:lang w:eastAsia="zh-CN"/>
           </w:rPr>
           <m:t>=</m:t>
         </m:r>
         <m:r>
           <w:rPr>
             <w:rFonts w:ascii="Cambria Math" w:hAnsi="Cambria Math"/>
+            <w:lang w:eastAsia="zh-CN"/>
           </w:rPr>
           <m:t>25.157880</m:t>
         </m:r>
       </m:oMath>
       <w:r>
         <w:rPr>
-          <w:rFonts w:hint="eastAsia"/>
-        </w:rPr>
-        <w:t>。根据乘除法规则（以有效数字位数</w:t>
-      </w:r>
-      <w:r>
-        <w:rPr>
-          <w:rFonts w:hint="eastAsia"/>
-        </w:rPr>
-        <w:t xml:space="preserve">                         </w:t>
-      </w:r>
-      <w:r>
-        <w:rPr>
-          <w:rFonts w:hint="eastAsia"/>
-        </w:rPr>
-        <w:t>最少的</w:t>
-      </w:r>
-      <w:r>
-        <w:t xml:space="preserve"> 2.0 </w:t>
-      </w:r>
-      <w:r>
-        <w:rPr>
-          <w:rFonts w:hint="eastAsia"/>
-        </w:rPr>
-        <w:t>为准），分母应修约为</w:t>
-      </w:r>
-      <w:r>
+          <w:rFonts w:eastAsia="楷体" w:hint="eastAsia"/>
+          <w:lang w:eastAsia="zh-CN"/>
+        </w:rPr>
+        <w:t>。根据乘除法规则（以有效数字位数最少的</w:t>
+      </w:r>
+      <w:r>
+        <w:rPr>
+          <w:rFonts w:eastAsia="楷体"/>
+          <w:lang w:eastAsia="zh-CN"/>
+        </w:rPr>
         <w:t xml:space="preserve"> </w:t>
       </w:r>
       <m:oMath>
         <m:r>
           <w:rPr>
             <w:rFonts w:ascii="Cambria Math" w:hAnsi="Cambria Math"/>
+            <w:lang w:eastAsia="zh-CN"/>
+          </w:rPr>
+          <m:t>2.0</m:t>
+        </m:r>
+      </m:oMath>
+      <w:r>
+        <w:rPr>
+          <w:rFonts w:eastAsia="楷体"/>
+          <w:lang w:eastAsia="zh-CN"/>
+        </w:rPr>
+        <w:t xml:space="preserve"> </w:t>
+      </w:r>
+      <w:r>
+        <w:rPr>
+          <w:rFonts w:eastAsia="楷体" w:hint="eastAsia"/>
+          <w:lang w:eastAsia="zh-CN"/>
+        </w:rPr>
+        <w:t>为准），分母应修约为</w:t>
+      </w:r>
+      <w:r>
+        <w:rPr>
+          <w:rFonts w:eastAsia="楷体"/>
+          <w:lang w:eastAsia="zh-CN"/>
+        </w:rPr>
+        <w:t xml:space="preserve"> </w:t>
+      </w:r>
+      <m:oMath>
+        <m:r>
+          <w:rPr>
+            <w:rFonts w:ascii="Cambria Math" w:hAnsi="Cambria Math"/>
+            <w:lang w:eastAsia="zh-CN"/>
           </w:rPr>
           <m:t>25</m:t>
         </m:r>
       </m:oMath>
       <w:r>
+        <w:rPr>
+          <w:rFonts w:eastAsia="楷体"/>
+          <w:lang w:eastAsia="zh-CN"/>
+        </w:rPr>
         <w:t>。</w:t>
       </w:r>
-      <w:r>
-        <w:br/>
-      </w:r>
-      <w:r>
-        <w:rPr>
-          <w:rFonts w:hint="eastAsia"/>
+    </w:p>
+    <w:p>
+      <w:pPr>
+        <w:rPr>
+          <w:lang w:eastAsia="zh-CN"/>
+        </w:rPr>
+      </w:pPr>
+      <w:r>
+        <w:rPr>
+          <w:rFonts w:eastAsia="楷体" w:hint="eastAsia"/>
+          <w:lang w:eastAsia="zh-CN"/>
         </w:rPr>
         <w:t>除法：</w:t>
       </w:r>
@@ -479,6 +621,7 @@
         <m:r>
           <w:rPr>
             <w:rFonts w:ascii="Cambria Math" w:hAnsi="Cambria Math"/>
+            <w:lang w:eastAsia="zh-CN"/>
           </w:rPr>
           <m:t>51.2</m:t>
         </m:r>
@@ -488,12 +631,14 @@
           </m:rPr>
           <w:rPr>
             <w:rFonts w:ascii="Cambria Math" w:hAnsi="Cambria Math"/>
+            <w:lang w:eastAsia="zh-CN"/>
           </w:rPr>
           <m:t>/</m:t>
         </m:r>
         <m:r>
           <w:rPr>
             <w:rFonts w:ascii="Cambria Math" w:hAnsi="Cambria Math"/>
+            <w:lang w:eastAsia="zh-CN"/>
           </w:rPr>
           <m:t>25</m:t>
         </m:r>
@@ -503,48 +648,66 @@
           </m:rPr>
           <w:rPr>
             <w:rFonts w:ascii="Cambria Math" w:hAnsi="Cambria Math"/>
+            <w:lang w:eastAsia="zh-CN"/>
           </w:rPr>
           <m:t>=</m:t>
         </m:r>
         <m:r>
           <w:rPr>
             <w:rFonts w:ascii="Cambria Math" w:hAnsi="Cambria Math"/>
+            <w:lang w:eastAsia="zh-CN"/>
           </w:rPr>
           <m:t>2.048</m:t>
         </m:r>
       </m:oMath>
       <w:r>
         <w:rPr>
-          <w:rFonts w:hint="eastAsia"/>
-        </w:rPr>
-        <w:t>，修约为两位有效数字得</w:t>
-      </w:r>
-      <w:r>
+          <w:rFonts w:eastAsia="楷体" w:hint="eastAsia"/>
+          <w:lang w:eastAsia="zh-CN"/>
+        </w:rPr>
+        <w:t>，</w:t>
+      </w:r>
+      <w:proofErr w:type="gramStart"/>
+      <w:r>
+        <w:rPr>
+          <w:rFonts w:eastAsia="楷体" w:hint="eastAsia"/>
+          <w:lang w:eastAsia="zh-CN"/>
+        </w:rPr>
+        <w:t>修约为</w:t>
+      </w:r>
+      <w:proofErr w:type="gramEnd"/>
+      <w:r>
+        <w:rPr>
+          <w:rFonts w:eastAsia="楷体" w:hint="eastAsia"/>
+          <w:lang w:eastAsia="zh-CN"/>
+        </w:rPr>
+        <w:t>两位有效数字得</w:t>
+      </w:r>
+      <w:r>
+        <w:rPr>
+          <w:rFonts w:eastAsia="楷体"/>
+          <w:lang w:eastAsia="zh-CN"/>
+        </w:rPr>
         <w:t xml:space="preserve"> </w:t>
       </w:r>
       <w:r>
         <w:rPr>
+          <w:rFonts w:eastAsia="楷体"/>
           <w:b/>
           <w:bCs/>
+          <w:lang w:eastAsia="zh-CN"/>
         </w:rPr>
         <w:t>2.1</w:t>
       </w:r>
       <w:r>
+        <w:rPr>
+          <w:rFonts w:eastAsia="楷体"/>
+          <w:lang w:eastAsia="zh-CN"/>
+        </w:rPr>
         <w:t>。</w:t>
       </w:r>
     </w:p>
     <w:p>
-      <w:pPr>
-        <w:numPr>
-          <w:ilvl w:val="0"/>
-          <w:numId w:val="1"/>
-        </w:numPr>
-      </w:pPr>
-    </w:p>
-    <w:p>
-      <w:pPr>
-        <w:pStyle w:val="a0"/>
-      </w:pPr>
       <m:oMathPara>
         <m:oMathParaPr>
           <m:jc m:val="center"/>
@@ -658,39 +821,44 @@
     </w:p>
     <w:p>
       <w:pPr>
-        <w:pStyle w:val="a0"/>
-        <w:rPr>
-          <w:rFonts w:hint="eastAsia"/>
+        <w:rPr>
+          <w:lang w:eastAsia="zh-CN"/>
         </w:rPr>
       </w:pPr>
+      <w:r>
+        <w:rPr>
+          <w:rFonts w:eastAsia="楷体"/>
+          <w:lang w:eastAsia="zh-CN"/>
+        </w:rPr>
+        <w:t xml:space="preserve">        </w:t>
+      </w:r>
+      <w:r>
+        <w:rPr>
+          <w:rFonts w:eastAsia="楷体" w:hint="eastAsia"/>
+          <w:b/>
+          <w:bCs/>
+          <w:lang w:eastAsia="zh-CN"/>
+        </w:rPr>
+        <w:t>解</w:t>
+      </w:r>
+      <w:r>
+        <w:rPr>
+          <w:rFonts w:eastAsia="楷体" w:hint="eastAsia"/>
+          <w:lang w:eastAsia="zh-CN"/>
+        </w:rPr>
+        <w:t>：</w:t>
+      </w:r>
     </w:p>
     <w:p>
       <w:pPr>
-        <w:numPr>
-          <w:ilvl w:val="0"/>
-          <w:numId w:val="1"/>
-        </w:numPr>
+        <w:rPr>
+          <w:lang w:eastAsia="zh-CN"/>
+        </w:rPr>
       </w:pPr>
       <w:r>
         <w:rPr>
-          <w:rFonts w:hint="eastAsia"/>
-          <w:b/>
-          <w:bCs/>
-        </w:rPr>
-        <w:t>解</w:t>
-      </w:r>
-      <w:r>
-        <w:rPr>
-          <w:rFonts w:hint="eastAsia"/>
-        </w:rPr>
-        <w:t>：</w:t>
-      </w:r>
-      <w:r>
-        <w:br/>
-      </w:r>
-      <w:r>
-        <w:rPr>
-          <w:rFonts w:hint="eastAsia"/>
+          <w:rFonts w:eastAsia="楷体" w:hint="eastAsia"/>
+          <w:lang w:eastAsia="zh-CN"/>
         </w:rPr>
         <w:t>分子：</w:t>
       </w:r>
@@ -698,6 +866,7 @@
         <m:r>
           <w:rPr>
             <w:rFonts w:ascii="Cambria Math" w:hAnsi="Cambria Math"/>
+            <w:lang w:eastAsia="zh-CN"/>
           </w:rPr>
           <m:t>91.2</m:t>
         </m:r>
@@ -707,12 +876,14 @@
           </m:rPr>
           <w:rPr>
             <w:rFonts w:ascii="Cambria Math" w:hAnsi="Cambria Math"/>
+            <w:lang w:eastAsia="zh-CN"/>
           </w:rPr>
           <m:t>×</m:t>
         </m:r>
         <m:r>
           <w:rPr>
             <w:rFonts w:ascii="Cambria Math" w:hAnsi="Cambria Math"/>
+            <w:lang w:eastAsia="zh-CN"/>
           </w:rPr>
           <m:t>1.45</m:t>
         </m:r>
@@ -722,42 +893,75 @@
           </m:rPr>
           <w:rPr>
             <w:rFonts w:ascii="Cambria Math" w:hAnsi="Cambria Math"/>
+            <w:lang w:eastAsia="zh-CN"/>
           </w:rPr>
           <m:t>=</m:t>
         </m:r>
         <m:r>
           <w:rPr>
             <w:rFonts w:ascii="Cambria Math" w:hAnsi="Cambria Math"/>
+            <w:lang w:eastAsia="zh-CN"/>
           </w:rPr>
           <m:t>132.240</m:t>
         </m:r>
       </m:oMath>
       <w:r>
         <w:rPr>
-          <w:rFonts w:hint="eastAsia"/>
-        </w:rPr>
-        <w:t>，修约为三位有效数字得</w:t>
-      </w:r>
-      <w:r>
+          <w:rFonts w:eastAsia="楷体" w:hint="eastAsia"/>
+          <w:lang w:eastAsia="zh-CN"/>
+        </w:rPr>
+        <w:t>，</w:t>
+      </w:r>
+      <w:proofErr w:type="gramStart"/>
+      <w:r>
+        <w:rPr>
+          <w:rFonts w:eastAsia="楷体" w:hint="eastAsia"/>
+          <w:lang w:eastAsia="zh-CN"/>
+        </w:rPr>
+        <w:t>修约为</w:t>
+      </w:r>
+      <w:proofErr w:type="gramEnd"/>
+      <w:r>
+        <w:rPr>
+          <w:rFonts w:eastAsia="楷体" w:hint="eastAsia"/>
+          <w:lang w:eastAsia="zh-CN"/>
+        </w:rPr>
+        <w:t>三位有效数字得</w:t>
+      </w:r>
+      <w:r>
+        <w:rPr>
+          <w:rFonts w:eastAsia="楷体"/>
+          <w:lang w:eastAsia="zh-CN"/>
+        </w:rPr>
         <w:t xml:space="preserve"> </w:t>
       </w:r>
       <m:oMath>
         <m:r>
           <w:rPr>
             <w:rFonts w:ascii="Cambria Math" w:hAnsi="Cambria Math"/>
+            <w:lang w:eastAsia="zh-CN"/>
           </w:rPr>
           <m:t>132</m:t>
         </m:r>
       </m:oMath>
       <w:r>
+        <w:rPr>
+          <w:rFonts w:eastAsia="楷体"/>
+          <w:lang w:eastAsia="zh-CN"/>
+        </w:rPr>
         <w:t>。</w:t>
       </w:r>
-      <w:r>
-        <w:br/>
-      </w:r>
-      <w:r>
-        <w:rPr>
-          <w:rFonts w:hint="eastAsia"/>
+    </w:p>
+    <w:p>
+      <w:pPr>
+        <w:rPr>
+          <w:lang w:eastAsia="zh-CN"/>
+        </w:rPr>
+      </w:pPr>
+      <w:r>
+        <w:rPr>
+          <w:rFonts w:eastAsia="楷体" w:hint="eastAsia"/>
+          <w:lang w:eastAsia="zh-CN"/>
         </w:rPr>
         <w:t>分母：</w:t>
       </w:r>
@@ -765,6 +969,7 @@
         <m:r>
           <w:rPr>
             <w:rFonts w:ascii="Cambria Math" w:hAnsi="Cambria Math"/>
+            <w:lang w:eastAsia="zh-CN"/>
           </w:rPr>
           <m:t>103</m:t>
         </m:r>
@@ -774,12 +979,14 @@
           </m:rPr>
           <w:rPr>
             <w:rFonts w:ascii="Cambria Math" w:hAnsi="Cambria Math"/>
+            <w:lang w:eastAsia="zh-CN"/>
           </w:rPr>
           <m:t>-</m:t>
         </m:r>
         <m:r>
           <w:rPr>
             <w:rFonts w:ascii="Cambria Math" w:hAnsi="Cambria Math"/>
+            <w:lang w:eastAsia="zh-CN"/>
           </w:rPr>
           <m:t>3.0</m:t>
         </m:r>
@@ -789,36 +996,45 @@
           </m:rPr>
           <w:rPr>
             <w:rFonts w:ascii="Cambria Math" w:hAnsi="Cambria Math"/>
+            <w:lang w:eastAsia="zh-CN"/>
           </w:rPr>
           <m:t>=</m:t>
         </m:r>
         <m:r>
           <w:rPr>
             <w:rFonts w:ascii="Cambria Math" w:hAnsi="Cambria Math"/>
+            <w:lang w:eastAsia="zh-CN"/>
           </w:rPr>
           <m:t>100.0</m:t>
         </m:r>
       </m:oMath>
       <w:r>
         <w:rPr>
-          <w:rFonts w:hint="eastAsia"/>
+          <w:rFonts w:eastAsia="楷体" w:hint="eastAsia"/>
+          <w:lang w:eastAsia="zh-CN"/>
         </w:rPr>
         <w:t>，修约得</w:t>
       </w:r>
       <w:r>
+        <w:rPr>
+          <w:rFonts w:eastAsia="楷体"/>
+          <w:lang w:eastAsia="zh-CN"/>
+        </w:rPr>
         <w:t xml:space="preserve"> </w:t>
       </w:r>
       <m:oMath>
         <m:r>
           <w:rPr>
             <w:rFonts w:ascii="Cambria Math" w:hAnsi="Cambria Math"/>
+            <w:lang w:eastAsia="zh-CN"/>
           </w:rPr>
           <m:t>100</m:t>
         </m:r>
       </m:oMath>
       <w:r>
         <w:rPr>
-          <w:rFonts w:hint="eastAsia"/>
+          <w:rFonts w:eastAsia="楷体" w:hint="eastAsia"/>
+          <w:lang w:eastAsia="zh-CN"/>
         </w:rPr>
         <w:t>；</w:t>
       </w:r>
@@ -826,6 +1042,7 @@
         <m:r>
           <w:rPr>
             <w:rFonts w:ascii="Cambria Math" w:hAnsi="Cambria Math"/>
+            <w:lang w:eastAsia="zh-CN"/>
           </w:rPr>
           <m:t>1.00</m:t>
         </m:r>
@@ -835,12 +1052,14 @@
           </m:rPr>
           <w:rPr>
             <w:rFonts w:ascii="Cambria Math" w:hAnsi="Cambria Math"/>
+            <w:lang w:eastAsia="zh-CN"/>
           </w:rPr>
           <m:t>+</m:t>
         </m:r>
         <m:r>
           <w:rPr>
             <w:rFonts w:ascii="Cambria Math" w:hAnsi="Cambria Math"/>
+            <w:lang w:eastAsia="zh-CN"/>
           </w:rPr>
           <m:t>0.001</m:t>
         </m:r>
@@ -850,52 +1069,69 @@
           </m:rPr>
           <w:rPr>
             <w:rFonts w:ascii="Cambria Math" w:hAnsi="Cambria Math"/>
+            <w:lang w:eastAsia="zh-CN"/>
           </w:rPr>
           <m:t>=</m:t>
         </m:r>
         <m:r>
           <w:rPr>
             <w:rFonts w:ascii="Cambria Math" w:hAnsi="Cambria Math"/>
+            <w:lang w:eastAsia="zh-CN"/>
           </w:rPr>
           <m:t>1.001</m:t>
         </m:r>
       </m:oMath>
       <w:r>
         <w:rPr>
-          <w:rFonts w:hint="eastAsia"/>
-        </w:rPr>
-        <w:t>，修约为两位小数得</w:t>
-      </w:r>
-      <w:r>
+          <w:rFonts w:eastAsia="楷体" w:hint="eastAsia"/>
+          <w:lang w:eastAsia="zh-CN"/>
+        </w:rPr>
+        <w:t>，</w:t>
+      </w:r>
+      <w:proofErr w:type="gramStart"/>
+      <w:r>
+        <w:rPr>
+          <w:rFonts w:eastAsia="楷体" w:hint="eastAsia"/>
+          <w:lang w:eastAsia="zh-CN"/>
+        </w:rPr>
+        <w:t>修约为</w:t>
+      </w:r>
+      <w:proofErr w:type="gramEnd"/>
+      <w:r>
+        <w:rPr>
+          <w:rFonts w:eastAsia="楷体" w:hint="eastAsia"/>
+          <w:lang w:eastAsia="zh-CN"/>
+        </w:rPr>
+        <w:t>两位小数得</w:t>
+      </w:r>
+      <w:r>
+        <w:rPr>
+          <w:rFonts w:eastAsia="楷体"/>
+          <w:lang w:eastAsia="zh-CN"/>
+        </w:rPr>
         <w:t xml:space="preserve"> </w:t>
       </w:r>
       <m:oMath>
         <m:r>
           <w:rPr>
             <w:rFonts w:ascii="Cambria Math" w:hAnsi="Cambria Math"/>
+            <w:lang w:eastAsia="zh-CN"/>
           </w:rPr>
           <m:t>1.00</m:t>
         </m:r>
       </m:oMath>
       <w:r>
-        <w:t>。</w:t>
-      </w:r>
-      <w:r>
-        <w:t xml:space="preserve"> </w:t>
-      </w:r>
-      <w:r>
-        <w:rPr>
-          <w:rFonts w:hint="eastAsia"/>
-        </w:rPr>
-        <w:t>最后</w:t>
-      </w:r>
-      <w:r>
-        <w:t xml:space="preserve"> </w:t>
+        <w:rPr>
+          <w:rFonts w:eastAsia="楷体" w:hint="eastAsia"/>
+          <w:lang w:eastAsia="zh-CN"/>
+        </w:rPr>
+        <w:t>。最终，</w:t>
       </w:r>
       <m:oMath>
         <m:r>
           <w:rPr>
             <w:rFonts w:ascii="Cambria Math" w:hAnsi="Cambria Math"/>
+            <w:lang w:eastAsia="zh-CN"/>
           </w:rPr>
           <m:t>100</m:t>
         </m:r>
@@ -905,12 +1141,14 @@
           </m:rPr>
           <w:rPr>
             <w:rFonts w:ascii="Cambria Math" w:hAnsi="Cambria Math"/>
+            <w:lang w:eastAsia="zh-CN"/>
           </w:rPr>
           <m:t>×</m:t>
         </m:r>
         <m:r>
           <w:rPr>
             <w:rFonts w:ascii="Cambria Math" w:hAnsi="Cambria Math"/>
+            <w:lang w:eastAsia="zh-CN"/>
           </w:rPr>
           <m:t>1.00</m:t>
         </m:r>
@@ -920,25 +1158,37 @@
           </m:rPr>
           <w:rPr>
             <w:rFonts w:ascii="Cambria Math" w:hAnsi="Cambria Math"/>
+            <w:lang w:eastAsia="zh-CN"/>
           </w:rPr>
           <m:t>=</m:t>
         </m:r>
         <m:r>
           <w:rPr>
             <w:rFonts w:ascii="Cambria Math" w:hAnsi="Cambria Math"/>
+            <w:lang w:eastAsia="zh-CN"/>
           </w:rPr>
           <m:t>100</m:t>
         </m:r>
       </m:oMath>
       <w:r>
+        <w:rPr>
+          <w:rFonts w:eastAsia="楷体"/>
+          <w:lang w:eastAsia="zh-CN"/>
+        </w:rPr>
         <w:t>。</w:t>
       </w:r>
-      <w:r>
-        <w:br/>
-      </w:r>
-      <w:r>
-        <w:rPr>
-          <w:rFonts w:hint="eastAsia"/>
+    </w:p>
+    <w:p>
+      <w:pPr>
+        <w:rPr>
+          <w:rFonts w:eastAsia="楷体"/>
+          <w:lang w:eastAsia="zh-CN"/>
+        </w:rPr>
+      </w:pPr>
+      <w:r>
+        <w:rPr>
+          <w:rFonts w:eastAsia="楷体" w:hint="eastAsia"/>
+          <w:lang w:eastAsia="zh-CN"/>
         </w:rPr>
         <w:t>除法：</w:t>
       </w:r>
@@ -946,6 +1196,7 @@
         <m:r>
           <w:rPr>
             <w:rFonts w:ascii="Cambria Math" w:hAnsi="Cambria Math"/>
+            <w:lang w:eastAsia="zh-CN"/>
           </w:rPr>
           <m:t>132</m:t>
         </m:r>
@@ -955,12 +1206,14 @@
           </m:rPr>
           <w:rPr>
             <w:rFonts w:ascii="Cambria Math" w:hAnsi="Cambria Math"/>
+            <w:lang w:eastAsia="zh-CN"/>
           </w:rPr>
           <m:t>/</m:t>
         </m:r>
         <m:r>
           <w:rPr>
             <w:rFonts w:ascii="Cambria Math" w:hAnsi="Cambria Math"/>
+            <w:lang w:eastAsia="zh-CN"/>
           </w:rPr>
           <m:t>100</m:t>
         </m:r>
@@ -970,49 +1223,60 @@
           </m:rPr>
           <w:rPr>
             <w:rFonts w:ascii="Cambria Math" w:hAnsi="Cambria Math"/>
+            <w:lang w:eastAsia="zh-CN"/>
           </w:rPr>
           <m:t>=</m:t>
         </m:r>
         <m:r>
           <w:rPr>
             <w:rFonts w:ascii="Cambria Math" w:hAnsi="Cambria Math"/>
+            <w:lang w:eastAsia="zh-CN"/>
           </w:rPr>
           <m:t>1.32</m:t>
         </m:r>
       </m:oMath>
       <w:r>
         <w:rPr>
-          <w:rFonts w:hint="eastAsia"/>
+          <w:rFonts w:eastAsia="楷体" w:hint="eastAsia"/>
+          <w:lang w:eastAsia="zh-CN"/>
         </w:rPr>
         <w:t>，结果为</w:t>
       </w:r>
       <w:r>
+        <w:rPr>
+          <w:rFonts w:eastAsia="楷体"/>
+          <w:lang w:eastAsia="zh-CN"/>
+        </w:rPr>
         <w:t xml:space="preserve"> </w:t>
       </w:r>
       <w:r>
         <w:rPr>
+          <w:rFonts w:eastAsia="楷体"/>
           <w:b/>
           <w:bCs/>
+          <w:lang w:eastAsia="zh-CN"/>
         </w:rPr>
         <w:t>1.32</w:t>
       </w:r>
       <w:r>
+        <w:rPr>
+          <w:rFonts w:eastAsia="楷体"/>
+          <w:lang w:eastAsia="zh-CN"/>
+        </w:rPr>
         <w:t>。</w:t>
       </w:r>
     </w:p>
     <w:p>
       <w:pPr>
-        <w:numPr>
-          <w:ilvl w:val="0"/>
-          <w:numId w:val="1"/>
-        </w:numPr>
+        <w:rPr>
+          <w:lang w:eastAsia="zh-CN"/>
+        </w:rPr>
       </w:pPr>
     </w:p>
     <w:p>
       <w:pPr>
-        <w:pStyle w:val="a0"/>
-        <w:rPr>
-          <w:sz w:val="30"/>
+        <w:rPr>
+          <w:sz w:val="24"/>
         </w:rPr>
       </w:pPr>
       <m:oMathPara>
@@ -1025,7 +1289,7 @@
               <m:ctrlPr>
                 <w:rPr>
                   <w:rFonts w:ascii="Cambria Math" w:hAnsi="Cambria Math"/>
-                  <w:sz w:val="30"/>
+                  <w:sz w:val="24"/>
                 </w:rPr>
               </m:ctrlPr>
             </m:sSupPr>
@@ -1033,7 +1297,7 @@
               <m:r>
                 <w:rPr>
                   <w:rFonts w:ascii="Cambria Math" w:hAnsi="Cambria Math"/>
-                  <w:sz w:val="30"/>
+                  <w:sz w:val="24"/>
                 </w:rPr>
                 <m:t>e</m:t>
               </m:r>
@@ -1042,7 +1306,7 @@
               <m:r>
                 <w:rPr>
                   <w:rFonts w:ascii="Cambria Math" w:hAnsi="Cambria Math"/>
-                  <w:sz w:val="30"/>
+                  <w:sz w:val="24"/>
                 </w:rPr>
                 <m:t>3.250</m:t>
               </m:r>
@@ -1053,35 +1317,39 @@
     </w:p>
     <w:p>
       <w:pPr>
-        <w:pStyle w:val="a0"/>
-        <w:rPr>
-          <w:rFonts w:hint="eastAsia"/>
-          <w:sz w:val="30"/>
+        <w:rPr>
+          <w:rFonts w:eastAsia="楷体"/>
+          <w:lang w:eastAsia="zh-CN"/>
         </w:rPr>
       </w:pPr>
-    </w:p>
-    <w:p>
-      <w:pPr>
-        <w:numPr>
-          <w:ilvl w:val="0"/>
-          <w:numId w:val="1"/>
-        </w:numPr>
-      </w:pPr>
-      <w:r>
-        <w:rPr>
-          <w:rFonts w:hint="eastAsia"/>
+      <w:r>
+        <w:rPr>
+          <w:rFonts w:eastAsia="楷体"/>
+          <w:lang w:eastAsia="zh-CN"/>
+        </w:rPr>
+        <w:t xml:space="preserve">        </w:t>
+      </w:r>
+      <w:r>
+        <w:rPr>
+          <w:rFonts w:eastAsia="楷体" w:hint="eastAsia"/>
           <w:b/>
           <w:bCs/>
+          <w:lang w:eastAsia="zh-CN"/>
         </w:rPr>
         <w:t>解</w:t>
       </w:r>
       <w:r>
         <w:rPr>
-          <w:rFonts w:hint="eastAsia"/>
+          <w:rFonts w:eastAsia="楷体" w:hint="eastAsia"/>
+          <w:lang w:eastAsia="zh-CN"/>
         </w:rPr>
         <w:t>：计算得</w:t>
       </w:r>
       <w:r>
+        <w:rPr>
+          <w:rFonts w:eastAsia="楷体"/>
+          <w:lang w:eastAsia="zh-CN"/>
+        </w:rPr>
         <w:t xml:space="preserve"> </w:t>
       </w:r>
       <m:oMath>
@@ -1097,6 +1365,7 @@
             <m:r>
               <w:rPr>
                 <w:rFonts w:ascii="Cambria Math" w:hAnsi="Cambria Math"/>
+                <w:lang w:eastAsia="zh-CN"/>
               </w:rPr>
               <m:t>e</m:t>
             </m:r>
@@ -1105,6 +1374,7 @@
             <m:r>
               <w:rPr>
                 <w:rFonts w:ascii="Cambria Math" w:hAnsi="Cambria Math"/>
+                <w:lang w:eastAsia="zh-CN"/>
               </w:rPr>
               <m:t>3.250</m:t>
             </m:r>
@@ -1116,81 +1386,106 @@
           </m:rPr>
           <w:rPr>
             <w:rFonts w:ascii="Cambria Math" w:hAnsi="Cambria Math"/>
+            <w:lang w:eastAsia="zh-CN"/>
           </w:rPr>
           <m:t>=</m:t>
         </m:r>
         <m:r>
           <w:rPr>
             <w:rFonts w:ascii="Cambria Math" w:hAnsi="Cambria Math"/>
+            <w:lang w:eastAsia="zh-CN"/>
           </w:rPr>
           <m:t>25.790340</m:t>
         </m:r>
       </m:oMath>
       <w:r>
         <w:rPr>
-          <w:rFonts w:hint="eastAsia"/>
-        </w:rPr>
-        <w:t>。根据乘方修约规则，结果修约为</w:t>
-      </w:r>
-      <w:r>
+          <w:rFonts w:eastAsia="楷体" w:hint="eastAsia"/>
+          <w:lang w:eastAsia="zh-CN"/>
+        </w:rPr>
+        <w:t>。根据乘方</w:t>
+      </w:r>
+      <w:proofErr w:type="gramStart"/>
+      <w:r>
+        <w:rPr>
+          <w:rFonts w:eastAsia="楷体" w:hint="eastAsia"/>
+          <w:lang w:eastAsia="zh-CN"/>
+        </w:rPr>
+        <w:t>修约规则</w:t>
+      </w:r>
+      <w:proofErr w:type="gramEnd"/>
+      <w:r>
+        <w:rPr>
+          <w:rFonts w:eastAsia="楷体" w:hint="eastAsia"/>
+          <w:lang w:eastAsia="zh-CN"/>
+        </w:rPr>
+        <w:t>，</w:t>
+      </w:r>
+      <w:proofErr w:type="gramStart"/>
+      <w:r>
+        <w:rPr>
+          <w:rFonts w:eastAsia="楷体" w:hint="eastAsia"/>
+          <w:lang w:eastAsia="zh-CN"/>
+        </w:rPr>
+        <w:t>结果修约为</w:t>
+      </w:r>
+      <w:proofErr w:type="gramEnd"/>
+      <w:r>
+        <w:rPr>
+          <w:rFonts w:eastAsia="楷体"/>
+          <w:lang w:eastAsia="zh-CN"/>
+        </w:rPr>
         <w:t xml:space="preserve"> 4 </w:t>
       </w:r>
       <w:r>
         <w:rPr>
-          <w:rFonts w:hint="eastAsia"/>
-        </w:rPr>
-        <w:t>位有效</w:t>
-      </w:r>
-      <w:r>
-        <w:rPr>
-          <w:rFonts w:hint="eastAsia"/>
-        </w:rPr>
-        <w:t xml:space="preserve">    </w:t>
-      </w:r>
-      <w:r>
-        <w:rPr>
-          <w:rFonts w:hint="eastAsia"/>
-        </w:rPr>
-        <w:t>数字</w:t>
-      </w:r>
-      <w:r>
+          <w:rFonts w:eastAsia="楷体" w:hint="eastAsia"/>
+          <w:lang w:eastAsia="zh-CN"/>
+        </w:rPr>
+        <w:t>位有效数字</w:t>
+      </w:r>
+      <w:r>
+        <w:rPr>
+          <w:rFonts w:eastAsia="楷体"/>
+          <w:lang w:eastAsia="zh-CN"/>
+        </w:rPr>
         <w:t xml:space="preserve"> </w:t>
       </w:r>
       <w:r>
         <w:rPr>
+          <w:rFonts w:eastAsia="楷体"/>
           <w:b/>
           <w:bCs/>
+          <w:lang w:eastAsia="zh-CN"/>
         </w:rPr>
         <w:t>25.79</w:t>
       </w:r>
       <w:r>
+        <w:rPr>
+          <w:rFonts w:eastAsia="楷体"/>
+          <w:lang w:eastAsia="zh-CN"/>
+        </w:rPr>
         <w:t>。</w:t>
       </w:r>
     </w:p>
     <w:p>
       <w:pPr>
-        <w:numPr>
-          <w:ilvl w:val="0"/>
-          <w:numId w:val="1"/>
-        </w:numPr>
+        <w:rPr>
+          <w:lang w:eastAsia="zh-CN"/>
+        </w:rPr>
       </w:pPr>
     </w:p>
     <w:p>
       <w:pPr>
-        <w:pStyle w:val="a0"/>
-        <w:rPr>
-          <w:sz w:val="28"/>
+        <w:rPr>
+          <w:lang w:eastAsia="zh-CN"/>
         </w:rPr>
       </w:pPr>
       <m:oMathPara>
-        <m:oMathParaPr>
-          <m:jc m:val="center"/>
-        </m:oMathParaPr>
         <m:oMath>
           <m:r>
             <w:rPr>
               <w:rFonts w:ascii="Cambria Math" w:hAnsi="Cambria Math"/>
-              <w:sz w:val="28"/>
             </w:rPr>
             <m:t>θ</m:t>
           </m:r>
@@ -1200,7 +1495,6 @@
             </m:rPr>
             <w:rPr>
               <w:rFonts w:ascii="Cambria Math" w:hAnsi="Cambria Math"/>
-              <w:sz w:val="28"/>
             </w:rPr>
             <m:t>=</m:t>
           </m:r>
@@ -1209,7 +1503,6 @@
               <m:ctrlPr>
                 <w:rPr>
                   <w:rFonts w:ascii="Cambria Math" w:hAnsi="Cambria Math"/>
-                  <w:sz w:val="28"/>
                 </w:rPr>
               </m:ctrlPr>
             </m:sSupPr>
@@ -1217,7 +1510,6 @@
               <m:r>
                 <w:rPr>
                   <w:rFonts w:ascii="Cambria Math" w:hAnsi="Cambria Math"/>
-                  <w:sz w:val="28"/>
                 </w:rPr>
                 <m:t>30</m:t>
               </m:r>
@@ -1229,7 +1521,6 @@
                 </m:rPr>
                 <w:rPr>
                   <w:rFonts w:ascii="Cambria Math" w:hAnsi="Cambria Math"/>
-                  <w:sz w:val="28"/>
                 </w:rPr>
                 <m:t>∘</m:t>
               </m:r>
@@ -1240,7 +1531,6 @@
               <m:ctrlPr>
                 <w:rPr>
                   <w:rFonts w:ascii="Cambria Math" w:hAnsi="Cambria Math"/>
-                  <w:sz w:val="28"/>
                 </w:rPr>
               </m:ctrlPr>
             </m:sSupPr>
@@ -1248,7 +1538,6 @@
               <m:r>
                 <w:rPr>
                   <w:rFonts w:ascii="Cambria Math" w:hAnsi="Cambria Math"/>
-                  <w:sz w:val="28"/>
                 </w:rPr>
                 <m:t>45</m:t>
               </m:r>
@@ -1260,7 +1549,6 @@
                 </m:rPr>
                 <w:rPr>
                   <w:rFonts w:ascii="Cambria Math" w:hAnsi="Cambria Math"/>
-                  <w:sz w:val="28"/>
                 </w:rPr>
                 <m:t>'</m:t>
               </m:r>
@@ -1272,7 +1560,6 @@
             </m:rPr>
             <w:rPr>
               <w:rFonts w:ascii="Cambria Math" w:hAnsi="Cambria Math"/>
-              <w:sz w:val="28"/>
             </w:rPr>
             <m:t>±</m:t>
           </m:r>
@@ -1281,7 +1568,6 @@
               <m:ctrlPr>
                 <w:rPr>
                   <w:rFonts w:ascii="Cambria Math" w:hAnsi="Cambria Math"/>
-                  <w:sz w:val="28"/>
                 </w:rPr>
               </m:ctrlPr>
             </m:sSupPr>
@@ -1289,7 +1575,6 @@
               <m:r>
                 <w:rPr>
                   <w:rFonts w:ascii="Cambria Math" w:hAnsi="Cambria Math"/>
-                  <w:sz w:val="28"/>
                 </w:rPr>
                 <m:t>20</m:t>
               </m:r>
@@ -1301,7 +1586,6 @@
                 </m:rPr>
                 <w:rPr>
                   <w:rFonts w:ascii="Cambria Math" w:hAnsi="Cambria Math"/>
-                  <w:sz w:val="28"/>
                 </w:rPr>
                 <m:t>'</m:t>
               </m:r>
@@ -1312,105 +1596,130 @@
     </w:p>
     <w:p>
       <w:pPr>
-        <w:pStyle w:val="a0"/>
-        <w:rPr>
-          <w:rFonts w:hint="eastAsia"/>
-          <w:sz w:val="28"/>
+        <w:rPr>
+          <w:rFonts w:eastAsia="楷体"/>
+          <w:lang w:eastAsia="zh-CN"/>
         </w:rPr>
       </w:pPr>
-    </w:p>
-    <w:p>
-      <w:pPr>
-        <w:numPr>
-          <w:ilvl w:val="0"/>
-          <w:numId w:val="1"/>
-        </w:numPr>
-      </w:pPr>
-      <w:r>
-        <w:rPr>
-          <w:rFonts w:hint="eastAsia"/>
+      <w:r>
+        <w:rPr>
+          <w:rFonts w:eastAsia="楷体"/>
+          <w:lang w:eastAsia="zh-CN"/>
+        </w:rPr>
+        <w:t xml:space="preserve">        </w:t>
+      </w:r>
+      <w:r>
+        <w:rPr>
+          <w:rFonts w:eastAsia="楷体" w:hint="eastAsia"/>
           <w:b/>
           <w:bCs/>
+          <w:lang w:eastAsia="zh-CN"/>
         </w:rPr>
         <w:t>解</w:t>
       </w:r>
       <w:r>
         <w:rPr>
-          <w:rFonts w:hint="eastAsia"/>
+          <w:rFonts w:eastAsia="楷体" w:hint="eastAsia"/>
+          <w:lang w:eastAsia="zh-CN"/>
         </w:rPr>
         <w:t>：注意到由</w:t>
       </w:r>
       <w:r>
+        <w:rPr>
+          <w:rFonts w:eastAsia="楷体"/>
+          <w:lang w:eastAsia="zh-CN"/>
+        </w:rPr>
         <w:t xml:space="preserve"> </w:t>
       </w:r>
       <w:r>
         <w:rPr>
-          <w:rFonts w:hint="eastAsia"/>
+          <w:rFonts w:eastAsia="楷体" w:hint="eastAsia"/>
           <w:i/>
           <w:iCs/>
+          <w:lang w:eastAsia="zh-CN"/>
         </w:rPr>
         <w:t>分</w:t>
       </w:r>
       <w:r>
+        <w:rPr>
+          <w:rFonts w:eastAsia="楷体"/>
+          <w:lang w:eastAsia="zh-CN"/>
+        </w:rPr>
         <w:t xml:space="preserve"> </w:t>
       </w:r>
       <w:r>
         <w:rPr>
-          <w:rFonts w:hint="eastAsia"/>
+          <w:rFonts w:eastAsia="楷体" w:hint="eastAsia"/>
+          <w:lang w:eastAsia="zh-CN"/>
         </w:rPr>
         <w:t>到</w:t>
       </w:r>
       <w:r>
+        <w:rPr>
+          <w:rFonts w:eastAsia="楷体"/>
+          <w:lang w:eastAsia="zh-CN"/>
+        </w:rPr>
         <w:t xml:space="preserve"> </w:t>
       </w:r>
       <w:r>
         <w:rPr>
-          <w:rFonts w:hint="eastAsia"/>
+          <w:rFonts w:eastAsia="楷体" w:hint="eastAsia"/>
           <w:i/>
           <w:iCs/>
+          <w:lang w:eastAsia="zh-CN"/>
         </w:rPr>
         <w:t>度</w:t>
       </w:r>
       <w:r>
+        <w:rPr>
+          <w:rFonts w:eastAsia="楷体"/>
+          <w:lang w:eastAsia="zh-CN"/>
+        </w:rPr>
         <w:t xml:space="preserve"> </w:t>
       </w:r>
       <w:r>
         <w:rPr>
-          <w:rFonts w:hint="eastAsia"/>
+          <w:rFonts w:eastAsia="楷体" w:hint="eastAsia"/>
+          <w:lang w:eastAsia="zh-CN"/>
         </w:rPr>
         <w:t>我们采用的是</w:t>
       </w:r>
       <w:r>
+        <w:rPr>
+          <w:rFonts w:eastAsia="楷体"/>
+          <w:lang w:eastAsia="zh-CN"/>
+        </w:rPr>
         <w:t xml:space="preserve"> </w:t>
       </w:r>
       <m:oMath>
         <m:r>
           <w:rPr>
             <w:rFonts w:ascii="Cambria Math" w:hAnsi="Cambria Math"/>
+            <w:lang w:eastAsia="zh-CN"/>
           </w:rPr>
           <m:t>60</m:t>
         </m:r>
       </m:oMath>
       <w:r>
+        <w:rPr>
+          <w:rFonts w:eastAsia="楷体"/>
+          <w:lang w:eastAsia="zh-CN"/>
+        </w:rPr>
         <w:t xml:space="preserve"> </w:t>
       </w:r>
       <w:r>
         <w:rPr>
-          <w:rFonts w:hint="eastAsia"/>
-        </w:rPr>
-        <w:t>进制</w:t>
-      </w:r>
-      <w:r>
-        <w:rPr>
-          <w:rFonts w:hint="eastAsia"/>
-        </w:rPr>
-        <w:t>,</w:t>
-      </w:r>
-      <w:r>
-        <w:rPr>
-          <w:rFonts w:hint="eastAsia"/>
-        </w:rPr>
-        <w:t>而</w:t>
+          <w:rFonts w:eastAsia="楷体" w:hint="eastAsia"/>
+          <w:lang w:eastAsia="zh-CN"/>
+        </w:rPr>
+        <w:t>进制，而</w:t>
+      </w:r>
+      <w:r>
+        <w:rPr>
+          <w:rFonts w:eastAsia="楷体"/>
+          <w:lang w:eastAsia="zh-CN"/>
+        </w:rPr>
+        <w:t xml:space="preserve"> </w:t>
       </w:r>
       <m:oMath>
         <m:sSup>
@@ -1425,6 +1734,7 @@
             <m:r>
               <w:rPr>
                 <w:rFonts w:ascii="Cambria Math" w:hAnsi="Cambria Math"/>
+                <w:lang w:eastAsia="zh-CN"/>
               </w:rPr>
               <m:t>45</m:t>
             </m:r>
@@ -1436,6 +1746,7 @@
               </m:rPr>
               <w:rPr>
                 <w:rFonts w:ascii="Cambria Math" w:hAnsi="Cambria Math"/>
+                <w:lang w:eastAsia="zh-CN"/>
               </w:rPr>
               <m:t>'</m:t>
             </m:r>
@@ -1444,69 +1755,24 @@
       </m:oMath>
       <w:r>
         <w:rPr>
-          <w:rFonts w:hint="eastAsia"/>
+          <w:rFonts w:eastAsia="楷体"/>
+          <w:lang w:eastAsia="zh-CN"/>
+        </w:rPr>
+        <w:t xml:space="preserve"> </w:t>
+      </w:r>
+      <w:r>
+        <w:rPr>
+          <w:rFonts w:eastAsia="楷体" w:hint="eastAsia"/>
+          <w:lang w:eastAsia="zh-CN"/>
         </w:rPr>
         <w:t>明显超过了一半</w:t>
       </w:r>
-      <m:oMath>
-        <m:r>
-          <m:rPr>
-            <m:sty m:val="p"/>
-          </m:rPr>
-          <w:rPr>
-            <w:rFonts w:ascii="Cambria Math" w:hAnsi="Cambria Math"/>
-          </w:rPr>
-          <m:t>(</m:t>
-        </m:r>
-        <m:sSup>
-          <m:sSupPr>
-            <m:ctrlPr>
-              <w:rPr>
-                <w:rFonts w:ascii="Cambria Math" w:hAnsi="Cambria Math"/>
-              </w:rPr>
-            </m:ctrlPr>
-          </m:sSupPr>
-          <m:e>
-            <m:r>
-              <w:rPr>
-                <w:rFonts w:ascii="Cambria Math" w:hAnsi="Cambria Math"/>
-              </w:rPr>
-              <m:t>0.75</m:t>
-            </m:r>
-          </m:e>
-          <m:sup>
-            <m:r>
-              <m:rPr>
-                <m:sty m:val="p"/>
-              </m:rPr>
-              <w:rPr>
-                <w:rFonts w:ascii="Cambria Math" w:hAnsi="Cambria Math"/>
-              </w:rPr>
-              <m:t>∘</m:t>
-            </m:r>
-          </m:sup>
-        </m:sSup>
-        <m:r>
-          <m:rPr>
-            <m:sty m:val="p"/>
-          </m:rPr>
-          <w:rPr>
-            <w:rFonts w:ascii="Cambria Math" w:hAnsi="Cambria Math"/>
-          </w:rPr>
-          <m:t>)</m:t>
-        </m:r>
-      </m:oMath>
-      <w:r>
-        <w:rPr>
-          <w:rFonts w:hint="eastAsia"/>
-        </w:rPr>
-        <w:t>,</w:t>
-      </w:r>
-      <w:r>
-        <w:rPr>
-          <w:rFonts w:hint="eastAsia"/>
-        </w:rPr>
-        <w:t>又</w:t>
+      <w:r>
+        <w:rPr>
+          <w:rFonts w:eastAsia="楷体"/>
+          <w:lang w:eastAsia="zh-CN"/>
+        </w:rPr>
+        <w:t xml:space="preserve"> </w:t>
       </w:r>
       <m:oMath>
         <m:sSup>
@@ -1521,6 +1787,53 @@
             <m:r>
               <w:rPr>
                 <w:rFonts w:ascii="Cambria Math" w:hAnsi="Cambria Math"/>
+                <w:lang w:eastAsia="zh-CN"/>
+              </w:rPr>
+              <m:t>0.75</m:t>
+            </m:r>
+          </m:e>
+          <m:sup>
+            <m:r>
+              <m:rPr>
+                <m:sty m:val="p"/>
+              </m:rPr>
+              <w:rPr>
+                <w:rFonts w:ascii="Cambria Math" w:hAnsi="Cambria Math"/>
+                <w:lang w:eastAsia="zh-CN"/>
+              </w:rPr>
+              <m:t>∘</m:t>
+            </m:r>
+          </m:sup>
+        </m:sSup>
+      </m:oMath>
+      <w:r>
+        <w:rPr>
+          <w:rFonts w:eastAsia="楷体" w:hint="eastAsia"/>
+          <w:lang w:eastAsia="zh-CN"/>
+        </w:rPr>
+        <w:t>，又</w:t>
+      </w:r>
+      <w:r>
+        <w:rPr>
+          <w:rFonts w:eastAsia="楷体"/>
+          <w:lang w:eastAsia="zh-CN"/>
+        </w:rPr>
+        <w:t xml:space="preserve"> </w:t>
+      </w:r>
+      <m:oMath>
+        <m:sSup>
+          <m:sSupPr>
+            <m:ctrlPr>
+              <w:rPr>
+                <w:rFonts w:ascii="Cambria Math" w:hAnsi="Cambria Math"/>
+              </w:rPr>
+            </m:ctrlPr>
+          </m:sSupPr>
+          <m:e>
+            <m:r>
+              <w:rPr>
+                <w:rFonts w:ascii="Cambria Math" w:hAnsi="Cambria Math"/>
+                <w:lang w:eastAsia="zh-CN"/>
               </w:rPr>
               <m:t>20</m:t>
             </m:r>
@@ -1532,6 +1845,7 @@
               </m:rPr>
               <w:rPr>
                 <w:rFonts w:ascii="Cambria Math" w:hAnsi="Cambria Math"/>
+                <w:lang w:eastAsia="zh-CN"/>
               </w:rPr>
               <m:t>'</m:t>
             </m:r>
@@ -1543,6 +1857,7 @@
           </m:rPr>
           <w:rPr>
             <w:rFonts w:ascii="Cambria Math" w:hAnsi="Cambria Math"/>
+            <w:lang w:eastAsia="zh-CN"/>
           </w:rPr>
           <m:t>≈</m:t>
         </m:r>
@@ -1558,6 +1873,7 @@
             <m:r>
               <w:rPr>
                 <w:rFonts w:ascii="Cambria Math" w:hAnsi="Cambria Math"/>
+                <w:lang w:eastAsia="zh-CN"/>
               </w:rPr>
               <m:t>0.33</m:t>
             </m:r>
@@ -1569,6 +1885,7 @@
               </m:rPr>
               <w:rPr>
                 <w:rFonts w:ascii="Cambria Math" w:hAnsi="Cambria Math"/>
+                <w:lang w:eastAsia="zh-CN"/>
               </w:rPr>
               <m:t>∘</m:t>
             </m:r>
@@ -1577,20 +1894,15 @@
       </m:oMath>
       <w:r>
         <w:rPr>
-          <w:rFonts w:hint="eastAsia"/>
-        </w:rPr>
-        <w:t>,</w:t>
-      </w:r>
-      <w:r>
-        <w:rPr>
-          <w:rFonts w:hint="eastAsia"/>
-        </w:rPr>
-        <w:t>所以最终结果应改正为</w:t>
-      </w:r>
-      <w:r>
-        <w:rPr>
-          <w:b/>
-          <w:bCs/>
+          <w:rFonts w:eastAsia="楷体" w:hint="eastAsia"/>
+          <w:lang w:eastAsia="zh-CN"/>
+        </w:rPr>
+        <w:t>，所以最终结果应改正为</w:t>
+      </w:r>
+      <w:r>
+        <w:rPr>
+          <w:rFonts w:eastAsia="楷体"/>
+          <w:lang w:eastAsia="zh-CN"/>
         </w:rPr>
         <w:t xml:space="preserve"> </w:t>
       </w:r>
@@ -1601,6 +1913,7 @@
           </m:rPr>
           <w:rPr>
             <w:rFonts w:ascii="Cambria Math" w:hAnsi="Cambria Math"/>
+            <w:lang w:eastAsia="zh-CN"/>
           </w:rPr>
           <m:t>(</m:t>
         </m:r>
@@ -1610,6 +1923,7 @@
           </m:rPr>
           <w:rPr>
             <w:rFonts w:ascii="Cambria Math" w:hAnsi="Cambria Math"/>
+            <w:lang w:eastAsia="zh-CN"/>
           </w:rPr>
           <m:t>30.75</m:t>
         </m:r>
@@ -1619,6 +1933,7 @@
           </m:rPr>
           <w:rPr>
             <w:rFonts w:ascii="Cambria Math" w:hAnsi="Cambria Math"/>
+            <w:lang w:eastAsia="zh-CN"/>
           </w:rPr>
           <m:t>±</m:t>
         </m:r>
@@ -1628,6 +1943,7 @@
           </m:rPr>
           <w:rPr>
             <w:rFonts w:ascii="Cambria Math" w:hAnsi="Cambria Math"/>
+            <w:lang w:eastAsia="zh-CN"/>
           </w:rPr>
           <m:t>0.33</m:t>
         </m:r>
@@ -1648,6 +1964,7 @@
               </m:rPr>
               <w:rPr>
                 <w:rFonts w:ascii="Cambria Math" w:hAnsi="Cambria Math"/>
+                <w:lang w:eastAsia="zh-CN"/>
               </w:rPr>
               <m:t>)</m:t>
             </m:r>
@@ -1659,24 +1976,33 @@
               </m:rPr>
               <w:rPr>
                 <w:rFonts w:ascii="Cambria Math" w:hAnsi="Cambria Math"/>
+                <w:lang w:eastAsia="zh-CN"/>
               </w:rPr>
               <m:t>∘</m:t>
             </m:r>
           </m:sup>
         </m:sSup>
       </m:oMath>
+      <w:r>
+        <w:rPr>
+          <w:rFonts w:eastAsia="楷体"/>
+          <w:lang w:eastAsia="zh-CN"/>
+        </w:rPr>
+        <w:t>。</w:t>
+      </w:r>
     </w:p>
     <w:p>
       <w:pPr>
-        <w:numPr>
-          <w:ilvl w:val="0"/>
-          <w:numId w:val="1"/>
-        </w:numPr>
+        <w:rPr>
+          <w:lang w:eastAsia="zh-CN"/>
+        </w:rPr>
       </w:pPr>
     </w:p>
     <w:p>
       <w:pPr>
-        <w:pStyle w:val="a0"/>
+        <w:rPr>
+          <w:lang w:eastAsia="zh-CN"/>
+        </w:rPr>
       </w:pPr>
       <m:oMathPara>
         <m:oMathParaPr>
@@ -1686,6 +2012,7 @@
           <m:r>
             <w:rPr>
               <w:rFonts w:ascii="Cambria Math" w:hAnsi="Cambria Math"/>
+              <w:lang w:eastAsia="zh-CN"/>
             </w:rPr>
             <m:t>m</m:t>
           </m:r>
@@ -1695,12 +2022,14 @@
             </m:rPr>
             <w:rPr>
               <w:rFonts w:ascii="Cambria Math" w:hAnsi="Cambria Math"/>
+              <w:lang w:eastAsia="zh-CN"/>
             </w:rPr>
             <m:t>=(</m:t>
           </m:r>
           <m:r>
             <w:rPr>
               <w:rFonts w:ascii="Cambria Math" w:hAnsi="Cambria Math"/>
+              <w:lang w:eastAsia="zh-CN"/>
             </w:rPr>
             <m:t>201.750</m:t>
           </m:r>
@@ -1710,12 +2039,14 @@
             </m:rPr>
             <w:rPr>
               <w:rFonts w:ascii="Cambria Math" w:hAnsi="Cambria Math"/>
+              <w:lang w:eastAsia="zh-CN"/>
             </w:rPr>
             <m:t>±</m:t>
           </m:r>
           <m:r>
             <w:rPr>
               <w:rFonts w:ascii="Cambria Math" w:hAnsi="Cambria Math"/>
+              <w:lang w:eastAsia="zh-CN"/>
             </w:rPr>
             <m:t>0.001</m:t>
           </m:r>
@@ -1725,12 +2056,14 @@
             </m:rPr>
             <w:rPr>
               <w:rFonts w:ascii="Cambria Math" w:hAnsi="Cambria Math"/>
+              <w:lang w:eastAsia="zh-CN"/>
             </w:rPr>
             <m:t>)</m:t>
           </m:r>
           <m:r>
             <w:rPr>
               <w:rFonts w:ascii="Cambria Math" w:hAnsi="Cambria Math"/>
+              <w:lang w:eastAsia="zh-CN"/>
             </w:rPr>
             <m:t> </m:t>
           </m:r>
@@ -1738,6 +2071,9 @@
             <m:rPr>
               <m:nor/>
             </m:rPr>
+            <w:rPr>
+              <w:lang w:eastAsia="zh-CN"/>
+            </w:rPr>
             <m:t>g</m:t>
           </m:r>
           <m:r>
@@ -1746,12 +2082,14 @@
             </m:rPr>
             <w:rPr>
               <w:rFonts w:ascii="Cambria Math" w:hAnsi="Cambria Math"/>
+              <w:lang w:eastAsia="zh-CN"/>
             </w:rPr>
             <m:t>=</m:t>
           </m:r>
           <m:r>
             <w:rPr>
               <w:rFonts w:ascii="Cambria Math" w:hAnsi="Cambria Math"/>
+              <w:lang w:eastAsia="zh-CN"/>
             </w:rPr>
             <m:t>                     </m:t>
           </m:r>
@@ -1759,6 +2097,9 @@
             <m:rPr>
               <m:nor/>
             </m:rPr>
+            <w:rPr>
+              <w:lang w:eastAsia="zh-CN"/>
+            </w:rPr>
             <m:t>mg</m:t>
           </m:r>
         </m:oMath>
@@ -1766,39 +2107,39 @@
     </w:p>
     <w:p>
       <w:pPr>
-        <w:numPr>
-          <w:ilvl w:val="0"/>
-          <w:numId w:val="1"/>
-        </w:numPr>
+        <w:rPr>
+          <w:lang w:eastAsia="zh-CN"/>
+        </w:rPr>
       </w:pPr>
       <w:r>
-        <w:br/>
-      </w:r>
-      <w:r>
-        <w:rPr>
-          <w:rFonts w:hint="eastAsia"/>
+        <w:rPr>
+          <w:rFonts w:eastAsia="楷体"/>
+          <w:lang w:eastAsia="zh-CN"/>
+        </w:rPr>
+        <w:t xml:space="preserve">        </w:t>
+      </w:r>
+      <w:r>
+        <w:rPr>
+          <w:rFonts w:eastAsia="楷体" w:hint="eastAsia"/>
           <w:b/>
           <w:bCs/>
+          <w:lang w:eastAsia="zh-CN"/>
         </w:rPr>
         <w:t>解</w:t>
       </w:r>
       <w:r>
         <w:rPr>
-          <w:rFonts w:hint="eastAsia"/>
-        </w:rPr>
-        <w:t>：单位换算中有效数字保持不变</w:t>
-      </w:r>
-      <w:r>
-        <w:rPr>
-          <w:rFonts w:hint="eastAsia"/>
-        </w:rPr>
-        <w:t>,</w:t>
-      </w:r>
-      <w:r>
-        <w:rPr>
-          <w:rFonts w:hint="eastAsia"/>
-        </w:rPr>
-        <w:t>所以</w:t>
+          <w:rFonts w:eastAsia="楷体" w:hint="eastAsia"/>
+          <w:lang w:eastAsia="zh-CN"/>
+        </w:rPr>
+        <w:t>：单位换算中有效数字保持不变，所以</w:t>
+      </w:r>
+      <w:r>
+        <w:rPr>
+          <w:rFonts w:eastAsia="楷体"/>
+          <w:lang w:eastAsia="zh-CN"/>
+        </w:rPr>
+        <w:t xml:space="preserve"> </w:t>
       </w:r>
       <m:oMath>
         <m:r>
@@ -1807,12 +2148,14 @@
           </m:rPr>
           <w:rPr>
             <w:rFonts w:ascii="Cambria Math" w:hAnsi="Cambria Math"/>
+            <w:lang w:eastAsia="zh-CN"/>
           </w:rPr>
           <m:t>(</m:t>
         </m:r>
         <m:r>
           <w:rPr>
             <w:rFonts w:ascii="Cambria Math" w:hAnsi="Cambria Math"/>
+            <w:lang w:eastAsia="zh-CN"/>
           </w:rPr>
           <m:t>201.750</m:t>
         </m:r>
@@ -1822,12 +2165,14 @@
           </m:rPr>
           <w:rPr>
             <w:rFonts w:ascii="Cambria Math" w:hAnsi="Cambria Math"/>
+            <w:lang w:eastAsia="zh-CN"/>
           </w:rPr>
           <m:t>±</m:t>
         </m:r>
         <m:r>
           <w:rPr>
             <w:rFonts w:ascii="Cambria Math" w:hAnsi="Cambria Math"/>
+            <w:lang w:eastAsia="zh-CN"/>
           </w:rPr>
           <m:t>0.001</m:t>
         </m:r>
@@ -1837,12 +2182,14 @@
           </m:rPr>
           <w:rPr>
             <w:rFonts w:ascii="Cambria Math" w:hAnsi="Cambria Math"/>
+            <w:lang w:eastAsia="zh-CN"/>
           </w:rPr>
           <m:t>)</m:t>
         </m:r>
         <m:r>
           <w:rPr>
             <w:rFonts w:ascii="Cambria Math" w:hAnsi="Cambria Math"/>
+            <w:lang w:eastAsia="zh-CN"/>
           </w:rPr>
           <m:t> </m:t>
         </m:r>
@@ -1850,6 +2197,9 @@
           <m:rPr>
             <m:nor/>
           </m:rPr>
+          <w:rPr>
+            <w:lang w:eastAsia="zh-CN"/>
+          </w:rPr>
           <m:t>g</m:t>
         </m:r>
         <m:r>
@@ -1858,6 +2208,7 @@
           </m:rPr>
           <w:rPr>
             <w:rFonts w:ascii="Cambria Math" w:hAnsi="Cambria Math"/>
+            <w:lang w:eastAsia="zh-CN"/>
           </w:rPr>
           <m:t>=</m:t>
         </m:r>
@@ -1867,12 +2218,14 @@
           </m:rPr>
           <w:rPr>
             <w:rFonts w:ascii="Cambria Math" w:hAnsi="Cambria Math"/>
+            <w:lang w:eastAsia="zh-CN"/>
           </w:rPr>
           <m:t>(201750±1)</m:t>
         </m:r>
         <m:r>
           <w:rPr>
             <w:rFonts w:ascii="Cambria Math" w:hAnsi="Cambria Math"/>
+            <w:lang w:eastAsia="zh-CN"/>
           </w:rPr>
           <m:t> </m:t>
         </m:r>
@@ -1880,163 +2233,197 @@
           <m:rPr>
             <m:nor/>
           </m:rPr>
+          <w:rPr>
+            <w:lang w:eastAsia="zh-CN"/>
+          </w:rPr>
           <m:t>mg</m:t>
         </m:r>
       </m:oMath>
       <w:r>
+        <w:rPr>
+          <w:rFonts w:eastAsia="楷体"/>
+          <w:lang w:eastAsia="zh-CN"/>
+        </w:rPr>
         <w:t>。</w:t>
       </w:r>
     </w:p>
     <w:p>
-      <w:r>
-        <w:pict w14:anchorId="49B6C92E">
-          <v:rect id="_x0000_i1025" style="width:0;height:1.5pt" o:hralign="center" o:hrstd="t" o:hr="t"/>
-        </w:pict>
-      </w:r>
+      <w:pPr>
+        <w:rPr>
+          <w:lang w:eastAsia="zh-CN"/>
+        </w:rPr>
+      </w:pPr>
     </w:p>
     <w:p>
       <w:pPr>
         <w:pStyle w:val="2"/>
+        <w:rPr>
+          <w:lang w:eastAsia="zh-CN"/>
+        </w:rPr>
       </w:pPr>
       <w:bookmarkStart w:id="2" w:name="二求下列公式的不确定度每题0.5分共2.5分"/>
-      <w:bookmarkEnd w:id="0"/>
+      <w:bookmarkEnd w:id="1"/>
+      <w:r>
+        <w:rPr>
+          <w:rFonts w:eastAsia="黑体" w:hint="eastAsia"/>
+          <w:lang w:eastAsia="zh-CN"/>
+        </w:rPr>
+        <w:t>二、求下列公式的不确定度</w:t>
+      </w:r>
+      <w:r>
+        <w:rPr>
+          <w:rFonts w:eastAsia="黑体" w:hint="eastAsia"/>
+          <w:lang w:eastAsia="zh-CN"/>
+        </w:rPr>
+        <w:t>(</w:t>
+      </w:r>
+      <w:r>
+        <w:rPr>
+          <w:rFonts w:eastAsia="黑体" w:hint="eastAsia"/>
+          <w:lang w:eastAsia="zh-CN"/>
+        </w:rPr>
+        <w:t>每题</w:t>
+      </w:r>
+      <w:r>
+        <w:rPr>
+          <w:rFonts w:eastAsia="黑体" w:hint="eastAsia"/>
+          <w:lang w:eastAsia="zh-CN"/>
+        </w:rPr>
+        <w:t>0.5</w:t>
+      </w:r>
+      <w:r>
+        <w:rPr>
+          <w:rFonts w:eastAsia="黑体" w:hint="eastAsia"/>
+          <w:lang w:eastAsia="zh-CN"/>
+        </w:rPr>
+        <w:t>分，共</w:t>
+      </w:r>
+      <w:r>
+        <w:rPr>
+          <w:rFonts w:eastAsia="黑体" w:hint="eastAsia"/>
+          <w:lang w:eastAsia="zh-CN"/>
+        </w:rPr>
+        <w:t>2.5</w:t>
+      </w:r>
+      <w:r>
+        <w:rPr>
+          <w:rFonts w:eastAsia="黑体" w:hint="eastAsia"/>
+          <w:lang w:eastAsia="zh-CN"/>
+        </w:rPr>
+        <w:t>分</w:t>
+      </w:r>
+      <w:r>
+        <w:rPr>
+          <w:rFonts w:eastAsia="黑体" w:hint="eastAsia"/>
+          <w:lang w:eastAsia="zh-CN"/>
+        </w:rPr>
+        <w:t>)</w:t>
+      </w:r>
     </w:p>
     <w:p>
       <w:pPr>
-        <w:pStyle w:val="2"/>
+        <w:rPr>
+          <w:sz w:val="28"/>
+        </w:rPr>
       </w:pPr>
-      <w:r>
-        <w:rPr>
-          <w:rFonts w:hint="eastAsia"/>
-        </w:rPr>
-        <w:t>二、求下列公式的不确定度（每题</w:t>
-      </w:r>
-      <w:r>
-        <w:rPr>
-          <w:rFonts w:hint="eastAsia"/>
-        </w:rPr>
-        <w:t>0.5</w:t>
-      </w:r>
-      <w:r>
-        <w:rPr>
-          <w:rFonts w:hint="eastAsia"/>
-        </w:rPr>
-        <w:t>分，共</w:t>
-      </w:r>
-      <w:r>
-        <w:rPr>
-          <w:rFonts w:hint="eastAsia"/>
-        </w:rPr>
-        <w:t>2.5</w:t>
-      </w:r>
-      <w:r>
-        <w:rPr>
-          <w:rFonts w:hint="eastAsia"/>
-        </w:rPr>
-        <w:t>分）</w:t>
-      </w:r>
+      <m:oMathPara>
+        <m:oMathParaPr>
+          <m:jc m:val="center"/>
+        </m:oMathParaPr>
+        <m:oMath>
+          <m:r>
+            <w:rPr>
+              <w:rFonts w:ascii="Cambria Math" w:hAnsi="Cambria Math"/>
+              <w:sz w:val="28"/>
+            </w:rPr>
+            <m:t>N</m:t>
+          </m:r>
+          <m:r>
+            <m:rPr>
+              <m:sty m:val="p"/>
+            </m:rPr>
+            <w:rPr>
+              <w:rFonts w:ascii="Cambria Math" w:hAnsi="Cambria Math"/>
+              <w:sz w:val="28"/>
+            </w:rPr>
+            <m:t>=</m:t>
+          </m:r>
+          <m:r>
+            <w:rPr>
+              <w:rFonts w:ascii="Cambria Math" w:hAnsi="Cambria Math"/>
+              <w:sz w:val="28"/>
+            </w:rPr>
+            <m:t>A</m:t>
+          </m:r>
+          <m:r>
+            <m:rPr>
+              <m:sty m:val="p"/>
+            </m:rPr>
+            <w:rPr>
+              <w:rFonts w:ascii="Cambria Math" w:hAnsi="Cambria Math"/>
+              <w:sz w:val="28"/>
+            </w:rPr>
+            <m:t>+</m:t>
+          </m:r>
+          <m:r>
+            <w:rPr>
+              <w:rFonts w:ascii="Cambria Math" w:hAnsi="Cambria Math"/>
+              <w:sz w:val="28"/>
+            </w:rPr>
+            <m:t>2B</m:t>
+          </m:r>
+          <m:r>
+            <m:rPr>
+              <m:sty m:val="p"/>
+            </m:rPr>
+            <w:rPr>
+              <w:rFonts w:ascii="Cambria Math" w:hAnsi="Cambria Math"/>
+              <w:sz w:val="28"/>
+            </w:rPr>
+            <m:t>-</m:t>
+          </m:r>
+          <m:r>
+            <w:rPr>
+              <w:rFonts w:ascii="Cambria Math" w:hAnsi="Cambria Math"/>
+              <w:sz w:val="28"/>
+            </w:rPr>
+            <m:t>5D</m:t>
+          </m:r>
+        </m:oMath>
+      </m:oMathPara>
     </w:p>
     <w:p>
-      <w:pPr>
-        <w:pStyle w:val="a0"/>
-      </w:pPr>
+      <w:r>
+        <w:rPr>
+          <w:rFonts w:eastAsia="楷体"/>
+        </w:rPr>
+        <w:t xml:space="preserve">        </w:t>
+      </w:r>
+      <w:r>
+        <w:rPr>
+          <w:rFonts w:eastAsia="楷体" w:hint="eastAsia"/>
+          <w:b/>
+          <w:bCs/>
+        </w:rPr>
+        <w:t>解</w:t>
+      </w:r>
+      <w:r>
+        <w:rPr>
+          <w:rFonts w:eastAsia="楷体" w:hint="eastAsia"/>
+        </w:rPr>
+        <w:t>：</w:t>
+      </w:r>
     </w:p>
     <w:p>
-      <w:pPr>
-        <w:numPr>
-          <w:ilvl w:val="0"/>
-          <w:numId w:val="3"/>
-        </w:numPr>
-      </w:pPr>
-      <m:oMath>
-        <m:r>
-          <w:rPr>
-            <w:rFonts w:ascii="Cambria Math" w:hAnsi="Cambria Math"/>
-          </w:rPr>
-          <m:t>N</m:t>
-        </m:r>
-        <m:r>
-          <m:rPr>
-            <m:sty m:val="p"/>
-          </m:rPr>
-          <w:rPr>
-            <w:rFonts w:ascii="Cambria Math" w:hAnsi="Cambria Math"/>
-          </w:rPr>
-          <m:t>=</m:t>
-        </m:r>
-        <m:r>
-          <w:rPr>
-            <w:rFonts w:ascii="Cambria Math" w:hAnsi="Cambria Math"/>
-          </w:rPr>
-          <m:t>A</m:t>
-        </m:r>
-        <m:r>
-          <m:rPr>
-            <m:sty m:val="p"/>
-          </m:rPr>
-          <w:rPr>
-            <w:rFonts w:ascii="Cambria Math" w:hAnsi="Cambria Math"/>
-          </w:rPr>
-          <m:t>+</m:t>
-        </m:r>
-        <m:r>
-          <w:rPr>
-            <w:rFonts w:ascii="Cambria Math" w:hAnsi="Cambria Math"/>
-          </w:rPr>
-          <m:t>2B</m:t>
-        </m:r>
-        <m:r>
-          <m:rPr>
-            <m:sty m:val="p"/>
-          </m:rPr>
-          <w:rPr>
-            <w:rFonts w:ascii="Cambria Math" w:hAnsi="Cambria Math"/>
-          </w:rPr>
-          <m:t>-</m:t>
-        </m:r>
-        <m:r>
-          <w:rPr>
-            <w:rFonts w:ascii="Cambria Math" w:hAnsi="Cambria Math"/>
-          </w:rPr>
-          <m:t>5D</m:t>
-        </m:r>
-      </m:oMath>
-      <w:r>
-        <w:t xml:space="preserve"> </w:t>
+      <w:r>
+        <w:rPr>
+          <w:rFonts w:eastAsia="楷体" w:hint="eastAsia"/>
+        </w:rPr>
+        <w:t>根据不确定度公式：</w:t>
       </w:r>
     </w:p>
+    <w:p/>
     <w:p>
-      <w:pPr>
-        <w:ind w:left="720"/>
-      </w:pPr>
-      <w:r>
-        <w:rPr>
-          <w:rFonts w:hint="eastAsia"/>
-          <w:b/>
-          <w:bCs/>
-        </w:rPr>
-        <w:t>解</w:t>
-      </w:r>
-      <w:r>
-        <w:t xml:space="preserve">: </w:t>
-      </w:r>
-      <w:r>
-        <w:rPr>
-          <w:rFonts w:hint="eastAsia"/>
-        </w:rPr>
-        <w:t>根据不确定度公式</w:t>
-      </w:r>
-      <w:r>
-        <w:rPr>
-          <w:rFonts w:hint="eastAsia"/>
-        </w:rPr>
-        <w:t>:</w:t>
-      </w:r>
-    </w:p>
-    <w:p>
-      <w:pPr>
-        <w:pStyle w:val="a0"/>
-      </w:pPr>
       <m:oMathPara>
         <m:oMathParaPr>
           <m:jc m:val="center"/>
@@ -2384,7 +2771,7 @@
                             <w:rPr>
                               <w:rFonts w:ascii="Cambria Math" w:hAnsi="Cambria Math"/>
                             </w:rPr>
-                            <m:t>C</m:t>
+                            <m:t>D</m:t>
                           </m:r>
                         </m:den>
                       </m:f>
@@ -2413,7 +2800,464 @@
                 <w:rPr>
                   <w:rFonts w:ascii="Cambria Math" w:hAnsi="Cambria Math"/>
                 </w:rPr>
-                <m:t>C</m:t>
+                <m:t>D</m:t>
+              </m:r>
+              <m:sSup>
+                <m:sSupPr>
+                  <m:ctrlPr>
+                    <w:rPr>
+                      <w:rFonts w:ascii="Cambria Math" w:hAnsi="Cambria Math"/>
+                    </w:rPr>
+                  </m:ctrlPr>
+                </m:sSupPr>
+                <m:e>
+                  <m:r>
+                    <m:rPr>
+                      <m:sty m:val="p"/>
+                    </m:rPr>
+                    <w:rPr>
+                      <w:rFonts w:ascii="Cambria Math" w:hAnsi="Cambria Math"/>
+                    </w:rPr>
+                    <m:t>)</m:t>
+                  </m:r>
+                </m:e>
+                <m:sup>
+                  <m:r>
+                    <w:rPr>
+                      <w:rFonts w:ascii="Cambria Math" w:hAnsi="Cambria Math"/>
+                    </w:rPr>
+                    <m:t>2</m:t>
+                  </m:r>
+                </m:sup>
+              </m:sSup>
+            </m:e>
+          </m:rad>
+        </m:oMath>
+      </m:oMathPara>
+    </w:p>
+    <w:p>
+      <w:r>
+        <w:rPr>
+          <w:rFonts w:eastAsia="楷体"/>
+        </w:rPr>
+        <w:t xml:space="preserve">        </w:t>
+      </w:r>
+    </w:p>
+    <w:p>
+      <w:r>
+        <w:rPr>
+          <w:rFonts w:eastAsia="楷体" w:hint="eastAsia"/>
+        </w:rPr>
+        <w:t>易知：</w:t>
+      </w:r>
+    </w:p>
+    <w:p/>
+    <w:p>
+      <m:oMathPara>
+        <m:oMathParaPr>
+          <m:jc m:val="center"/>
+        </m:oMathParaPr>
+        <m:oMath>
+          <m:f>
+            <m:fPr>
+              <m:ctrlPr>
+                <w:rPr>
+                  <w:rFonts w:ascii="Cambria Math" w:hAnsi="Cambria Math"/>
+                </w:rPr>
+              </m:ctrlPr>
+            </m:fPr>
+            <m:num>
+              <m:r>
+                <m:rPr>
+                  <m:sty m:val="p"/>
+                </m:rPr>
+                <w:rPr>
+                  <w:rFonts w:ascii="Cambria Math" w:hAnsi="Cambria Math"/>
+                </w:rPr>
+                <m:t>∂</m:t>
+              </m:r>
+              <m:r>
+                <w:rPr>
+                  <w:rFonts w:ascii="Cambria Math" w:hAnsi="Cambria Math"/>
+                </w:rPr>
+                <m:t>N</m:t>
+              </m:r>
+            </m:num>
+            <m:den>
+              <m:r>
+                <m:rPr>
+                  <m:sty m:val="p"/>
+                </m:rPr>
+                <w:rPr>
+                  <w:rFonts w:ascii="Cambria Math" w:hAnsi="Cambria Math"/>
+                </w:rPr>
+                <m:t>∂</m:t>
+              </m:r>
+              <m:r>
+                <w:rPr>
+                  <w:rFonts w:ascii="Cambria Math" w:hAnsi="Cambria Math"/>
+                </w:rPr>
+                <m:t>A</m:t>
+              </m:r>
+            </m:den>
+          </m:f>
+          <m:r>
+            <m:rPr>
+              <m:sty m:val="p"/>
+            </m:rPr>
+            <w:rPr>
+              <w:rFonts w:ascii="Cambria Math" w:hAnsi="Cambria Math"/>
+            </w:rPr>
+            <m:t>=</m:t>
+          </m:r>
+          <m:r>
+            <w:rPr>
+              <w:rFonts w:ascii="Cambria Math" w:hAnsi="Cambria Math"/>
+            </w:rPr>
+            <m:t>1</m:t>
+          </m:r>
+          <m:r>
+            <m:rPr>
+              <m:sty m:val="p"/>
+            </m:rPr>
+            <w:rPr>
+              <w:rFonts w:ascii="Cambria Math" w:hAnsi="Cambria Math"/>
+            </w:rPr>
+            <m:t>,</m:t>
+          </m:r>
+          <m:r>
+            <w:rPr>
+              <w:rFonts w:ascii="Cambria Math" w:hAnsi="Cambria Math"/>
+            </w:rPr>
+            <m:t> </m:t>
+          </m:r>
+          <m:f>
+            <m:fPr>
+              <m:ctrlPr>
+                <w:rPr>
+                  <w:rFonts w:ascii="Cambria Math" w:hAnsi="Cambria Math"/>
+                </w:rPr>
+              </m:ctrlPr>
+            </m:fPr>
+            <m:num>
+              <m:r>
+                <m:rPr>
+                  <m:sty m:val="p"/>
+                </m:rPr>
+                <w:rPr>
+                  <w:rFonts w:ascii="Cambria Math" w:hAnsi="Cambria Math"/>
+                </w:rPr>
+                <m:t>∂</m:t>
+              </m:r>
+              <m:r>
+                <w:rPr>
+                  <w:rFonts w:ascii="Cambria Math" w:hAnsi="Cambria Math"/>
+                </w:rPr>
+                <m:t>N</m:t>
+              </m:r>
+            </m:num>
+            <m:den>
+              <m:r>
+                <m:rPr>
+                  <m:sty m:val="p"/>
+                </m:rPr>
+                <w:rPr>
+                  <w:rFonts w:ascii="Cambria Math" w:hAnsi="Cambria Math"/>
+                </w:rPr>
+                <m:t>∂</m:t>
+              </m:r>
+              <m:r>
+                <w:rPr>
+                  <w:rFonts w:ascii="Cambria Math" w:hAnsi="Cambria Math"/>
+                </w:rPr>
+                <m:t>B</m:t>
+              </m:r>
+            </m:den>
+          </m:f>
+          <m:r>
+            <m:rPr>
+              <m:sty m:val="p"/>
+            </m:rPr>
+            <w:rPr>
+              <w:rFonts w:ascii="Cambria Math" w:hAnsi="Cambria Math"/>
+            </w:rPr>
+            <m:t>=</m:t>
+          </m:r>
+          <m:r>
+            <w:rPr>
+              <w:rFonts w:ascii="Cambria Math" w:hAnsi="Cambria Math"/>
+            </w:rPr>
+            <m:t>2</m:t>
+          </m:r>
+          <m:r>
+            <m:rPr>
+              <m:sty m:val="p"/>
+            </m:rPr>
+            <w:rPr>
+              <w:rFonts w:ascii="Cambria Math" w:hAnsi="Cambria Math"/>
+            </w:rPr>
+            <m:t>,</m:t>
+          </m:r>
+          <m:r>
+            <w:rPr>
+              <w:rFonts w:ascii="Cambria Math" w:hAnsi="Cambria Math"/>
+            </w:rPr>
+            <m:t> </m:t>
+          </m:r>
+          <m:f>
+            <m:fPr>
+              <m:ctrlPr>
+                <w:rPr>
+                  <w:rFonts w:ascii="Cambria Math" w:hAnsi="Cambria Math"/>
+                </w:rPr>
+              </m:ctrlPr>
+            </m:fPr>
+            <m:num>
+              <m:r>
+                <m:rPr>
+                  <m:sty m:val="p"/>
+                </m:rPr>
+                <w:rPr>
+                  <w:rFonts w:ascii="Cambria Math" w:hAnsi="Cambria Math"/>
+                </w:rPr>
+                <m:t>∂</m:t>
+              </m:r>
+              <m:r>
+                <w:rPr>
+                  <w:rFonts w:ascii="Cambria Math" w:hAnsi="Cambria Math"/>
+                </w:rPr>
+                <m:t>N</m:t>
+              </m:r>
+            </m:num>
+            <m:den>
+              <m:r>
+                <m:rPr>
+                  <m:sty m:val="p"/>
+                </m:rPr>
+                <w:rPr>
+                  <w:rFonts w:ascii="Cambria Math" w:hAnsi="Cambria Math"/>
+                </w:rPr>
+                <m:t>∂</m:t>
+              </m:r>
+              <m:r>
+                <w:rPr>
+                  <w:rFonts w:ascii="Cambria Math" w:hAnsi="Cambria Math"/>
+                </w:rPr>
+                <m:t>D</m:t>
+              </m:r>
+            </m:den>
+          </m:f>
+          <m:r>
+            <m:rPr>
+              <m:sty m:val="p"/>
+            </m:rPr>
+            <w:rPr>
+              <w:rFonts w:ascii="Cambria Math" w:hAnsi="Cambria Math"/>
+            </w:rPr>
+            <m:t>=-</m:t>
+          </m:r>
+          <m:r>
+            <w:rPr>
+              <w:rFonts w:ascii="Cambria Math" w:hAnsi="Cambria Math"/>
+            </w:rPr>
+            <m:t>5</m:t>
+          </m:r>
+        </m:oMath>
+      </m:oMathPara>
+    </w:p>
+    <w:p>
+      <w:r>
+        <w:rPr>
+          <w:rFonts w:eastAsia="楷体"/>
+        </w:rPr>
+        <w:t xml:space="preserve">        </w:t>
+      </w:r>
+    </w:p>
+    <w:p>
+      <w:r>
+        <w:rPr>
+          <w:rFonts w:eastAsia="楷体" w:hint="eastAsia"/>
+        </w:rPr>
+        <w:t>所以：</w:t>
+      </w:r>
+    </w:p>
+    <w:p/>
+    <w:p>
+      <w:pPr>
+        <w:rPr>
+          <w:lang w:eastAsia="zh-CN"/>
+        </w:rPr>
+      </w:pPr>
+      <m:oMathPara>
+        <m:oMathParaPr>
+          <m:jc m:val="center"/>
+        </m:oMathParaPr>
+        <m:oMath>
+          <m:r>
+            <m:rPr>
+              <m:sty m:val="p"/>
+            </m:rPr>
+            <w:rPr>
+              <w:rFonts w:ascii="Cambria Math" w:hAnsi="Cambria Math"/>
+            </w:rPr>
+            <m:t>Δ</m:t>
+          </m:r>
+          <m:r>
+            <w:rPr>
+              <w:rFonts w:ascii="Cambria Math" w:hAnsi="Cambria Math"/>
+            </w:rPr>
+            <m:t>N</m:t>
+          </m:r>
+          <m:r>
+            <m:rPr>
+              <m:sty m:val="p"/>
+            </m:rPr>
+            <w:rPr>
+              <w:rFonts w:ascii="Cambria Math" w:hAnsi="Cambria Math"/>
+            </w:rPr>
+            <m:t>=</m:t>
+          </m:r>
+          <m:rad>
+            <m:radPr>
+              <m:degHide m:val="1"/>
+              <m:ctrlPr>
+                <w:rPr>
+                  <w:rFonts w:ascii="Cambria Math" w:hAnsi="Cambria Math"/>
+                </w:rPr>
+              </m:ctrlPr>
+            </m:radPr>
+            <m:deg/>
+            <m:e>
+              <m:r>
+                <m:rPr>
+                  <m:sty m:val="p"/>
+                </m:rPr>
+                <w:rPr>
+                  <w:rFonts w:ascii="Cambria Math" w:hAnsi="Cambria Math"/>
+                </w:rPr>
+                <m:t>(Δ</m:t>
+              </m:r>
+              <m:r>
+                <w:rPr>
+                  <w:rFonts w:ascii="Cambria Math" w:hAnsi="Cambria Math"/>
+                </w:rPr>
+                <m:t>A</m:t>
+              </m:r>
+              <m:sSup>
+                <m:sSupPr>
+                  <m:ctrlPr>
+                    <w:rPr>
+                      <w:rFonts w:ascii="Cambria Math" w:hAnsi="Cambria Math"/>
+                    </w:rPr>
+                  </m:ctrlPr>
+                </m:sSupPr>
+                <m:e>
+                  <m:r>
+                    <m:rPr>
+                      <m:sty m:val="p"/>
+                    </m:rPr>
+                    <w:rPr>
+                      <w:rFonts w:ascii="Cambria Math" w:hAnsi="Cambria Math"/>
+                    </w:rPr>
+                    <m:t>)</m:t>
+                  </m:r>
+                </m:e>
+                <m:sup>
+                  <m:r>
+                    <w:rPr>
+                      <w:rFonts w:ascii="Cambria Math" w:hAnsi="Cambria Math"/>
+                    </w:rPr>
+                    <m:t>2</m:t>
+                  </m:r>
+                </m:sup>
+              </m:sSup>
+              <m:r>
+                <m:rPr>
+                  <m:sty m:val="p"/>
+                </m:rPr>
+                <w:rPr>
+                  <w:rFonts w:ascii="Cambria Math" w:hAnsi="Cambria Math"/>
+                </w:rPr>
+                <m:t>+</m:t>
+              </m:r>
+              <m:r>
+                <w:rPr>
+                  <w:rFonts w:ascii="Cambria Math" w:hAnsi="Cambria Math"/>
+                </w:rPr>
+                <m:t>4</m:t>
+              </m:r>
+              <m:r>
+                <m:rPr>
+                  <m:sty m:val="p"/>
+                </m:rPr>
+                <w:rPr>
+                  <w:rFonts w:ascii="Cambria Math" w:hAnsi="Cambria Math"/>
+                </w:rPr>
+                <m:t>(Δ</m:t>
+              </m:r>
+              <m:r>
+                <w:rPr>
+                  <w:rFonts w:ascii="Cambria Math" w:hAnsi="Cambria Math"/>
+                </w:rPr>
+                <m:t>B</m:t>
+              </m:r>
+              <m:sSup>
+                <m:sSupPr>
+                  <m:ctrlPr>
+                    <w:rPr>
+                      <w:rFonts w:ascii="Cambria Math" w:hAnsi="Cambria Math"/>
+                    </w:rPr>
+                  </m:ctrlPr>
+                </m:sSupPr>
+                <m:e>
+                  <m:r>
+                    <m:rPr>
+                      <m:sty m:val="p"/>
+                    </m:rPr>
+                    <w:rPr>
+                      <w:rFonts w:ascii="Cambria Math" w:hAnsi="Cambria Math"/>
+                    </w:rPr>
+                    <m:t>)</m:t>
+                  </m:r>
+                </m:e>
+                <m:sup>
+                  <m:r>
+                    <w:rPr>
+                      <w:rFonts w:ascii="Cambria Math" w:hAnsi="Cambria Math"/>
+                    </w:rPr>
+                    <m:t>2</m:t>
+                  </m:r>
+                </m:sup>
+              </m:sSup>
+              <m:r>
+                <m:rPr>
+                  <m:sty m:val="p"/>
+                </m:rPr>
+                <w:rPr>
+                  <w:rFonts w:ascii="Cambria Math" w:hAnsi="Cambria Math"/>
+                </w:rPr>
+                <m:t>+</m:t>
+              </m:r>
+              <m:r>
+                <w:rPr>
+                  <w:rFonts w:ascii="Cambria Math" w:hAnsi="Cambria Math"/>
+                </w:rPr>
+                <m:t>25</m:t>
+              </m:r>
+              <m:r>
+                <m:rPr>
+                  <m:sty m:val="p"/>
+                </m:rPr>
+                <w:rPr>
+                  <w:rFonts w:ascii="Cambria Math" w:hAnsi="Cambria Math"/>
+                </w:rPr>
+                <m:t>(Δ</m:t>
+              </m:r>
+              <m:r>
+                <w:rPr>
+                  <w:rFonts w:ascii="Cambria Math" w:hAnsi="Cambria Math"/>
+                </w:rPr>
+                <m:t>D</m:t>
               </m:r>
               <m:sSup>
                 <m:sSupPr>
@@ -2450,252 +3294,194 @@
     </w:p>
     <w:p>
       <w:pPr>
-        <w:numPr>
-          <w:ilvl w:val="0"/>
-          <w:numId w:val="1"/>
-        </w:numPr>
+        <w:rPr>
+          <w:rFonts w:hint="eastAsia"/>
+          <w:lang w:eastAsia="zh-CN"/>
+        </w:rPr>
       </w:pPr>
-      <w:r>
-        <w:rPr>
-          <w:rFonts w:hint="eastAsia"/>
-        </w:rPr>
-        <w:t>易知</w:t>
-      </w:r>
-      <w:r>
-        <w:rPr>
-          <w:rFonts w:hint="eastAsia"/>
-        </w:rPr>
-        <w:t>:</w:t>
-      </w:r>
     </w:p>
     <w:p>
       <w:pPr>
-        <w:pStyle w:val="a0"/>
+        <w:rPr>
+          <w:rFonts w:hint="eastAsia"/>
+          <w:lang w:eastAsia="zh-CN"/>
+        </w:rPr>
+      </w:pPr>
+    </w:p>
+    <w:p>
+      <w:pPr>
+        <w:rPr>
+          <w:sz w:val="28"/>
+        </w:rPr>
       </w:pPr>
       <m:oMathPara>
         <m:oMathParaPr>
           <m:jc m:val="center"/>
         </m:oMathParaPr>
         <m:oMath>
+          <m:r>
+            <w:rPr>
+              <w:rFonts w:ascii="Cambria Math" w:hAnsi="Cambria Math"/>
+              <w:sz w:val="28"/>
+            </w:rPr>
+            <m:t>I</m:t>
+          </m:r>
+          <m:r>
+            <m:rPr>
+              <m:sty m:val="p"/>
+            </m:rPr>
+            <w:rPr>
+              <w:rFonts w:ascii="Cambria Math" w:hAnsi="Cambria Math"/>
+              <w:sz w:val="28"/>
+            </w:rPr>
+            <m:t>=</m:t>
+          </m:r>
           <m:f>
             <m:fPr>
               <m:ctrlPr>
                 <w:rPr>
                   <w:rFonts w:ascii="Cambria Math" w:hAnsi="Cambria Math"/>
+                  <w:sz w:val="28"/>
                 </w:rPr>
               </m:ctrlPr>
             </m:fPr>
             <m:num>
               <m:r>
-                <m:rPr>
-                  <m:sty m:val="p"/>
-                </m:rPr>
-                <w:rPr>
-                  <w:rFonts w:ascii="Cambria Math" w:hAnsi="Cambria Math"/>
-                </w:rPr>
-                <m:t>∂</m:t>
-              </m:r>
-              <m:r>
-                <w:rPr>
-                  <w:rFonts w:ascii="Cambria Math" w:hAnsi="Cambria Math"/>
-                </w:rPr>
-                <m:t>N</m:t>
+                <w:rPr>
+                  <w:rFonts w:ascii="Cambria Math" w:hAnsi="Cambria Math"/>
+                  <w:sz w:val="28"/>
+                </w:rPr>
+                <m:t>mgRr</m:t>
               </m:r>
             </m:num>
             <m:den>
               <m:r>
-                <m:rPr>
-                  <m:sty m:val="p"/>
-                </m:rPr>
-                <w:rPr>
-                  <w:rFonts w:ascii="Cambria Math" w:hAnsi="Cambria Math"/>
-                </w:rPr>
-                <m:t>∂</m:t>
-              </m:r>
-              <m:r>
-                <w:rPr>
-                  <w:rFonts w:ascii="Cambria Math" w:hAnsi="Cambria Math"/>
-                </w:rPr>
-                <m:t>A</m:t>
+                <w:rPr>
+                  <w:rFonts w:ascii="Cambria Math" w:hAnsi="Cambria Math"/>
+                  <w:sz w:val="28"/>
+                </w:rPr>
+                <m:t>4</m:t>
+              </m:r>
+              <m:sSup>
+                <m:sSupPr>
+                  <m:ctrlPr>
+                    <w:rPr>
+                      <w:rFonts w:ascii="Cambria Math" w:hAnsi="Cambria Math"/>
+                      <w:sz w:val="28"/>
+                    </w:rPr>
+                  </m:ctrlPr>
+                </m:sSupPr>
+                <m:e>
+                  <m:r>
+                    <w:rPr>
+                      <w:rFonts w:ascii="Cambria Math" w:hAnsi="Cambria Math"/>
+                      <w:sz w:val="28"/>
+                    </w:rPr>
+                    <m:t>π</m:t>
+                  </m:r>
+                </m:e>
+                <m:sup>
+                  <m:r>
+                    <w:rPr>
+                      <w:rFonts w:ascii="Cambria Math" w:hAnsi="Cambria Math"/>
+                      <w:sz w:val="28"/>
+                    </w:rPr>
+                    <m:t>2</m:t>
+                  </m:r>
+                </m:sup>
+              </m:sSup>
+              <m:r>
+                <w:rPr>
+                  <w:rFonts w:ascii="Cambria Math" w:hAnsi="Cambria Math"/>
+                  <w:sz w:val="28"/>
+                </w:rPr>
+                <m:t>H</m:t>
               </m:r>
             </m:den>
           </m:f>
-          <m:r>
-            <m:rPr>
-              <m:sty m:val="p"/>
-            </m:rPr>
-            <w:rPr>
-              <w:rFonts w:ascii="Cambria Math" w:hAnsi="Cambria Math"/>
-            </w:rPr>
-            <m:t>=</m:t>
-          </m:r>
-          <m:r>
-            <w:rPr>
-              <w:rFonts w:ascii="Cambria Math" w:hAnsi="Cambria Math"/>
-            </w:rPr>
-            <m:t>1</m:t>
-          </m:r>
-          <m:r>
-            <m:rPr>
-              <m:sty m:val="p"/>
-            </m:rPr>
-            <w:rPr>
-              <w:rFonts w:ascii="Cambria Math" w:hAnsi="Cambria Math"/>
-            </w:rPr>
-            <m:t>,</m:t>
-          </m:r>
-          <m:f>
-            <m:fPr>
+          <m:sSup>
+            <m:sSupPr>
               <m:ctrlPr>
                 <w:rPr>
                   <w:rFonts w:ascii="Cambria Math" w:hAnsi="Cambria Math"/>
+                  <w:sz w:val="28"/>
                 </w:rPr>
               </m:ctrlPr>
-            </m:fPr>
-            <m:num>
-              <m:r>
-                <m:rPr>
-                  <m:sty m:val="p"/>
-                </m:rPr>
-                <w:rPr>
-                  <w:rFonts w:ascii="Cambria Math" w:hAnsi="Cambria Math"/>
-                </w:rPr>
-                <m:t>∂</m:t>
-              </m:r>
-              <m:r>
-                <w:rPr>
-                  <w:rFonts w:ascii="Cambria Math" w:hAnsi="Cambria Math"/>
-                </w:rPr>
-                <m:t>N</m:t>
-              </m:r>
-            </m:num>
-            <m:den>
-              <m:r>
-                <m:rPr>
-                  <m:sty m:val="p"/>
-                </m:rPr>
-                <w:rPr>
-                  <w:rFonts w:ascii="Cambria Math" w:hAnsi="Cambria Math"/>
-                </w:rPr>
-                <m:t>∂</m:t>
-              </m:r>
-              <m:r>
-                <w:rPr>
-                  <w:rFonts w:ascii="Cambria Math" w:hAnsi="Cambria Math"/>
-                </w:rPr>
-                <m:t>B</m:t>
-              </m:r>
-            </m:den>
-          </m:f>
-          <m:r>
-            <m:rPr>
-              <m:sty m:val="p"/>
-            </m:rPr>
-            <w:rPr>
-              <w:rFonts w:ascii="Cambria Math" w:hAnsi="Cambria Math"/>
-            </w:rPr>
-            <m:t>=</m:t>
-          </m:r>
-          <m:r>
-            <w:rPr>
-              <w:rFonts w:ascii="Cambria Math" w:hAnsi="Cambria Math"/>
-            </w:rPr>
-            <m:t>2</m:t>
-          </m:r>
-          <m:r>
-            <m:rPr>
-              <m:sty m:val="p"/>
-            </m:rPr>
-            <w:rPr>
-              <w:rFonts w:ascii="Cambria Math" w:hAnsi="Cambria Math"/>
-            </w:rPr>
-            <m:t>,</m:t>
-          </m:r>
-          <m:f>
-            <m:fPr>
-              <m:ctrlPr>
-                <w:rPr>
-                  <w:rFonts w:ascii="Cambria Math" w:hAnsi="Cambria Math"/>
-                </w:rPr>
-              </m:ctrlPr>
-            </m:fPr>
-            <m:num>
-              <m:r>
-                <m:rPr>
-                  <m:sty m:val="p"/>
-                </m:rPr>
-                <w:rPr>
-                  <w:rFonts w:ascii="Cambria Math" w:hAnsi="Cambria Math"/>
-                </w:rPr>
-                <m:t>∂</m:t>
-              </m:r>
-              <m:r>
-                <w:rPr>
-                  <w:rFonts w:ascii="Cambria Math" w:hAnsi="Cambria Math"/>
-                </w:rPr>
-                <m:t>N</m:t>
-              </m:r>
-            </m:num>
-            <m:den>
-              <m:r>
-                <m:rPr>
-                  <m:sty m:val="p"/>
-                </m:rPr>
-                <w:rPr>
-                  <w:rFonts w:ascii="Cambria Math" w:hAnsi="Cambria Math"/>
-                </w:rPr>
-                <m:t>∂</m:t>
-              </m:r>
-              <m:r>
-                <w:rPr>
-                  <w:rFonts w:ascii="Cambria Math" w:hAnsi="Cambria Math"/>
-                </w:rPr>
-                <m:t>C</m:t>
-              </m:r>
-            </m:den>
-          </m:f>
-          <m:r>
-            <m:rPr>
-              <m:sty m:val="p"/>
-            </m:rPr>
-            <w:rPr>
-              <w:rFonts w:ascii="Cambria Math" w:hAnsi="Cambria Math"/>
-            </w:rPr>
-            <m:t>=-</m:t>
-          </m:r>
-          <m:r>
-            <w:rPr>
-              <w:rFonts w:ascii="Cambria Math" w:hAnsi="Cambria Math"/>
-            </w:rPr>
-            <m:t>5</m:t>
-          </m:r>
+            </m:sSupPr>
+            <m:e>
+              <m:r>
+                <w:rPr>
+                  <w:rFonts w:ascii="Cambria Math" w:hAnsi="Cambria Math"/>
+                  <w:sz w:val="28"/>
+                </w:rPr>
+                <m:t>T</m:t>
+              </m:r>
+            </m:e>
+            <m:sup>
+              <m:r>
+                <w:rPr>
+                  <w:rFonts w:ascii="Cambria Math" w:hAnsi="Cambria Math"/>
+                  <w:sz w:val="28"/>
+                </w:rPr>
+                <m:t>2</m:t>
+              </m:r>
+            </m:sup>
+          </m:sSup>
         </m:oMath>
       </m:oMathPara>
     </w:p>
     <w:p>
       <w:pPr>
-        <w:numPr>
-          <w:ilvl w:val="0"/>
-          <w:numId w:val="1"/>
-        </w:numPr>
+        <w:rPr>
+          <w:lang w:eastAsia="zh-CN"/>
+        </w:rPr>
       </w:pPr>
       <w:r>
         <w:rPr>
-          <w:rFonts w:hint="eastAsia"/>
-        </w:rPr>
-        <w:t>所以</w:t>
-      </w:r>
-      <w:r>
-        <w:rPr>
-          <w:rFonts w:hint="eastAsia"/>
-        </w:rPr>
-        <w:t>:</w:t>
+          <w:rFonts w:eastAsia="楷体"/>
+          <w:lang w:eastAsia="zh-CN"/>
+        </w:rPr>
+        <w:t xml:space="preserve">        </w:t>
+      </w:r>
+      <w:r>
+        <w:rPr>
+          <w:rFonts w:eastAsia="楷体" w:hint="eastAsia"/>
+          <w:b/>
+          <w:bCs/>
+          <w:lang w:eastAsia="zh-CN"/>
+        </w:rPr>
+        <w:t>解</w:t>
+      </w:r>
+      <w:r>
+        <w:rPr>
+          <w:rFonts w:eastAsia="楷体" w:hint="eastAsia"/>
+          <w:lang w:eastAsia="zh-CN"/>
+        </w:rPr>
+        <w:t>：</w:t>
       </w:r>
     </w:p>
     <w:p>
       <w:pPr>
-        <w:pStyle w:val="a0"/>
+        <w:rPr>
+          <w:lang w:eastAsia="zh-CN"/>
+        </w:rPr>
       </w:pPr>
+      <w:r>
+        <w:rPr>
+          <w:rFonts w:eastAsia="楷体" w:hint="eastAsia"/>
+          <w:lang w:eastAsia="zh-CN"/>
+        </w:rPr>
+        <w:t>同样根据不确定度公式，有</w:t>
+      </w:r>
+    </w:p>
+    <w:p>
+      <w:pPr>
+        <w:rPr>
+          <w:lang w:eastAsia="zh-CN"/>
+        </w:rPr>
+      </w:pPr>
+    </w:p>
+    <w:p>
       <m:oMathPara>
         <m:oMathParaPr>
           <m:jc m:val="center"/>
@@ -2714,372 +3500,7 @@
             <w:rPr>
               <w:rFonts w:ascii="Cambria Math" w:hAnsi="Cambria Math"/>
             </w:rPr>
-            <m:t>N</m:t>
-          </m:r>
-          <m:r>
-            <m:rPr>
-              <m:sty m:val="p"/>
-            </m:rPr>
-            <w:rPr>
-              <w:rFonts w:ascii="Cambria Math" w:hAnsi="Cambria Math"/>
-            </w:rPr>
-            <m:t>=</m:t>
-          </m:r>
-          <m:rad>
-            <m:radPr>
-              <m:degHide m:val="1"/>
-              <m:ctrlPr>
-                <w:rPr>
-                  <w:rFonts w:ascii="Cambria Math" w:hAnsi="Cambria Math"/>
-                </w:rPr>
-              </m:ctrlPr>
-            </m:radPr>
-            <m:deg/>
-            <m:e>
-              <m:r>
-                <m:rPr>
-                  <m:sty m:val="p"/>
-                </m:rPr>
-                <w:rPr>
-                  <w:rFonts w:ascii="Cambria Math" w:hAnsi="Cambria Math"/>
-                </w:rPr>
-                <m:t>(Δ</m:t>
-              </m:r>
-              <m:r>
-                <w:rPr>
-                  <w:rFonts w:ascii="Cambria Math" w:hAnsi="Cambria Math"/>
-                </w:rPr>
-                <m:t>A</m:t>
-              </m:r>
-              <m:sSup>
-                <m:sSupPr>
-                  <m:ctrlPr>
-                    <w:rPr>
-                      <w:rFonts w:ascii="Cambria Math" w:hAnsi="Cambria Math"/>
-                    </w:rPr>
-                  </m:ctrlPr>
-                </m:sSupPr>
-                <m:e>
-                  <m:r>
-                    <m:rPr>
-                      <m:sty m:val="p"/>
-                    </m:rPr>
-                    <w:rPr>
-                      <w:rFonts w:ascii="Cambria Math" w:hAnsi="Cambria Math"/>
-                    </w:rPr>
-                    <m:t>)</m:t>
-                  </m:r>
-                </m:e>
-                <m:sup>
-                  <m:r>
-                    <w:rPr>
-                      <w:rFonts w:ascii="Cambria Math" w:hAnsi="Cambria Math"/>
-                    </w:rPr>
-                    <m:t>2</m:t>
-                  </m:r>
-                </m:sup>
-              </m:sSup>
-              <m:r>
-                <m:rPr>
-                  <m:sty m:val="p"/>
-                </m:rPr>
-                <w:rPr>
-                  <w:rFonts w:ascii="Cambria Math" w:hAnsi="Cambria Math"/>
-                </w:rPr>
-                <m:t>+</m:t>
-              </m:r>
-              <m:r>
-                <w:rPr>
-                  <w:rFonts w:ascii="Cambria Math" w:hAnsi="Cambria Math"/>
-                </w:rPr>
-                <m:t>4</m:t>
-              </m:r>
-              <m:r>
-                <m:rPr>
-                  <m:sty m:val="p"/>
-                </m:rPr>
-                <w:rPr>
-                  <w:rFonts w:ascii="Cambria Math" w:hAnsi="Cambria Math"/>
-                </w:rPr>
-                <m:t>(Δ</m:t>
-              </m:r>
-              <m:r>
-                <w:rPr>
-                  <w:rFonts w:ascii="Cambria Math" w:hAnsi="Cambria Math"/>
-                </w:rPr>
-                <m:t>B</m:t>
-              </m:r>
-              <m:sSup>
-                <m:sSupPr>
-                  <m:ctrlPr>
-                    <w:rPr>
-                      <w:rFonts w:ascii="Cambria Math" w:hAnsi="Cambria Math"/>
-                    </w:rPr>
-                  </m:ctrlPr>
-                </m:sSupPr>
-                <m:e>
-                  <m:r>
-                    <m:rPr>
-                      <m:sty m:val="p"/>
-                    </m:rPr>
-                    <w:rPr>
-                      <w:rFonts w:ascii="Cambria Math" w:hAnsi="Cambria Math"/>
-                    </w:rPr>
-                    <m:t>)</m:t>
-                  </m:r>
-                </m:e>
-                <m:sup>
-                  <m:r>
-                    <w:rPr>
-                      <w:rFonts w:ascii="Cambria Math" w:hAnsi="Cambria Math"/>
-                    </w:rPr>
-                    <m:t>2</m:t>
-                  </m:r>
-                </m:sup>
-              </m:sSup>
-              <m:r>
-                <m:rPr>
-                  <m:sty m:val="p"/>
-                </m:rPr>
-                <w:rPr>
-                  <w:rFonts w:ascii="Cambria Math" w:hAnsi="Cambria Math"/>
-                </w:rPr>
-                <m:t>+</m:t>
-              </m:r>
-              <m:r>
-                <w:rPr>
-                  <w:rFonts w:ascii="Cambria Math" w:hAnsi="Cambria Math"/>
-                </w:rPr>
-                <m:t>25</m:t>
-              </m:r>
-              <m:r>
-                <m:rPr>
-                  <m:sty m:val="p"/>
-                </m:rPr>
-                <w:rPr>
-                  <w:rFonts w:ascii="Cambria Math" w:hAnsi="Cambria Math"/>
-                </w:rPr>
-                <m:t>(Δ</m:t>
-              </m:r>
-              <m:r>
-                <w:rPr>
-                  <w:rFonts w:ascii="Cambria Math" w:hAnsi="Cambria Math"/>
-                </w:rPr>
-                <m:t>D</m:t>
-              </m:r>
-              <m:sSup>
-                <m:sSupPr>
-                  <m:ctrlPr>
-                    <w:rPr>
-                      <w:rFonts w:ascii="Cambria Math" w:hAnsi="Cambria Math"/>
-                    </w:rPr>
-                  </m:ctrlPr>
-                </m:sSupPr>
-                <m:e>
-                  <m:r>
-                    <m:rPr>
-                      <m:sty m:val="p"/>
-                    </m:rPr>
-                    <w:rPr>
-                      <w:rFonts w:ascii="Cambria Math" w:hAnsi="Cambria Math"/>
-                    </w:rPr>
-                    <m:t>)</m:t>
-                  </m:r>
-                </m:e>
-                <m:sup>
-                  <m:r>
-                    <w:rPr>
-                      <w:rFonts w:ascii="Cambria Math" w:hAnsi="Cambria Math"/>
-                    </w:rPr>
-                    <m:t>2</m:t>
-                  </m:r>
-                </m:sup>
-              </m:sSup>
-            </m:e>
-          </m:rad>
-        </m:oMath>
-      </m:oMathPara>
-    </w:p>
-    <w:p>
-      <w:pPr>
-        <w:pStyle w:val="a0"/>
-      </w:pPr>
-    </w:p>
-    <w:p>
-      <w:pPr>
-        <w:numPr>
-          <w:ilvl w:val="0"/>
-          <w:numId w:val="3"/>
-        </w:numPr>
-      </w:pPr>
-      <m:oMath>
-        <m:r>
-          <w:rPr>
-            <w:rFonts w:ascii="Cambria Math" w:hAnsi="Cambria Math"/>
-          </w:rPr>
-          <m:t>I</m:t>
-        </m:r>
-        <m:r>
-          <m:rPr>
-            <m:sty m:val="p"/>
-          </m:rPr>
-          <w:rPr>
-            <w:rFonts w:ascii="Cambria Math" w:hAnsi="Cambria Math"/>
-          </w:rPr>
-          <m:t>=</m:t>
-        </m:r>
-        <m:f>
-          <m:fPr>
-            <m:ctrlPr>
-              <w:rPr>
-                <w:rFonts w:ascii="Cambria Math" w:hAnsi="Cambria Math"/>
-              </w:rPr>
-            </m:ctrlPr>
-          </m:fPr>
-          <m:num>
-            <m:r>
-              <w:rPr>
-                <w:rFonts w:ascii="Cambria Math" w:hAnsi="Cambria Math"/>
-              </w:rPr>
-              <m:t>mgRr</m:t>
-            </m:r>
-          </m:num>
-          <m:den>
-            <m:r>
-              <w:rPr>
-                <w:rFonts w:ascii="Cambria Math" w:hAnsi="Cambria Math"/>
-              </w:rPr>
-              <m:t>4</m:t>
-            </m:r>
-            <m:sSup>
-              <m:sSupPr>
-                <m:ctrlPr>
-                  <w:rPr>
-                    <w:rFonts w:ascii="Cambria Math" w:hAnsi="Cambria Math"/>
-                  </w:rPr>
-                </m:ctrlPr>
-              </m:sSupPr>
-              <m:e>
-                <m:r>
-                  <w:rPr>
-                    <w:rFonts w:ascii="Cambria Math" w:hAnsi="Cambria Math"/>
-                  </w:rPr>
-                  <m:t>π</m:t>
-                </m:r>
-              </m:e>
-              <m:sup>
-                <m:r>
-                  <w:rPr>
-                    <w:rFonts w:ascii="Cambria Math" w:hAnsi="Cambria Math"/>
-                  </w:rPr>
-                  <m:t>2</m:t>
-                </m:r>
-              </m:sup>
-            </m:sSup>
-            <m:r>
-              <w:rPr>
-                <w:rFonts w:ascii="Cambria Math" w:hAnsi="Cambria Math"/>
-              </w:rPr>
-              <m:t>H</m:t>
-            </m:r>
-          </m:den>
-        </m:f>
-        <m:sSup>
-          <m:sSupPr>
-            <m:ctrlPr>
-              <w:rPr>
-                <w:rFonts w:ascii="Cambria Math" w:hAnsi="Cambria Math"/>
-              </w:rPr>
-            </m:ctrlPr>
-          </m:sSupPr>
-          <m:e>
-            <m:r>
-              <w:rPr>
-                <w:rFonts w:ascii="Cambria Math" w:hAnsi="Cambria Math"/>
-              </w:rPr>
-              <m:t>T</m:t>
-            </m:r>
-          </m:e>
-          <m:sup>
-            <m:r>
-              <w:rPr>
-                <w:rFonts w:ascii="Cambria Math" w:hAnsi="Cambria Math"/>
-              </w:rPr>
-              <m:t>2</m:t>
-            </m:r>
-          </m:sup>
-        </m:sSup>
-      </m:oMath>
-      <w:r>
-        <w:t xml:space="preserve"> </w:t>
-      </w:r>
-    </w:p>
-    <w:p>
-      <w:pPr>
-        <w:ind w:left="720"/>
-      </w:pPr>
-      <w:r>
-        <w:rPr>
-          <w:rFonts w:hint="eastAsia"/>
-          <w:b/>
-          <w:bCs/>
-        </w:rPr>
-        <w:t>解</w:t>
-      </w:r>
-      <w:r>
-        <w:t xml:space="preserve">: </w:t>
-      </w:r>
-      <w:r>
-        <w:rPr>
-          <w:rFonts w:hint="eastAsia"/>
-        </w:rPr>
-        <w:t>同样根据不确定度公式</w:t>
-      </w:r>
-      <w:r>
-        <w:rPr>
-          <w:rFonts w:hint="eastAsia"/>
-        </w:rPr>
-        <w:t>,</w:t>
-      </w:r>
-      <w:r>
-        <w:rPr>
-          <w:rFonts w:hint="eastAsia"/>
-        </w:rPr>
-        <w:t>有</w:t>
-      </w:r>
-    </w:p>
-    <w:p>
-      <w:pPr>
-        <w:ind w:left="720"/>
-        <w:rPr>
-          <w:rFonts w:hint="eastAsia"/>
-        </w:rPr>
-      </w:pPr>
-    </w:p>
-    <w:p>
-      <w:pPr>
-        <w:pStyle w:val="a0"/>
-      </w:pPr>
-      <m:oMathPara>
-        <m:oMathParaPr>
-          <m:jc m:val="center"/>
-        </m:oMathParaPr>
-        <m:oMath>
-          <m:r>
-            <m:rPr>
-              <m:sty m:val="p"/>
-            </m:rPr>
-            <w:rPr>
-              <w:rFonts w:ascii="Cambria Math" w:hAnsi="Cambria Math"/>
-            </w:rPr>
-            <w:lastRenderedPageBreak/>
-            <m:t>Δ</m:t>
-          </m:r>
-          <m:r>
-            <w:rPr>
-              <w:rFonts w:ascii="Cambria Math" w:hAnsi="Cambria Math"/>
-            </w:rPr>
-            <m:t>N</m:t>
+            <m:t>I</m:t>
           </m:r>
           <m:r>
             <m:rPr>
@@ -3141,7 +3562,7 @@
                             <w:rPr>
                               <w:rFonts w:ascii="Cambria Math" w:hAnsi="Cambria Math"/>
                             </w:rPr>
-                            <m:t>N</m:t>
+                            <m:t>I</m:t>
                           </m:r>
                         </m:num>
                         <m:den>
@@ -3266,7 +3687,7 @@
                             <w:rPr>
                               <w:rFonts w:ascii="Cambria Math" w:hAnsi="Cambria Math"/>
                             </w:rPr>
-                            <m:t>N</m:t>
+                            <m:t>I</m:t>
                           </m:r>
                         </m:num>
                         <m:den>
@@ -3391,7 +3812,7 @@
                             <w:rPr>
                               <w:rFonts w:ascii="Cambria Math" w:hAnsi="Cambria Math"/>
                             </w:rPr>
-                            <m:t>N</m:t>
+                            <m:t>I</m:t>
                           </m:r>
                         </m:num>
                         <m:den>
@@ -3482,57 +3903,25 @@
       </m:oMathPara>
     </w:p>
     <w:p>
-      <w:pPr>
-        <w:pStyle w:val="a0"/>
-        <w:rPr>
-          <w:rFonts w:hint="eastAsia"/>
-        </w:rPr>
-      </w:pPr>
+      <w:r>
+        <w:rPr>
+          <w:rFonts w:eastAsia="楷体"/>
+        </w:rPr>
+        <w:t xml:space="preserve">        </w:t>
+      </w:r>
     </w:p>
     <w:p>
-      <w:pPr>
-        <w:numPr>
-          <w:ilvl w:val="0"/>
-          <w:numId w:val="1"/>
-        </w:numPr>
-      </w:pPr>
-      <w:r>
-        <w:rPr>
-          <w:rFonts w:hint="eastAsia"/>
-        </w:rPr>
-        <w:t>硬算也可得最终结果</w:t>
-      </w:r>
-      <w:r>
-        <w:rPr>
-          <w:rFonts w:hint="eastAsia"/>
-        </w:rPr>
-        <w:t>,</w:t>
-      </w:r>
-      <w:r>
-        <w:rPr>
-          <w:rFonts w:hint="eastAsia"/>
-        </w:rPr>
-        <w:t>不过</w:t>
-      </w:r>
-      <w:r>
-        <w:rPr>
-          <w:rFonts w:hint="eastAsia"/>
-          <w:b/>
-          <w:bCs/>
-        </w:rPr>
-        <w:t>特别地</w:t>
-      </w:r>
-      <w:r>
-        <w:rPr>
-          <w:rFonts w:hint="eastAsia"/>
-        </w:rPr>
-        <w:t>,</w:t>
-      </w:r>
-      <w:r>
-        <w:rPr>
-          <w:rFonts w:hint="eastAsia"/>
+      <w:r>
+        <w:rPr>
+          <w:rFonts w:eastAsia="楷体" w:hint="eastAsia"/>
         </w:rPr>
         <w:t>对于</w:t>
+      </w:r>
+      <w:r>
+        <w:rPr>
+          <w:rFonts w:eastAsia="楷体"/>
+        </w:rPr>
+        <w:t xml:space="preserve"> </w:t>
       </w:r>
       <m:oMath>
         <m:r>
@@ -3583,21 +3972,14 @@
         </m:sSup>
       </m:oMath>
       <w:r>
-        <w:t xml:space="preserve"> ,</w:t>
+        <w:rPr>
+          <w:rFonts w:eastAsia="楷体" w:hint="eastAsia"/>
+        </w:rPr>
+        <w:t>，</w:t>
       </w:r>
     </w:p>
+    <w:p/>
     <w:p>
-      <w:pPr>
-        <w:ind w:left="720"/>
-        <w:rPr>
-          <w:rFonts w:hint="eastAsia"/>
-        </w:rPr>
-      </w:pPr>
-    </w:p>
-    <w:p>
-      <w:pPr>
-        <w:pStyle w:val="a0"/>
-      </w:pPr>
       <m:oMathPara>
         <m:oMathParaPr>
           <m:jc m:val="center"/>
@@ -3627,6 +4009,27 @@
             </w:rPr>
             <m:t>=</m:t>
           </m:r>
+          <m:r>
+            <w:rPr>
+              <w:rFonts w:ascii="Cambria Math" w:hAnsi="Cambria Math"/>
+            </w:rPr>
+            <m:t>y</m:t>
+          </m:r>
+          <m:r>
+            <m:rPr>
+              <m:sty m:val="p"/>
+            </m:rPr>
+            <w:rPr>
+              <w:rFonts w:ascii="Cambria Math" w:hAnsi="Cambria Math"/>
+            </w:rPr>
+            <m:t>×</m:t>
+          </m:r>
+          <m:r>
+            <w:rPr>
+              <w:rFonts w:ascii="Cambria Math" w:hAnsi="Cambria Math"/>
+            </w:rPr>
+            <m:t>n</m:t>
+          </m:r>
           <m:f>
             <m:fPr>
               <m:ctrlPr>
@@ -3637,152 +4040,12 @@
             </m:fPr>
             <m:num>
               <m:r>
-                <w:rPr>
-                  <w:rFonts w:ascii="Cambria Math" w:hAnsi="Cambria Math"/>
-                </w:rPr>
-                <m:t>dy</m:t>
-              </m:r>
-            </m:num>
-            <m:den>
-              <m:r>
-                <w:rPr>
-                  <w:rFonts w:ascii="Cambria Math" w:hAnsi="Cambria Math"/>
-                </w:rPr>
-                <m:t>dx</m:t>
-              </m:r>
-            </m:den>
-          </m:f>
-          <m:r>
-            <m:rPr>
-              <m:sty m:val="p"/>
-            </m:rPr>
-            <w:rPr>
-              <w:rFonts w:ascii="Cambria Math" w:hAnsi="Cambria Math"/>
-            </w:rPr>
-            <m:t>Δ</m:t>
-          </m:r>
-          <m:r>
-            <w:rPr>
-              <w:rFonts w:ascii="Cambria Math" w:hAnsi="Cambria Math"/>
-            </w:rPr>
-            <m:t>x</m:t>
-          </m:r>
-          <m:r>
-            <m:rPr>
-              <m:sty m:val="p"/>
-            </m:rPr>
-            <w:rPr>
-              <w:rFonts w:ascii="Cambria Math" w:hAnsi="Cambria Math"/>
-            </w:rPr>
-            <m:t>=</m:t>
-          </m:r>
-          <m:r>
-            <w:rPr>
-              <w:rFonts w:ascii="Cambria Math" w:hAnsi="Cambria Math"/>
-            </w:rPr>
-            <m:t>kn</m:t>
-          </m:r>
-          <m:sSup>
-            <m:sSupPr>
-              <m:ctrlPr>
-                <w:rPr>
-                  <w:rFonts w:ascii="Cambria Math" w:hAnsi="Cambria Math"/>
-                </w:rPr>
-              </m:ctrlPr>
-            </m:sSupPr>
-            <m:e>
-              <m:r>
-                <w:rPr>
-                  <w:rFonts w:ascii="Cambria Math" w:hAnsi="Cambria Math"/>
-                </w:rPr>
-                <m:t>x</m:t>
-              </m:r>
-            </m:e>
-            <m:sup>
-              <m:r>
-                <w:rPr>
-                  <w:rFonts w:ascii="Cambria Math" w:hAnsi="Cambria Math"/>
-                </w:rPr>
-                <m:t>n</m:t>
-              </m:r>
-              <m:r>
                 <m:rPr>
                   <m:sty m:val="p"/>
                 </m:rPr>
                 <w:rPr>
                   <w:rFonts w:ascii="Cambria Math" w:hAnsi="Cambria Math"/>
                 </w:rPr>
-                <m:t>-</m:t>
-              </m:r>
-              <m:r>
-                <w:rPr>
-                  <w:rFonts w:ascii="Cambria Math" w:hAnsi="Cambria Math"/>
-                </w:rPr>
-                <m:t>1</m:t>
-              </m:r>
-            </m:sup>
-          </m:sSup>
-          <m:r>
-            <m:rPr>
-              <m:sty m:val="p"/>
-            </m:rPr>
-            <w:rPr>
-              <w:rFonts w:ascii="Cambria Math" w:hAnsi="Cambria Math"/>
-            </w:rPr>
-            <m:t>Δ</m:t>
-          </m:r>
-          <m:r>
-            <w:rPr>
-              <w:rFonts w:ascii="Cambria Math" w:hAnsi="Cambria Math"/>
-            </w:rPr>
-            <m:t>x</m:t>
-          </m:r>
-          <m:r>
-            <m:rPr>
-              <m:sty m:val="p"/>
-            </m:rPr>
-            <w:rPr>
-              <w:rFonts w:ascii="Cambria Math" w:hAnsi="Cambria Math"/>
-            </w:rPr>
-            <m:t>=</m:t>
-          </m:r>
-          <m:r>
-            <w:rPr>
-              <w:rFonts w:ascii="Cambria Math" w:hAnsi="Cambria Math"/>
-            </w:rPr>
-            <m:t>y</m:t>
-          </m:r>
-          <m:r>
-            <m:rPr>
-              <m:sty m:val="p"/>
-            </m:rPr>
-            <w:rPr>
-              <w:rFonts w:ascii="Cambria Math" w:hAnsi="Cambria Math"/>
-            </w:rPr>
-            <m:t>×</m:t>
-          </m:r>
-          <m:r>
-            <w:rPr>
-              <w:rFonts w:ascii="Cambria Math" w:hAnsi="Cambria Math"/>
-            </w:rPr>
-            <m:t>n</m:t>
-          </m:r>
-          <m:f>
-            <m:fPr>
-              <m:ctrlPr>
-                <w:rPr>
-                  <w:rFonts w:ascii="Cambria Math" w:hAnsi="Cambria Math"/>
-                </w:rPr>
-              </m:ctrlPr>
-            </m:fPr>
-            <m:num>
-              <m:r>
-                <m:rPr>
-                  <m:sty m:val="p"/>
-                </m:rPr>
-                <w:rPr>
-                  <w:rFonts w:ascii="Cambria Math" w:hAnsi="Cambria Math"/>
-                </w:rPr>
                 <m:t>Δ</m:t>
               </m:r>
               <m:r>
@@ -3801,89 +4064,59 @@
               </m:r>
             </m:den>
           </m:f>
-          <m:r>
-            <w:rPr>
-              <w:rFonts w:ascii="Cambria Math" w:hAnsi="Cambria Math"/>
-            </w:rPr>
-            <m:t>  </m:t>
-          </m:r>
         </m:oMath>
       </m:oMathPara>
     </w:p>
     <w:p>
       <w:pPr>
-        <w:pStyle w:val="a0"/>
-        <w:rPr>
-          <w:rFonts w:hint="eastAsia"/>
+        <w:rPr>
+          <w:lang w:eastAsia="zh-CN"/>
+        </w:rPr>
+      </w:pPr>
+      <w:r>
+        <w:rPr>
+          <w:rFonts w:eastAsia="楷体"/>
+          <w:lang w:eastAsia="zh-CN"/>
+        </w:rPr>
+        <w:t xml:space="preserve">        </w:t>
+      </w:r>
+    </w:p>
+    <w:p>
+      <w:pPr>
+        <w:rPr>
+          <w:lang w:eastAsia="zh-CN"/>
+        </w:rPr>
+      </w:pPr>
+      <w:proofErr w:type="gramStart"/>
+      <w:r>
+        <w:rPr>
+          <w:rFonts w:eastAsia="楷体" w:hint="eastAsia"/>
+          <w:lang w:eastAsia="zh-CN"/>
+        </w:rPr>
+        <w:lastRenderedPageBreak/>
+        <w:t>偏导时</w:t>
+      </w:r>
+      <w:proofErr w:type="gramEnd"/>
+      <w:r>
+        <w:rPr>
+          <w:rFonts w:eastAsia="楷体" w:hint="eastAsia"/>
+          <w:lang w:eastAsia="zh-CN"/>
+        </w:rPr>
+        <w:t>可将其他自变量看作常数，代入不确定度公式，最终得到：</w:t>
+      </w:r>
+    </w:p>
+    <w:p>
+      <w:pPr>
+        <w:rPr>
+          <w:lang w:eastAsia="zh-CN"/>
         </w:rPr>
       </w:pPr>
     </w:p>
     <w:p>
       <w:pPr>
-        <w:numPr>
-          <w:ilvl w:val="0"/>
-          <w:numId w:val="1"/>
-        </w:numPr>
-      </w:pPr>
-      <w:r>
-        <w:rPr>
-          <w:rFonts w:hint="eastAsia"/>
-        </w:rPr>
-        <w:t>偏导时可将其他自变量看成常数</w:t>
-      </w:r>
-      <w:r>
-        <w:rPr>
-          <w:rFonts w:hint="eastAsia"/>
-        </w:rPr>
-        <w:t>,</w:t>
-      </w:r>
-      <w:r>
-        <w:rPr>
-          <w:rFonts w:hint="eastAsia"/>
-        </w:rPr>
-        <w:t>代入</w:t>
-      </w:r>
-      <w:r>
-        <w:t xml:space="preserve"> </w:t>
-      </w:r>
-      <w:r>
-        <w:rPr>
-          <w:rFonts w:hint="eastAsia"/>
-          <w:i/>
-          <w:iCs/>
-        </w:rPr>
-        <w:t>不确定度公式</w:t>
-      </w:r>
-      <w:r>
-        <w:rPr>
-          <w:rFonts w:hint="eastAsia"/>
-        </w:rPr>
-        <w:t>,</w:t>
-      </w:r>
-      <w:r>
-        <w:rPr>
-          <w:rFonts w:hint="eastAsia"/>
-        </w:rPr>
-        <w:t>即可得下式</w:t>
-      </w:r>
-      <w:r>
-        <w:rPr>
-          <w:rFonts w:hint="eastAsia"/>
-        </w:rPr>
-        <w:t>:</w:t>
-      </w:r>
-    </w:p>
-    <w:p>
-      <w:pPr>
-        <w:numPr>
-          <w:ilvl w:val="0"/>
-          <w:numId w:val="1"/>
-        </w:numPr>
-      </w:pPr>
-    </w:p>
-    <w:p>
-      <w:pPr>
-        <w:pStyle w:val="a0"/>
+        <w:rPr>
+          <w:lang w:eastAsia="zh-CN"/>
+        </w:rPr>
       </w:pPr>
       <m:oMathPara>
         <m:oMathParaPr>
@@ -4457,297 +4690,154 @@
     </w:p>
     <w:p>
       <w:pPr>
-        <w:pStyle w:val="a0"/>
+        <w:rPr>
+          <w:lang w:eastAsia="zh-CN"/>
+        </w:rPr>
       </w:pPr>
     </w:p>
     <w:p>
       <w:pPr>
-        <w:numPr>
-          <w:ilvl w:val="0"/>
-          <w:numId w:val="3"/>
-        </w:numPr>
+        <w:rPr>
+          <w:rFonts w:hint="eastAsia"/>
+          <w:lang w:eastAsia="zh-CN"/>
+        </w:rPr>
       </w:pPr>
-      <m:oMath>
-        <m:r>
-          <w:rPr>
-            <w:rFonts w:ascii="Cambria Math" w:hAnsi="Cambria Math"/>
-          </w:rPr>
-          <m:t>n</m:t>
-        </m:r>
-        <m:r>
-          <m:rPr>
-            <m:sty m:val="p"/>
-          </m:rPr>
-          <w:rPr>
-            <w:rFonts w:ascii="Cambria Math" w:hAnsi="Cambria Math"/>
-          </w:rPr>
-          <m:t>=</m:t>
-        </m:r>
-        <m:f>
-          <m:fPr>
-            <m:ctrlPr>
-              <w:rPr>
-                <w:rFonts w:ascii="Cambria Math" w:hAnsi="Cambria Math"/>
-              </w:rPr>
-            </m:ctrlPr>
-          </m:fPr>
-          <m:num>
-            <m:r>
-              <m:rPr>
-                <m:sty m:val="p"/>
-              </m:rPr>
-              <w:rPr>
-                <w:rFonts w:ascii="Cambria Math" w:hAnsi="Cambria Math"/>
-              </w:rPr>
-              <m:t>sin</m:t>
-            </m:r>
-            <m:r>
-              <w:rPr>
-                <w:rFonts w:ascii="Cambria Math" w:hAnsi="Cambria Math"/>
-              </w:rPr>
-              <m:t>i</m:t>
-            </m:r>
-          </m:num>
-          <m:den>
-            <m:r>
-              <m:rPr>
-                <m:sty m:val="p"/>
-              </m:rPr>
-              <w:rPr>
-                <w:rFonts w:ascii="Cambria Math" w:hAnsi="Cambria Math"/>
-              </w:rPr>
-              <m:t>sin</m:t>
-            </m:r>
-            <m:r>
-              <w:rPr>
-                <w:rFonts w:ascii="Cambria Math" w:hAnsi="Cambria Math"/>
-              </w:rPr>
-              <m:t>γ</m:t>
-            </m:r>
-          </m:den>
-        </m:f>
-      </m:oMath>
-      <w:r>
-        <w:br/>
-      </w:r>
-      <w:r>
-        <w:rPr>
-          <w:rFonts w:hint="eastAsia"/>
-          <w:b/>
-          <w:bCs/>
-        </w:rPr>
-        <w:t>解</w:t>
-      </w:r>
-      <w:r>
-        <w:t xml:space="preserve">: </w:t>
-      </w:r>
-      <w:r>
-        <w:rPr>
-          <w:rFonts w:hint="eastAsia"/>
-        </w:rPr>
-        <w:t>比较简单</w:t>
-      </w:r>
-      <w:r>
-        <w:rPr>
-          <w:rFonts w:hint="eastAsia"/>
-        </w:rPr>
-        <w:t>,</w:t>
-      </w:r>
-      <w:r>
-        <w:rPr>
-          <w:rFonts w:hint="eastAsia"/>
-        </w:rPr>
-        <w:t>应用下面公式即可得出结果</w:t>
-      </w:r>
-      <w:r>
-        <w:rPr>
-          <w:rFonts w:hint="eastAsia"/>
-        </w:rPr>
-        <w:t>:</w:t>
-      </w:r>
     </w:p>
     <w:p>
       <w:pPr>
-        <w:pStyle w:val="a0"/>
+        <w:rPr>
+          <w:sz w:val="28"/>
+        </w:rPr>
       </w:pPr>
       <m:oMathPara>
         <m:oMathParaPr>
           <m:jc m:val="center"/>
         </m:oMathParaPr>
         <m:oMath>
+          <m:r>
+            <w:rPr>
+              <w:rFonts w:ascii="Cambria Math" w:hAnsi="Cambria Math"/>
+              <w:sz w:val="28"/>
+            </w:rPr>
+            <m:t>n</m:t>
+          </m:r>
+          <m:r>
+            <m:rPr>
+              <m:sty m:val="p"/>
+            </m:rPr>
+            <w:rPr>
+              <w:rFonts w:ascii="Cambria Math" w:hAnsi="Cambria Math"/>
+              <w:sz w:val="28"/>
+            </w:rPr>
+            <m:t>=</m:t>
+          </m:r>
           <m:f>
             <m:fPr>
               <m:ctrlPr>
                 <w:rPr>
                   <w:rFonts w:ascii="Cambria Math" w:hAnsi="Cambria Math"/>
+                  <w:sz w:val="28"/>
                 </w:rPr>
               </m:ctrlPr>
             </m:fPr>
             <m:num>
               <m:r>
-                <w:rPr>
-                  <w:rFonts w:ascii="Cambria Math" w:hAnsi="Cambria Math"/>
-                </w:rPr>
-                <m:t>d</m:t>
-              </m:r>
-              <m:r>
                 <m:rPr>
                   <m:sty m:val="p"/>
                 </m:rPr>
                 <w:rPr>
                   <w:rFonts w:ascii="Cambria Math" w:hAnsi="Cambria Math"/>
+                  <w:sz w:val="28"/>
                 </w:rPr>
                 <m:t>sin</m:t>
               </m:r>
               <m:r>
                 <w:rPr>
                   <w:rFonts w:ascii="Cambria Math" w:hAnsi="Cambria Math"/>
-                </w:rPr>
-                <m:t>x</m:t>
+                  <w:sz w:val="28"/>
+                </w:rPr>
+                <m:t>i</m:t>
               </m:r>
             </m:num>
             <m:den>
               <m:r>
-                <w:rPr>
-                  <w:rFonts w:ascii="Cambria Math" w:hAnsi="Cambria Math"/>
-                </w:rPr>
-                <m:t>dx</m:t>
+                <m:rPr>
+                  <m:sty m:val="p"/>
+                </m:rPr>
+                <w:rPr>
+                  <w:rFonts w:ascii="Cambria Math" w:hAnsi="Cambria Math"/>
+                  <w:sz w:val="28"/>
+                </w:rPr>
+                <m:t>sin</m:t>
+              </m:r>
+              <m:r>
+                <w:rPr>
+                  <w:rFonts w:ascii="Cambria Math" w:hAnsi="Cambria Math"/>
+                  <w:sz w:val="28"/>
+                </w:rPr>
+                <m:t>γ</m:t>
               </m:r>
             </m:den>
           </m:f>
-          <m:r>
-            <m:rPr>
-              <m:sty m:val="p"/>
-            </m:rPr>
-            <w:rPr>
-              <w:rFonts w:ascii="Cambria Math" w:hAnsi="Cambria Math"/>
-            </w:rPr>
-            <m:t>=cos</m:t>
-          </m:r>
-          <m:r>
-            <w:rPr>
-              <w:rFonts w:ascii="Cambria Math" w:hAnsi="Cambria Math"/>
-            </w:rPr>
-            <m:t>x</m:t>
-          </m:r>
-          <m:r>
-            <w:rPr>
-              <w:rFonts w:ascii="Cambria Math" w:hAnsi="Cambria Math"/>
-            </w:rPr>
-            <m:t xml:space="preserve">    , </m:t>
-          </m:r>
-          <m:r>
-            <m:rPr>
-              <m:sty m:val="p"/>
-            </m:rPr>
-            <w:rPr>
-              <w:rFonts w:ascii="Cambria Math" w:hAnsi="Cambria Math"/>
-            </w:rPr>
-            <m:t xml:space="preserve"> </m:t>
-          </m:r>
-          <m:f>
-            <m:fPr>
-              <m:ctrlPr>
-                <w:rPr>
-                  <w:rFonts w:ascii="Cambria Math" w:hAnsi="Cambria Math"/>
-                </w:rPr>
-              </m:ctrlPr>
-            </m:fPr>
-            <m:num>
-              <m:r>
-                <w:rPr>
-                  <w:rFonts w:ascii="Cambria Math" w:hAnsi="Cambria Math"/>
-                </w:rPr>
-                <m:t>d</m:t>
-              </m:r>
-              <m:f>
-                <m:fPr>
-                  <m:ctrlPr>
-                    <w:rPr>
-                      <w:rFonts w:ascii="Cambria Math" w:hAnsi="Cambria Math"/>
-                    </w:rPr>
-                  </m:ctrlPr>
-                </m:fPr>
-                <m:num>
-                  <m:r>
-                    <w:rPr>
-                      <w:rFonts w:ascii="Cambria Math" w:hAnsi="Cambria Math"/>
-                    </w:rPr>
-                    <m:t>1</m:t>
-                  </m:r>
-                </m:num>
-                <m:den>
-                  <m:r>
-                    <m:rPr>
-                      <m:sty m:val="p"/>
-                    </m:rPr>
-                    <w:rPr>
-                      <w:rFonts w:ascii="Cambria Math" w:hAnsi="Cambria Math"/>
-                    </w:rPr>
-                    <m:t>sin</m:t>
-                  </m:r>
-                  <m:r>
-                    <w:rPr>
-                      <w:rFonts w:ascii="Cambria Math" w:hAnsi="Cambria Math"/>
-                    </w:rPr>
-                    <m:t>x</m:t>
-                  </m:r>
-                </m:den>
-              </m:f>
-            </m:num>
-            <m:den>
-              <m:r>
-                <w:rPr>
-                  <w:rFonts w:ascii="Cambria Math" w:hAnsi="Cambria Math"/>
-                </w:rPr>
-                <m:t>dx</m:t>
-              </m:r>
-            </m:den>
-          </m:f>
-          <m:r>
-            <m:rPr>
-              <m:sty m:val="p"/>
-            </m:rPr>
-            <w:rPr>
-              <w:rFonts w:ascii="Cambria Math" w:hAnsi="Cambria Math"/>
-            </w:rPr>
-            <m:t>=-csc</m:t>
-          </m:r>
-          <m:r>
-            <w:rPr>
-              <w:rFonts w:ascii="Cambria Math" w:hAnsi="Cambria Math"/>
-            </w:rPr>
-            <m:t>x</m:t>
-          </m:r>
-          <m:r>
-            <m:rPr>
-              <m:sty m:val="p"/>
-            </m:rPr>
-            <w:rPr>
-              <w:rFonts w:ascii="Cambria Math" w:hAnsi="Cambria Math"/>
-            </w:rPr>
-            <m:t>cot</m:t>
-          </m:r>
-          <m:r>
-            <w:rPr>
-              <w:rFonts w:ascii="Cambria Math" w:hAnsi="Cambria Math"/>
-            </w:rPr>
-            <m:t>x  </m:t>
-          </m:r>
         </m:oMath>
       </m:oMathPara>
     </w:p>
     <w:p>
       <w:pPr>
-        <w:pStyle w:val="a0"/>
-        <w:rPr>
-          <w:rFonts w:hint="eastAsia"/>
+        <w:rPr>
+          <w:lang w:eastAsia="zh-CN"/>
+        </w:rPr>
+      </w:pPr>
+      <w:r>
+        <w:rPr>
+          <w:rFonts w:eastAsia="楷体"/>
+          <w:lang w:eastAsia="zh-CN"/>
+        </w:rPr>
+        <w:t xml:space="preserve">        </w:t>
+      </w:r>
+      <w:r>
+        <w:rPr>
+          <w:rFonts w:eastAsia="楷体" w:hint="eastAsia"/>
+          <w:b/>
+          <w:bCs/>
+          <w:lang w:eastAsia="zh-CN"/>
+        </w:rPr>
+        <w:t>解</w:t>
+      </w:r>
+      <w:r>
+        <w:rPr>
+          <w:rFonts w:eastAsia="楷体" w:hint="eastAsia"/>
+          <w:lang w:eastAsia="zh-CN"/>
+        </w:rPr>
+        <w:t>：</w:t>
+      </w:r>
+    </w:p>
+    <w:p>
+      <w:pPr>
+        <w:rPr>
+          <w:lang w:eastAsia="zh-CN"/>
+        </w:rPr>
+      </w:pPr>
+      <w:r>
+        <w:rPr>
+          <w:rFonts w:eastAsia="楷体" w:hint="eastAsia"/>
+          <w:lang w:eastAsia="zh-CN"/>
+        </w:rPr>
+        <w:t>比较简单，应用下面公式即可得出结果：</w:t>
+      </w:r>
+    </w:p>
+    <w:p>
+      <w:pPr>
+        <w:rPr>
+          <w:lang w:eastAsia="zh-CN"/>
         </w:rPr>
       </w:pPr>
     </w:p>
     <w:p>
       <w:pPr>
-        <w:pStyle w:val="FirstParagraph"/>
+        <w:rPr>
+          <w:lang w:eastAsia="zh-CN"/>
+        </w:rPr>
       </w:pPr>
       <m:oMathPara>
         <m:oMathParaPr>
@@ -5034,153 +5124,187 @@
               </m:sSup>
             </m:e>
           </m:rad>
-          <m:r>
-            <w:rPr>
-              <w:rFonts w:ascii="Cambria Math" w:hAnsi="Cambria Math"/>
-            </w:rPr>
-            <m:t> </m:t>
-          </m:r>
         </m:oMath>
       </m:oMathPara>
     </w:p>
     <w:p>
       <w:pPr>
-        <w:pStyle w:val="a0"/>
+        <w:rPr>
+          <w:lang w:eastAsia="zh-CN"/>
+        </w:rPr>
       </w:pPr>
     </w:p>
     <w:p>
       <w:pPr>
-        <w:numPr>
-          <w:ilvl w:val="0"/>
-          <w:numId w:val="3"/>
-        </w:numPr>
+        <w:rPr>
+          <w:rFonts w:hint="eastAsia"/>
+          <w:lang w:eastAsia="zh-CN"/>
+        </w:rPr>
       </w:pPr>
-      <m:oMath>
-        <m:r>
-          <w:rPr>
-            <w:rFonts w:ascii="Cambria Math" w:hAnsi="Cambria Math"/>
-          </w:rPr>
-          <m:t>g</m:t>
-        </m:r>
-        <m:r>
-          <m:rPr>
-            <m:sty m:val="p"/>
-          </m:rPr>
-          <w:rPr>
-            <w:rFonts w:ascii="Cambria Math" w:hAnsi="Cambria Math"/>
-          </w:rPr>
-          <m:t>=</m:t>
-        </m:r>
-        <m:f>
-          <m:fPr>
-            <m:ctrlPr>
-              <w:rPr>
-                <w:rFonts w:ascii="Cambria Math" w:hAnsi="Cambria Math"/>
-              </w:rPr>
-            </m:ctrlPr>
-          </m:fPr>
-          <m:num>
-            <m:r>
-              <w:rPr>
-                <w:rFonts w:ascii="Cambria Math" w:hAnsi="Cambria Math"/>
-              </w:rPr>
-              <m:t>4</m:t>
-            </m:r>
-            <m:sSup>
-              <m:sSupPr>
-                <m:ctrlPr>
-                  <w:rPr>
-                    <w:rFonts w:ascii="Cambria Math" w:hAnsi="Cambria Math"/>
-                  </w:rPr>
-                </m:ctrlPr>
-              </m:sSupPr>
-              <m:e>
-                <m:r>
-                  <w:rPr>
-                    <w:rFonts w:ascii="Cambria Math" w:hAnsi="Cambria Math"/>
-                  </w:rPr>
-                  <m:t>π</m:t>
-                </m:r>
-              </m:e>
-              <m:sup>
-                <m:r>
-                  <w:rPr>
-                    <w:rFonts w:ascii="Cambria Math" w:hAnsi="Cambria Math"/>
-                  </w:rPr>
-                  <m:t>2</m:t>
-                </m:r>
-              </m:sup>
-            </m:sSup>
-            <m:r>
-              <w:rPr>
-                <w:rFonts w:ascii="Cambria Math" w:hAnsi="Cambria Math"/>
-              </w:rPr>
-              <m:t>l</m:t>
-            </m:r>
-          </m:num>
-          <m:den>
-            <m:sSup>
-              <m:sSupPr>
-                <m:ctrlPr>
-                  <w:rPr>
-                    <w:rFonts w:ascii="Cambria Math" w:hAnsi="Cambria Math"/>
-                  </w:rPr>
-                </m:ctrlPr>
-              </m:sSupPr>
-              <m:e>
-                <m:r>
-                  <w:rPr>
-                    <w:rFonts w:ascii="Cambria Math" w:hAnsi="Cambria Math"/>
-                  </w:rPr>
-                  <m:t>T</m:t>
-                </m:r>
-              </m:e>
-              <m:sup>
-                <m:r>
-                  <w:rPr>
-                    <w:rFonts w:ascii="Cambria Math" w:hAnsi="Cambria Math"/>
-                  </w:rPr>
-                  <m:t>2</m:t>
-                </m:r>
-              </m:sup>
-            </m:sSup>
-          </m:den>
-        </m:f>
-      </m:oMath>
-      <w:r>
-        <w:br/>
-      </w:r>
-      <w:r>
-        <w:rPr>
-          <w:rFonts w:hint="eastAsia"/>
-          <w:b/>
-          <w:bCs/>
-        </w:rPr>
-        <w:t>解</w:t>
-      </w:r>
-      <w:r>
-        <w:t xml:space="preserve">: </w:t>
-      </w:r>
-      <w:r>
-        <w:rPr>
-          <w:rFonts w:hint="eastAsia"/>
-        </w:rPr>
-        <w:t>同</w:t>
-      </w:r>
-      <w:r>
-        <w:t xml:space="preserve"> </w:t>
-      </w:r>
-      <w:r>
-        <w:rPr>
-          <w:b/>
-          <w:bCs/>
-        </w:rPr>
-        <w:t>2</w:t>
-      </w:r>
     </w:p>
     <w:p>
       <w:pPr>
-        <w:pStyle w:val="a0"/>
+        <w:rPr>
+          <w:sz w:val="28"/>
+        </w:rPr>
+      </w:pPr>
+      <m:oMathPara>
+        <m:oMathParaPr>
+          <m:jc m:val="center"/>
+        </m:oMathParaPr>
+        <m:oMath>
+          <m:r>
+            <w:rPr>
+              <w:rFonts w:ascii="Cambria Math" w:hAnsi="Cambria Math"/>
+              <w:sz w:val="28"/>
+            </w:rPr>
+            <m:t>g</m:t>
+          </m:r>
+          <m:r>
+            <m:rPr>
+              <m:sty m:val="p"/>
+            </m:rPr>
+            <w:rPr>
+              <w:rFonts w:ascii="Cambria Math" w:hAnsi="Cambria Math"/>
+              <w:sz w:val="28"/>
+            </w:rPr>
+            <m:t>=</m:t>
+          </m:r>
+          <m:f>
+            <m:fPr>
+              <m:ctrlPr>
+                <w:rPr>
+                  <w:rFonts w:ascii="Cambria Math" w:hAnsi="Cambria Math"/>
+                  <w:sz w:val="28"/>
+                </w:rPr>
+              </m:ctrlPr>
+            </m:fPr>
+            <m:num>
+              <m:r>
+                <w:rPr>
+                  <w:rFonts w:ascii="Cambria Math" w:hAnsi="Cambria Math"/>
+                  <w:sz w:val="28"/>
+                </w:rPr>
+                <m:t>4</m:t>
+              </m:r>
+              <m:sSup>
+                <m:sSupPr>
+                  <m:ctrlPr>
+                    <w:rPr>
+                      <w:rFonts w:ascii="Cambria Math" w:hAnsi="Cambria Math"/>
+                      <w:sz w:val="28"/>
+                    </w:rPr>
+                  </m:ctrlPr>
+                </m:sSupPr>
+                <m:e>
+                  <m:r>
+                    <w:rPr>
+                      <w:rFonts w:ascii="Cambria Math" w:hAnsi="Cambria Math"/>
+                      <w:sz w:val="28"/>
+                    </w:rPr>
+                    <m:t>π</m:t>
+                  </m:r>
+                </m:e>
+                <m:sup>
+                  <m:r>
+                    <w:rPr>
+                      <w:rFonts w:ascii="Cambria Math" w:hAnsi="Cambria Math"/>
+                      <w:sz w:val="28"/>
+                    </w:rPr>
+                    <m:t>2</m:t>
+                  </m:r>
+                </m:sup>
+              </m:sSup>
+              <m:r>
+                <w:rPr>
+                  <w:rFonts w:ascii="Cambria Math" w:hAnsi="Cambria Math"/>
+                  <w:sz w:val="28"/>
+                </w:rPr>
+                <m:t>l</m:t>
+              </m:r>
+            </m:num>
+            <m:den>
+              <m:sSup>
+                <m:sSupPr>
+                  <m:ctrlPr>
+                    <w:rPr>
+                      <w:rFonts w:ascii="Cambria Math" w:hAnsi="Cambria Math"/>
+                      <w:sz w:val="28"/>
+                    </w:rPr>
+                  </m:ctrlPr>
+                </m:sSupPr>
+                <m:e>
+                  <m:r>
+                    <w:rPr>
+                      <w:rFonts w:ascii="Cambria Math" w:hAnsi="Cambria Math"/>
+                      <w:sz w:val="28"/>
+                    </w:rPr>
+                    <m:t>T</m:t>
+                  </m:r>
+                </m:e>
+                <m:sup>
+                  <m:r>
+                    <w:rPr>
+                      <w:rFonts w:ascii="Cambria Math" w:hAnsi="Cambria Math"/>
+                      <w:sz w:val="28"/>
+                    </w:rPr>
+                    <m:t>2</m:t>
+                  </m:r>
+                </m:sup>
+              </m:sSup>
+            </m:den>
+          </m:f>
+        </m:oMath>
+      </m:oMathPara>
+    </w:p>
+    <w:p>
+      <w:r>
+        <w:rPr>
+          <w:rFonts w:eastAsia="楷体"/>
+        </w:rPr>
+        <w:t xml:space="preserve">        </w:t>
+      </w:r>
+      <w:r>
+        <w:rPr>
+          <w:rFonts w:eastAsia="楷体" w:hint="eastAsia"/>
+          <w:b/>
+          <w:bCs/>
+        </w:rPr>
+        <w:t>解</w:t>
+      </w:r>
+      <w:r>
+        <w:rPr>
+          <w:rFonts w:eastAsia="楷体" w:hint="eastAsia"/>
+        </w:rPr>
+        <w:t>：</w:t>
+      </w:r>
+    </w:p>
+    <w:p>
+      <w:r>
+        <w:rPr>
+          <w:rFonts w:eastAsia="楷体" w:hint="eastAsia"/>
+        </w:rPr>
+        <w:t>同第</w:t>
+      </w:r>
+      <w:r>
+        <w:rPr>
+          <w:rFonts w:eastAsia="楷体" w:hint="eastAsia"/>
+        </w:rPr>
+        <w:t>2</w:t>
+      </w:r>
+      <w:r>
+        <w:rPr>
+          <w:rFonts w:eastAsia="楷体" w:hint="eastAsia"/>
+        </w:rPr>
+        <w:t>题：</w:t>
+      </w:r>
+    </w:p>
+    <w:p/>
+    <w:p>
+      <w:pPr>
+        <w:rPr>
+          <w:lang w:eastAsia="zh-CN"/>
+        </w:rPr>
       </w:pPr>
       <m:oMathPara>
         <m:oMathParaPr>
@@ -5456,137 +5580,189 @@
     </w:p>
     <w:p>
       <w:pPr>
-        <w:pStyle w:val="a0"/>
+        <w:rPr>
+          <w:lang w:eastAsia="zh-CN"/>
+        </w:rPr>
       </w:pPr>
     </w:p>
     <w:p>
       <w:pPr>
-        <w:numPr>
-          <w:ilvl w:val="0"/>
-          <w:numId w:val="3"/>
-        </w:numPr>
+        <w:rPr>
+          <w:rFonts w:hint="eastAsia"/>
+          <w:lang w:eastAsia="zh-CN"/>
+        </w:rPr>
       </w:pPr>
-      <m:oMath>
-        <m:r>
-          <w:rPr>
-            <w:rFonts w:ascii="Cambria Math" w:hAnsi="Cambria Math"/>
-          </w:rPr>
-          <w:lastRenderedPageBreak/>
-          <m:t>f</m:t>
-        </m:r>
-        <m:r>
-          <m:rPr>
-            <m:sty m:val="p"/>
-          </m:rPr>
-          <w:rPr>
-            <w:rFonts w:ascii="Cambria Math" w:hAnsi="Cambria Math"/>
-          </w:rPr>
-          <m:t>=</m:t>
-        </m:r>
-        <m:f>
-          <m:fPr>
-            <m:ctrlPr>
-              <w:rPr>
-                <w:rFonts w:ascii="Cambria Math" w:hAnsi="Cambria Math"/>
-              </w:rPr>
-            </m:ctrlPr>
-          </m:fPr>
-          <m:num>
-            <m:sSup>
-              <m:sSupPr>
-                <m:ctrlPr>
-                  <w:rPr>
-                    <w:rFonts w:ascii="Cambria Math" w:hAnsi="Cambria Math"/>
-                  </w:rPr>
-                </m:ctrlPr>
-              </m:sSupPr>
-              <m:e>
-                <m:r>
-                  <w:rPr>
-                    <w:rFonts w:ascii="Cambria Math" w:hAnsi="Cambria Math"/>
-                  </w:rPr>
-                  <m:t>D</m:t>
-                </m:r>
-              </m:e>
-              <m:sup>
-                <m:r>
-                  <w:rPr>
-                    <w:rFonts w:ascii="Cambria Math" w:hAnsi="Cambria Math"/>
-                  </w:rPr>
-                  <m:t>2</m:t>
-                </m:r>
-              </m:sup>
-            </m:sSup>
-            <m:r>
-              <m:rPr>
-                <m:sty m:val="p"/>
-              </m:rPr>
-              <w:rPr>
-                <w:rFonts w:ascii="Cambria Math" w:hAnsi="Cambria Math"/>
-              </w:rPr>
-              <m:t>-</m:t>
-            </m:r>
-            <m:sSup>
-              <m:sSupPr>
-                <m:ctrlPr>
-                  <w:rPr>
-                    <w:rFonts w:ascii="Cambria Math" w:hAnsi="Cambria Math"/>
-                  </w:rPr>
-                </m:ctrlPr>
-              </m:sSupPr>
-              <m:e>
-                <m:r>
-                  <w:rPr>
-                    <w:rFonts w:ascii="Cambria Math" w:hAnsi="Cambria Math"/>
-                  </w:rPr>
-                  <m:t>d</m:t>
-                </m:r>
-              </m:e>
-              <m:sup>
-                <m:r>
-                  <w:rPr>
-                    <w:rFonts w:ascii="Cambria Math" w:hAnsi="Cambria Math"/>
-                  </w:rPr>
-                  <m:t>2</m:t>
-                </m:r>
-              </m:sup>
-            </m:sSup>
-          </m:num>
-          <m:den>
-            <m:r>
-              <w:rPr>
-                <w:rFonts w:ascii="Cambria Math" w:hAnsi="Cambria Math"/>
-              </w:rPr>
-              <m:t>4D</m:t>
-            </m:r>
-          </m:den>
-        </m:f>
-      </m:oMath>
-      <w:r>
-        <w:br/>
-      </w:r>
-      <w:r>
-        <w:rPr>
-          <w:rFonts w:hint="eastAsia"/>
-          <w:b/>
-          <w:bCs/>
-        </w:rPr>
-        <w:t>解</w:t>
-      </w:r>
-      <w:r>
-        <w:t xml:space="preserve">: </w:t>
-      </w:r>
-      <w:r>
-        <w:rPr>
-          <w:rFonts w:hint="eastAsia"/>
-        </w:rPr>
-        <w:t>求导就行</w:t>
-      </w:r>
     </w:p>
     <w:p>
       <w:pPr>
-        <w:pStyle w:val="a0"/>
+        <w:rPr>
+          <w:sz w:val="28"/>
+        </w:rPr>
       </w:pPr>
+      <m:oMathPara>
+        <m:oMathParaPr>
+          <m:jc m:val="center"/>
+        </m:oMathParaPr>
+        <m:oMath>
+          <m:r>
+            <w:rPr>
+              <w:rFonts w:ascii="Cambria Math" w:hAnsi="Cambria Math"/>
+              <w:sz w:val="28"/>
+            </w:rPr>
+            <m:t>f</m:t>
+          </m:r>
+          <m:r>
+            <m:rPr>
+              <m:sty m:val="p"/>
+            </m:rPr>
+            <w:rPr>
+              <w:rFonts w:ascii="Cambria Math" w:hAnsi="Cambria Math"/>
+              <w:sz w:val="28"/>
+            </w:rPr>
+            <m:t>=</m:t>
+          </m:r>
+          <m:f>
+            <m:fPr>
+              <m:ctrlPr>
+                <w:rPr>
+                  <w:rFonts w:ascii="Cambria Math" w:hAnsi="Cambria Math"/>
+                  <w:sz w:val="28"/>
+                </w:rPr>
+              </m:ctrlPr>
+            </m:fPr>
+            <m:num>
+              <m:sSup>
+                <m:sSupPr>
+                  <m:ctrlPr>
+                    <w:rPr>
+                      <w:rFonts w:ascii="Cambria Math" w:hAnsi="Cambria Math"/>
+                      <w:sz w:val="28"/>
+                    </w:rPr>
+                  </m:ctrlPr>
+                </m:sSupPr>
+                <m:e>
+                  <m:r>
+                    <w:rPr>
+                      <w:rFonts w:ascii="Cambria Math" w:hAnsi="Cambria Math"/>
+                      <w:sz w:val="28"/>
+                    </w:rPr>
+                    <m:t>D</m:t>
+                  </m:r>
+                </m:e>
+                <m:sup>
+                  <m:r>
+                    <w:rPr>
+                      <w:rFonts w:ascii="Cambria Math" w:hAnsi="Cambria Math"/>
+                      <w:sz w:val="28"/>
+                    </w:rPr>
+                    <m:t>2</m:t>
+                  </m:r>
+                </m:sup>
+              </m:sSup>
+              <m:r>
+                <m:rPr>
+                  <m:sty m:val="p"/>
+                </m:rPr>
+                <w:rPr>
+                  <w:rFonts w:ascii="Cambria Math" w:hAnsi="Cambria Math"/>
+                  <w:sz w:val="28"/>
+                </w:rPr>
+                <m:t>-</m:t>
+              </m:r>
+              <m:sSup>
+                <m:sSupPr>
+                  <m:ctrlPr>
+                    <w:rPr>
+                      <w:rFonts w:ascii="Cambria Math" w:hAnsi="Cambria Math"/>
+                      <w:sz w:val="28"/>
+                    </w:rPr>
+                  </m:ctrlPr>
+                </m:sSupPr>
+                <m:e>
+                  <m:r>
+                    <w:rPr>
+                      <w:rFonts w:ascii="Cambria Math" w:hAnsi="Cambria Math"/>
+                      <w:sz w:val="28"/>
+                    </w:rPr>
+                    <m:t>d</m:t>
+                  </m:r>
+                </m:e>
+                <m:sup>
+                  <m:r>
+                    <w:rPr>
+                      <w:rFonts w:ascii="Cambria Math" w:hAnsi="Cambria Math"/>
+                      <w:sz w:val="28"/>
+                    </w:rPr>
+                    <m:t>2</m:t>
+                  </m:r>
+                </m:sup>
+              </m:sSup>
+            </m:num>
+            <m:den>
+              <m:r>
+                <w:rPr>
+                  <w:rFonts w:ascii="Cambria Math" w:hAnsi="Cambria Math"/>
+                  <w:sz w:val="28"/>
+                </w:rPr>
+                <m:t>4D</m:t>
+              </m:r>
+            </m:den>
+          </m:f>
+        </m:oMath>
+      </m:oMathPara>
+    </w:p>
+    <w:p>
+      <w:pPr>
+        <w:rPr>
+          <w:lang w:eastAsia="zh-CN"/>
+        </w:rPr>
+      </w:pPr>
+      <w:r>
+        <w:rPr>
+          <w:rFonts w:eastAsia="楷体"/>
+          <w:lang w:eastAsia="zh-CN"/>
+        </w:rPr>
+        <w:t xml:space="preserve">        </w:t>
+      </w:r>
+      <w:r>
+        <w:rPr>
+          <w:rFonts w:eastAsia="楷体" w:hint="eastAsia"/>
+          <w:b/>
+          <w:bCs/>
+          <w:lang w:eastAsia="zh-CN"/>
+        </w:rPr>
+        <w:t>解</w:t>
+      </w:r>
+      <w:r>
+        <w:rPr>
+          <w:rFonts w:eastAsia="楷体" w:hint="eastAsia"/>
+          <w:lang w:eastAsia="zh-CN"/>
+        </w:rPr>
+        <w:t>：</w:t>
+      </w:r>
+    </w:p>
+    <w:p>
+      <w:pPr>
+        <w:rPr>
+          <w:lang w:eastAsia="zh-CN"/>
+        </w:rPr>
+      </w:pPr>
+      <w:r>
+        <w:rPr>
+          <w:rFonts w:eastAsia="楷体" w:hint="eastAsia"/>
+          <w:lang w:eastAsia="zh-CN"/>
+        </w:rPr>
+        <w:t>求导并使用不确定度公式：</w:t>
+      </w:r>
+    </w:p>
+    <w:p>
+      <w:pPr>
+        <w:rPr>
+          <w:lang w:eastAsia="zh-CN"/>
+        </w:rPr>
+      </w:pPr>
+    </w:p>
+    <w:p>
       <m:oMathPara>
         <m:oMathParaPr>
           <m:jc m:val="center"/>
@@ -5915,302 +6091,312 @@
         </m:oMath>
       </m:oMathPara>
     </w:p>
+    <w:p/>
     <w:p>
-      <w:r>
-        <w:pict w14:anchorId="0450D310">
-          <v:rect id="_x0000_i1026" style="width:0;height:1.5pt" o:hralign="center" o:hrstd="t" o:hr="t"/>
-        </w:pict>
+      <w:pPr>
+        <w:pStyle w:val="2"/>
+        <w:rPr>
+          <w:lang w:eastAsia="zh-CN"/>
+        </w:rPr>
+      </w:pPr>
+      <w:bookmarkStart w:id="3" w:name="三单摆周期测量结果"/>
+      <w:bookmarkEnd w:id="2"/>
+      <w:r>
+        <w:rPr>
+          <w:rFonts w:eastAsia="黑体" w:hint="eastAsia"/>
+          <w:lang w:eastAsia="zh-CN"/>
+        </w:rPr>
+        <w:lastRenderedPageBreak/>
+        <w:t>三、单摆周期测量结果</w:t>
       </w:r>
     </w:p>
     <w:p>
       <w:pPr>
-        <w:pStyle w:val="2"/>
+        <w:rPr>
+          <w:lang w:eastAsia="zh-CN"/>
+        </w:rPr>
       </w:pPr>
-      <w:bookmarkStart w:id="3" w:name="三单摆周期测量结果"/>
-      <w:bookmarkEnd w:id="2"/>
-      <w:r>
-        <w:rPr>
-          <w:rFonts w:hint="eastAsia"/>
-        </w:rPr>
-        <w:t>三、单摆周期测量结果</w:t>
-      </w:r>
-    </w:p>
-    <w:p>
-      <w:pPr>
-        <w:pStyle w:val="FirstParagraph"/>
-      </w:pPr>
-      <w:r>
-        <w:rPr>
-          <w:rFonts w:hint="eastAsia"/>
+      <w:r>
+        <w:rPr>
+          <w:rFonts w:eastAsia="楷体" w:hint="eastAsia"/>
+          <w:lang w:eastAsia="zh-CN"/>
         </w:rPr>
         <w:t>用数字秒表测量单摆周期，连续测量</w:t>
       </w:r>
       <w:r>
         <w:rPr>
-          <w:rFonts w:hint="eastAsia"/>
+          <w:rFonts w:eastAsia="楷体" w:hint="eastAsia"/>
+          <w:lang w:eastAsia="zh-CN"/>
         </w:rPr>
         <w:t>10</w:t>
       </w:r>
       <w:r>
         <w:rPr>
-          <w:rFonts w:hint="eastAsia"/>
+          <w:rFonts w:eastAsia="楷体" w:hint="eastAsia"/>
+          <w:lang w:eastAsia="zh-CN"/>
         </w:rPr>
         <w:t>个周期数，</w:t>
       </w:r>
       <w:r>
         <w:rPr>
-          <w:rFonts w:hint="eastAsia"/>
+          <w:rFonts w:eastAsia="楷体" w:hint="eastAsia"/>
+          <w:lang w:eastAsia="zh-CN"/>
         </w:rPr>
         <w:t>10</w:t>
       </w:r>
       <w:r>
         <w:rPr>
-          <w:rFonts w:hint="eastAsia"/>
+          <w:rFonts w:eastAsia="楷体" w:hint="eastAsia"/>
+          <w:lang w:eastAsia="zh-CN"/>
         </w:rPr>
         <w:t>次的测量值</w:t>
       </w:r>
       <w:r>
+        <w:rPr>
+          <w:rFonts w:eastAsia="楷体"/>
+          <w:lang w:eastAsia="zh-CN"/>
+        </w:rPr>
         <w:t xml:space="preserve"> </w:t>
       </w:r>
       <m:oMath>
         <m:r>
           <w:rPr>
             <w:rFonts w:ascii="Cambria Math" w:hAnsi="Cambria Math"/>
+            <w:lang w:eastAsia="zh-CN"/>
           </w:rPr>
           <m:t>t</m:t>
         </m:r>
       </m:oMath>
       <w:r>
+        <w:rPr>
+          <w:rFonts w:eastAsia="楷体"/>
+          <w:lang w:eastAsia="zh-CN"/>
+        </w:rPr>
         <w:t xml:space="preserve"> </w:t>
       </w:r>
       <w:r>
         <w:rPr>
-          <w:rFonts w:hint="eastAsia"/>
+          <w:rFonts w:eastAsia="楷体" w:hint="eastAsia"/>
+          <w:lang w:eastAsia="zh-CN"/>
         </w:rPr>
         <w:t>分别为：</w:t>
       </w:r>
-      <w:r>
-        <w:br/>
-      </w:r>
-      <w:r>
-        <w:rPr>
-          <w:rFonts w:hint="eastAsia"/>
+    </w:p>
+    <w:p>
+      <w:r>
+        <w:rPr>
+          <w:rFonts w:eastAsia="楷体"/>
         </w:rPr>
         <w:t>19.4</w:t>
       </w:r>
       <w:r>
         <w:rPr>
-          <w:rFonts w:hint="eastAsia"/>
+          <w:rFonts w:eastAsia="楷体"/>
         </w:rPr>
         <w:t>、</w:t>
       </w:r>
       <w:r>
         <w:rPr>
-          <w:rFonts w:hint="eastAsia"/>
+          <w:rFonts w:eastAsia="楷体"/>
         </w:rPr>
         <w:t>19.3</w:t>
       </w:r>
       <w:r>
         <w:rPr>
-          <w:rFonts w:hint="eastAsia"/>
+          <w:rFonts w:eastAsia="楷体"/>
         </w:rPr>
         <w:t>、</w:t>
       </w:r>
       <w:r>
         <w:rPr>
-          <w:rFonts w:hint="eastAsia"/>
+          <w:rFonts w:eastAsia="楷体"/>
         </w:rPr>
         <w:t>19.4</w:t>
       </w:r>
       <w:r>
         <w:rPr>
-          <w:rFonts w:hint="eastAsia"/>
+          <w:rFonts w:eastAsia="楷体"/>
         </w:rPr>
         <w:t>、</w:t>
       </w:r>
       <w:r>
         <w:rPr>
-          <w:rFonts w:hint="eastAsia"/>
+          <w:rFonts w:eastAsia="楷体"/>
         </w:rPr>
         <w:t>19.5</w:t>
       </w:r>
       <w:r>
         <w:rPr>
-          <w:rFonts w:hint="eastAsia"/>
+          <w:rFonts w:eastAsia="楷体"/>
         </w:rPr>
         <w:t>、</w:t>
       </w:r>
       <w:r>
         <w:rPr>
-          <w:rFonts w:hint="eastAsia"/>
+          <w:rFonts w:eastAsia="楷体"/>
         </w:rPr>
         <w:t>19.5</w:t>
       </w:r>
       <w:r>
         <w:rPr>
-          <w:rFonts w:hint="eastAsia"/>
+          <w:rFonts w:eastAsia="楷体"/>
         </w:rPr>
         <w:t>、</w:t>
       </w:r>
       <w:r>
         <w:rPr>
-          <w:rFonts w:hint="eastAsia"/>
+          <w:rFonts w:eastAsia="楷体"/>
         </w:rPr>
         <w:t>19.3</w:t>
       </w:r>
       <w:r>
         <w:rPr>
-          <w:rFonts w:hint="eastAsia"/>
+          <w:rFonts w:eastAsia="楷体"/>
         </w:rPr>
         <w:t>、</w:t>
       </w:r>
       <w:r>
         <w:rPr>
-          <w:rFonts w:hint="eastAsia"/>
+          <w:rFonts w:eastAsia="楷体"/>
         </w:rPr>
         <w:t>19.2</w:t>
       </w:r>
       <w:r>
         <w:rPr>
-          <w:rFonts w:hint="eastAsia"/>
+          <w:rFonts w:eastAsia="楷体"/>
         </w:rPr>
         <w:t>、</w:t>
       </w:r>
       <w:r>
         <w:rPr>
-          <w:rFonts w:hint="eastAsia"/>
+          <w:rFonts w:eastAsia="楷体"/>
         </w:rPr>
         <w:t>19.5</w:t>
       </w:r>
       <w:r>
         <w:rPr>
-          <w:rFonts w:hint="eastAsia"/>
+          <w:rFonts w:eastAsia="楷体"/>
         </w:rPr>
         <w:t>、</w:t>
       </w:r>
       <w:r>
         <w:rPr>
-          <w:rFonts w:hint="eastAsia"/>
+          <w:rFonts w:eastAsia="楷体"/>
         </w:rPr>
         <w:t>19.4</w:t>
       </w:r>
       <w:r>
         <w:rPr>
-          <w:rFonts w:hint="eastAsia"/>
+          <w:rFonts w:eastAsia="楷体"/>
         </w:rPr>
         <w:t>、</w:t>
       </w:r>
       <w:r>
         <w:rPr>
-          <w:rFonts w:hint="eastAsia"/>
-        </w:rPr>
-        <w:t>19.5</w:t>
-      </w:r>
-      <w:r>
-        <w:rPr>
-          <w:rFonts w:hint="eastAsia"/>
-        </w:rPr>
-        <w:t>（</w:t>
-      </w:r>
-      <w:r>
-        <w:rPr>
-          <w:rFonts w:hint="eastAsia"/>
-        </w:rPr>
-        <w:t>s</w:t>
-      </w:r>
-      <w:r>
-        <w:rPr>
-          <w:rFonts w:hint="eastAsia"/>
-        </w:rPr>
-        <w:t>）。</w:t>
-      </w:r>
-      <w:r>
-        <w:br/>
-      </w:r>
-      <w:r>
-        <w:rPr>
-          <w:rFonts w:hint="eastAsia"/>
+          <w:rFonts w:eastAsia="楷体"/>
+        </w:rPr>
+        <w:t>19.5(s)</w:t>
+      </w:r>
+      <w:r>
+        <w:rPr>
+          <w:rFonts w:eastAsia="楷体"/>
+        </w:rPr>
+        <w:t>。</w:t>
+      </w:r>
+    </w:p>
+    <w:p>
+      <w:pPr>
+        <w:rPr>
+          <w:lang w:eastAsia="zh-CN"/>
+        </w:rPr>
+      </w:pPr>
+      <w:r>
+        <w:rPr>
+          <w:rFonts w:eastAsia="楷体" w:hint="eastAsia"/>
+          <w:lang w:eastAsia="zh-CN"/>
         </w:rPr>
         <w:t>设该组数据得到周期为</w:t>
       </w:r>
       <w:r>
+        <w:rPr>
+          <w:rFonts w:eastAsia="楷体"/>
+          <w:lang w:eastAsia="zh-CN"/>
+        </w:rPr>
         <w:t xml:space="preserve"> </w:t>
       </w:r>
       <m:oMath>
         <m:r>
           <w:rPr>
             <w:rFonts w:ascii="Cambria Math" w:hAnsi="Cambria Math"/>
+            <w:lang w:eastAsia="zh-CN"/>
           </w:rPr>
           <m:t>T</m:t>
         </m:r>
       </m:oMath>
       <w:r>
         <w:rPr>
-          <w:rFonts w:hint="eastAsia"/>
+          <w:rFonts w:eastAsia="楷体" w:hint="eastAsia"/>
+          <w:lang w:eastAsia="zh-CN"/>
         </w:rPr>
         <w:t>，请表示</w:t>
       </w:r>
       <w:r>
+        <w:rPr>
+          <w:rFonts w:eastAsia="楷体"/>
+          <w:lang w:eastAsia="zh-CN"/>
+        </w:rPr>
         <w:t xml:space="preserve"> </w:t>
       </w:r>
       <m:oMath>
         <m:r>
           <w:rPr>
             <w:rFonts w:ascii="Cambria Math" w:hAnsi="Cambria Math"/>
+            <w:lang w:eastAsia="zh-CN"/>
           </w:rPr>
           <m:t>T</m:t>
         </m:r>
       </m:oMath>
       <w:r>
+        <w:rPr>
+          <w:rFonts w:eastAsia="楷体"/>
+          <w:lang w:eastAsia="zh-CN"/>
+        </w:rPr>
         <w:t xml:space="preserve"> </w:t>
       </w:r>
       <w:r>
         <w:rPr>
-          <w:rFonts w:hint="eastAsia"/>
+          <w:rFonts w:eastAsia="楷体" w:hint="eastAsia"/>
+          <w:lang w:eastAsia="zh-CN"/>
         </w:rPr>
         <w:t>的测量结果？</w:t>
       </w:r>
     </w:p>
     <w:p>
-      <w:pPr>
-        <w:pStyle w:val="a0"/>
-        <w:rPr>
-          <w:rFonts w:hint="eastAsia"/>
-        </w:rPr>
-      </w:pPr>
+      <w:r>
+        <w:rPr>
+          <w:rFonts w:eastAsia="楷体" w:hint="eastAsia"/>
+          <w:b/>
+          <w:bCs/>
+        </w:rPr>
+        <w:t>解</w:t>
+      </w:r>
+      <w:r>
+        <w:rPr>
+          <w:rFonts w:eastAsia="楷体" w:hint="eastAsia"/>
+        </w:rPr>
+        <w:t>：</w:t>
+      </w:r>
     </w:p>
     <w:p>
-      <w:pPr>
-        <w:pStyle w:val="a0"/>
-      </w:pPr>
-      <w:r>
-        <w:rPr>
-          <w:rFonts w:hint="eastAsia"/>
-          <w:b/>
-          <w:bCs/>
-        </w:rPr>
-        <w:t>解</w:t>
-      </w:r>
-      <w:r>
-        <w:rPr>
-          <w:rFonts w:hint="eastAsia"/>
-        </w:rPr>
-        <w:t>：</w:t>
-      </w:r>
-      <w:r>
-        <w:br/>
-      </w:r>
-      <w:r>
-        <w:rPr>
-          <w:rFonts w:hint="eastAsia"/>
+      <w:r>
+        <w:rPr>
+          <w:rFonts w:eastAsia="楷体" w:hint="eastAsia"/>
         </w:rPr>
         <w:t>平均值</w:t>
       </w:r>
     </w:p>
+    <w:p/>
     <w:p>
-      <w:pPr>
-        <w:pStyle w:val="a0"/>
-      </w:pPr>
       <m:oMathPara>
         <m:oMathParaPr>
           <m:jc m:val="center"/>
@@ -6361,29 +6547,40 @@
         </m:oMath>
       </m:oMathPara>
     </w:p>
+    <w:p/>
     <w:p>
       <w:pPr>
-        <w:pStyle w:val="FirstParagraph"/>
+        <w:rPr>
+          <w:lang w:eastAsia="zh-CN"/>
+        </w:rPr>
       </w:pPr>
       <w:r>
         <w:rPr>
-          <w:rFonts w:hint="eastAsia"/>
+          <w:rFonts w:eastAsia="楷体" w:hint="eastAsia"/>
+          <w:lang w:eastAsia="zh-CN"/>
         </w:rPr>
         <w:t>标准差</w:t>
       </w:r>
     </w:p>
     <w:p>
       <w:pPr>
-        <w:pStyle w:val="a0"/>
+        <w:rPr>
+          <w:lang w:eastAsia="zh-CN"/>
+        </w:rPr>
+      </w:pPr>
+    </w:p>
+    <w:p>
+      <w:pPr>
+        <w:rPr>
+          <w:lang w:eastAsia="zh-CN"/>
+        </w:rPr>
       </w:pPr>
       <m:oMathPara>
-        <m:oMathParaPr>
-          <m:jc m:val="center"/>
-        </m:oMathParaPr>
         <m:oMath>
           <m:r>
             <w:rPr>
               <w:rFonts w:ascii="Cambria Math" w:hAnsi="Cambria Math"/>
+              <w:lang w:eastAsia="zh-CN"/>
             </w:rPr>
             <m:t>σ</m:t>
           </m:r>
@@ -6393,6 +6590,7 @@
             </m:rPr>
             <w:rPr>
               <w:rFonts w:ascii="Cambria Math" w:hAnsi="Cambria Math"/>
+              <w:lang w:eastAsia="zh-CN"/>
             </w:rPr>
             <m:t>=</m:t>
           </m:r>
@@ -6419,6 +6617,7 @@
                   <m:r>
                     <w:rPr>
                       <w:rFonts w:ascii="Cambria Math" w:hAnsi="Cambria Math"/>
+                      <w:lang w:eastAsia="zh-CN"/>
                     </w:rPr>
                     <m:t>1</m:t>
                   </m:r>
@@ -6427,6 +6626,7 @@
                   <m:r>
                     <w:rPr>
                       <w:rFonts w:ascii="Cambria Math" w:hAnsi="Cambria Math"/>
+                      <w:lang w:eastAsia="zh-CN"/>
                     </w:rPr>
                     <m:t>9</m:t>
                   </m:r>
@@ -6446,6 +6646,7 @@
                   <m:r>
                     <w:rPr>
                       <w:rFonts w:ascii="Cambria Math" w:hAnsi="Cambria Math"/>
+                      <w:lang w:eastAsia="zh-CN"/>
                     </w:rPr>
                     <m:t>i</m:t>
                   </m:r>
@@ -6455,12 +6656,14 @@
                     </m:rPr>
                     <w:rPr>
                       <w:rFonts w:ascii="Cambria Math" w:hAnsi="Cambria Math"/>
+                      <w:lang w:eastAsia="zh-CN"/>
                     </w:rPr>
                     <m:t>=</m:t>
                   </m:r>
                   <m:r>
                     <w:rPr>
                       <w:rFonts w:ascii="Cambria Math" w:hAnsi="Cambria Math"/>
+                      <w:lang w:eastAsia="zh-CN"/>
                     </w:rPr>
                     <m:t>1</m:t>
                   </m:r>
@@ -6469,6 +6672,7 @@
                   <m:r>
                     <w:rPr>
                       <w:rFonts w:ascii="Cambria Math" w:hAnsi="Cambria Math"/>
+                      <w:lang w:eastAsia="zh-CN"/>
                     </w:rPr>
                     <m:t>10</m:t>
                   </m:r>
@@ -6480,6 +6684,7 @@
                     </m:rPr>
                     <w:rPr>
                       <w:rFonts w:ascii="Cambria Math" w:hAnsi="Cambria Math"/>
+                      <w:lang w:eastAsia="zh-CN"/>
                     </w:rPr>
                     <m:t>(</m:t>
                   </m:r>
@@ -6497,6 +6702,7 @@
                   <m:r>
                     <w:rPr>
                       <w:rFonts w:ascii="Cambria Math" w:hAnsi="Cambria Math"/>
+                      <w:lang w:eastAsia="zh-CN"/>
                     </w:rPr>
                     <m:t>t</m:t>
                   </m:r>
@@ -6505,6 +6711,7 @@
                   <m:r>
                     <w:rPr>
                       <w:rFonts w:ascii="Cambria Math" w:hAnsi="Cambria Math"/>
+                      <w:lang w:eastAsia="zh-CN"/>
                     </w:rPr>
                     <m:t>i</m:t>
                   </m:r>
@@ -6516,6 +6723,7 @@
                 </m:rPr>
                 <w:rPr>
                   <w:rFonts w:ascii="Cambria Math" w:hAnsi="Cambria Math"/>
+                  <w:lang w:eastAsia="zh-CN"/>
                 </w:rPr>
                 <m:t>-</m:t>
               </m:r>
@@ -6532,6 +6740,7 @@
                   <m:r>
                     <w:rPr>
                       <w:rFonts w:ascii="Cambria Math" w:hAnsi="Cambria Math"/>
+                      <w:lang w:eastAsia="zh-CN"/>
                     </w:rPr>
                     <m:t>t</m:t>
                   </m:r>
@@ -6552,6 +6761,7 @@
                     </m:rPr>
                     <w:rPr>
                       <w:rFonts w:ascii="Cambria Math" w:hAnsi="Cambria Math"/>
+                      <w:lang w:eastAsia="zh-CN"/>
                     </w:rPr>
                     <m:t>)</m:t>
                   </m:r>
@@ -6560,6 +6770,7 @@
                   <m:r>
                     <w:rPr>
                       <w:rFonts w:ascii="Cambria Math" w:hAnsi="Cambria Math"/>
+                      <w:lang w:eastAsia="zh-CN"/>
                     </w:rPr>
                     <m:t>2</m:t>
                   </m:r>
@@ -6573,12 +6784,14 @@
             </m:rPr>
             <w:rPr>
               <w:rFonts w:ascii="Cambria Math" w:hAnsi="Cambria Math"/>
+              <w:lang w:eastAsia="zh-CN"/>
             </w:rPr>
             <m:t>=</m:t>
           </m:r>
           <m:r>
             <w:rPr>
               <w:rFonts w:ascii="Cambria Math" w:hAnsi="Cambria Math"/>
+              <w:lang w:eastAsia="zh-CN"/>
             </w:rPr>
             <m:t>0.1054 </m:t>
           </m:r>
@@ -6586,6 +6799,9 @@
             <m:rPr>
               <m:nor/>
             </m:rPr>
+            <w:rPr>
+              <w:lang w:eastAsia="zh-CN"/>
+            </w:rPr>
             <m:t>s</m:t>
           </m:r>
         </m:oMath>
@@ -6593,7 +6809,9 @@
     </w:p>
     <w:p>
       <w:pPr>
-        <w:pStyle w:val="FirstParagraph"/>
+        <w:rPr>
+          <w:lang w:eastAsia="zh-CN"/>
+        </w:rPr>
       </w:pPr>
       <m:oMathPara>
         <m:oMathParaPr>
@@ -6603,6 +6821,7 @@
           <m:r>
             <w:rPr>
               <w:rFonts w:ascii="Cambria Math" w:hAnsi="Cambria Math"/>
+              <w:lang w:eastAsia="zh-CN"/>
             </w:rPr>
             <m:t>3σ</m:t>
           </m:r>
@@ -6612,12 +6831,14 @@
             </m:rPr>
             <w:rPr>
               <w:rFonts w:ascii="Cambria Math" w:hAnsi="Cambria Math"/>
+              <w:lang w:eastAsia="zh-CN"/>
             </w:rPr>
             <m:t>=</m:t>
           </m:r>
           <m:r>
             <w:rPr>
               <w:rFonts w:ascii="Cambria Math" w:hAnsi="Cambria Math"/>
+              <w:lang w:eastAsia="zh-CN"/>
             </w:rPr>
             <m:t>0.3162 </m:t>
           </m:r>
@@ -6625,13 +6846,10 @@
             <m:rPr>
               <m:nor/>
             </m:rPr>
+            <w:rPr>
+              <w:lang w:eastAsia="zh-CN"/>
+            </w:rPr>
             <m:t>s</m:t>
-          </m:r>
-          <m:r>
-            <w:rPr>
-              <w:rFonts w:ascii="Cambria Math" w:hAnsi="Cambria Math"/>
-            </w:rPr>
-            <m:t> </m:t>
           </m:r>
           <m:r>
             <m:rPr>
@@ -6639,14 +6857,16 @@
             </m:rPr>
             <w:rPr>
               <w:rFonts w:ascii="Cambria Math" w:hAnsi="Cambria Math"/>
+              <w:lang w:eastAsia="zh-CN"/>
             </w:rPr>
             <m:t>,</m:t>
           </m:r>
           <m:r>
             <w:rPr>
               <w:rFonts w:ascii="Cambria Math" w:hAnsi="Cambria Math"/>
-            </w:rPr>
-            <m:t> </m:t>
+              <w:lang w:eastAsia="zh-CN"/>
+            </w:rPr>
+            <m:t> </m:t>
           </m:r>
           <m:sSub>
             <m:sSubPr>
@@ -6660,6 +6880,7 @@
               <m:r>
                 <w:rPr>
                   <w:rFonts w:ascii="Cambria Math" w:hAnsi="Cambria Math"/>
+                  <w:lang w:eastAsia="zh-CN"/>
                 </w:rPr>
                 <m:t>δ</m:t>
               </m:r>
@@ -6668,6 +6889,7 @@
               <m:r>
                 <w:rPr>
                   <w:rFonts w:ascii="Cambria Math" w:hAnsi="Cambria Math"/>
+                  <w:lang w:eastAsia="zh-CN"/>
                 </w:rPr>
                 <m:t>i</m:t>
               </m:r>
@@ -6679,6 +6901,7 @@
             </m:rPr>
             <w:rPr>
               <w:rFonts w:ascii="Cambria Math" w:hAnsi="Cambria Math"/>
+              <w:lang w:eastAsia="zh-CN"/>
             </w:rPr>
             <m:t>=|</m:t>
           </m:r>
@@ -6694,6 +6917,7 @@
               <m:r>
                 <w:rPr>
                   <w:rFonts w:ascii="Cambria Math" w:hAnsi="Cambria Math"/>
+                  <w:lang w:eastAsia="zh-CN"/>
                 </w:rPr>
                 <m:t>t</m:t>
               </m:r>
@@ -6702,6 +6926,7 @@
               <m:r>
                 <w:rPr>
                   <w:rFonts w:ascii="Cambria Math" w:hAnsi="Cambria Math"/>
+                  <w:lang w:eastAsia="zh-CN"/>
                 </w:rPr>
                 <m:t>i</m:t>
               </m:r>
@@ -6713,6 +6938,7 @@
             </m:rPr>
             <w:rPr>
               <w:rFonts w:ascii="Cambria Math" w:hAnsi="Cambria Math"/>
+              <w:lang w:eastAsia="zh-CN"/>
             </w:rPr>
             <m:t>-</m:t>
           </m:r>
@@ -6729,6 +6955,7 @@
               <m:r>
                 <w:rPr>
                   <w:rFonts w:ascii="Cambria Math" w:hAnsi="Cambria Math"/>
+                  <w:lang w:eastAsia="zh-CN"/>
                 </w:rPr>
                 <m:t>t</m:t>
               </m:r>
@@ -6740,6 +6967,7 @@
             </m:rPr>
             <w:rPr>
               <w:rFonts w:ascii="Cambria Math" w:hAnsi="Cambria Math"/>
+              <w:lang w:eastAsia="zh-CN"/>
             </w:rPr>
             <m:t>|</m:t>
           </m:r>
@@ -6748,51 +6976,63 @@
     </w:p>
     <w:p>
       <w:pPr>
-        <w:pStyle w:val="FirstParagraph"/>
+        <w:rPr>
+          <w:rFonts w:eastAsia="楷体"/>
+          <w:lang w:eastAsia="zh-CN"/>
+        </w:rPr>
       </w:pPr>
-      <w:r>
-        <w:rPr>
-          <w:rFonts w:hint="eastAsia"/>
-        </w:rPr>
-        <w:t>列表计算各测量值的残差绝对值并检验坏值</w:t>
+    </w:p>
+    <w:p>
+      <w:pPr>
+        <w:rPr>
+          <w:lang w:eastAsia="zh-CN"/>
+        </w:rPr>
+      </w:pPr>
+      <w:r>
+        <w:rPr>
+          <w:rFonts w:eastAsia="楷体" w:hint="eastAsia"/>
+          <w:lang w:eastAsia="zh-CN"/>
+        </w:rPr>
+        <w:t>列表计算各测量值的残差绝对值并检验坏值：</w:t>
       </w:r>
     </w:p>
     <w:tbl>
       <w:tblPr>
-        <w:tblStyle w:val="af1"/>
-        <w:tblW w:w="5000" w:type="pct"/>
-        <w:tblLayout w:type="fixed"/>
+        <w:tblStyle w:val="af0"/>
+        <w:tblW w:w="0" w:type="auto"/>
         <w:tblLook w:val="0020" w:firstRow="1" w:lastRow="0" w:firstColumn="0" w:lastColumn="0" w:noHBand="0" w:noVBand="0"/>
       </w:tblPr>
       <w:tblGrid>
-        <w:gridCol w:w="2533"/>
-        <w:gridCol w:w="633"/>
-        <w:gridCol w:w="633"/>
-        <w:gridCol w:w="633"/>
-        <w:gridCol w:w="632"/>
-        <w:gridCol w:w="632"/>
-        <w:gridCol w:w="632"/>
-        <w:gridCol w:w="632"/>
-        <w:gridCol w:w="632"/>
-        <w:gridCol w:w="632"/>
-        <w:gridCol w:w="632"/>
+        <w:gridCol w:w="762"/>
+        <w:gridCol w:w="584"/>
+        <w:gridCol w:w="584"/>
+        <w:gridCol w:w="584"/>
+        <w:gridCol w:w="584"/>
+        <w:gridCol w:w="584"/>
+        <w:gridCol w:w="584"/>
+        <w:gridCol w:w="584"/>
+        <w:gridCol w:w="584"/>
+        <w:gridCol w:w="584"/>
+        <w:gridCol w:w="584"/>
       </w:tblGrid>
       <w:tr>
         <w:tc>
           <w:tcPr>
-            <w:tcW w:w="2262" w:type="dxa"/>
+            <w:tcW w:w="0" w:type="auto"/>
           </w:tcPr>
           <w:p>
-            <w:pPr>
-              <w:pStyle w:val="Compact"/>
-            </w:pPr>
+            <w:proofErr w:type="spellStart"/>
             <w:r>
               <w:rPr>
-                <w:rFonts w:hint="eastAsia"/>
+                <w:rFonts w:eastAsia="楷体" w:hint="eastAsia"/>
               </w:rPr>
               <w:t>序号</w:t>
             </w:r>
+            <w:proofErr w:type="spellEnd"/>
             <w:r>
+              <w:rPr>
+                <w:rFonts w:eastAsia="楷体"/>
+              </w:rPr>
               <w:t xml:space="preserve"> </w:t>
             </w:r>
             <m:oMath>
@@ -6807,130 +7047,130 @@
         </w:tc>
         <w:tc>
           <w:tcPr>
-            <w:tcW w:w="565" w:type="dxa"/>
+            <w:tcW w:w="0" w:type="auto"/>
           </w:tcPr>
           <w:p>
-            <w:pPr>
-              <w:pStyle w:val="Compact"/>
-            </w:pPr>
             <w:r>
+              <w:rPr>
+                <w:rFonts w:eastAsia="楷体"/>
+              </w:rPr>
               <w:t>1</w:t>
             </w:r>
           </w:p>
         </w:tc>
         <w:tc>
           <w:tcPr>
-            <w:tcW w:w="565" w:type="dxa"/>
+            <w:tcW w:w="0" w:type="auto"/>
           </w:tcPr>
           <w:p>
-            <w:pPr>
-              <w:pStyle w:val="Compact"/>
-            </w:pPr>
             <w:r>
+              <w:rPr>
+                <w:rFonts w:eastAsia="楷体"/>
+              </w:rPr>
               <w:t>2</w:t>
             </w:r>
           </w:p>
         </w:tc>
         <w:tc>
           <w:tcPr>
-            <w:tcW w:w="565" w:type="dxa"/>
+            <w:tcW w:w="0" w:type="auto"/>
           </w:tcPr>
           <w:p>
-            <w:pPr>
-              <w:pStyle w:val="Compact"/>
-            </w:pPr>
             <w:r>
+              <w:rPr>
+                <w:rFonts w:eastAsia="楷体"/>
+              </w:rPr>
               <w:t>3</w:t>
             </w:r>
           </w:p>
         </w:tc>
         <w:tc>
           <w:tcPr>
-            <w:tcW w:w="565" w:type="dxa"/>
+            <w:tcW w:w="0" w:type="auto"/>
           </w:tcPr>
           <w:p>
-            <w:pPr>
-              <w:pStyle w:val="Compact"/>
-            </w:pPr>
             <w:r>
+              <w:rPr>
+                <w:rFonts w:eastAsia="楷体"/>
+              </w:rPr>
               <w:t>4</w:t>
             </w:r>
           </w:p>
         </w:tc>
         <w:tc>
           <w:tcPr>
-            <w:tcW w:w="565" w:type="dxa"/>
+            <w:tcW w:w="0" w:type="auto"/>
           </w:tcPr>
           <w:p>
-            <w:pPr>
-              <w:pStyle w:val="Compact"/>
-            </w:pPr>
             <w:r>
+              <w:rPr>
+                <w:rFonts w:eastAsia="楷体"/>
+              </w:rPr>
               <w:t>5</w:t>
             </w:r>
           </w:p>
         </w:tc>
         <w:tc>
           <w:tcPr>
-            <w:tcW w:w="565" w:type="dxa"/>
+            <w:tcW w:w="0" w:type="auto"/>
           </w:tcPr>
           <w:p>
-            <w:pPr>
-              <w:pStyle w:val="Compact"/>
-            </w:pPr>
             <w:r>
+              <w:rPr>
+                <w:rFonts w:eastAsia="楷体"/>
+              </w:rPr>
               <w:t>6</w:t>
             </w:r>
           </w:p>
         </w:tc>
         <w:tc>
           <w:tcPr>
-            <w:tcW w:w="565" w:type="dxa"/>
+            <w:tcW w:w="0" w:type="auto"/>
           </w:tcPr>
           <w:p>
-            <w:pPr>
-              <w:pStyle w:val="Compact"/>
-            </w:pPr>
             <w:r>
+              <w:rPr>
+                <w:rFonts w:eastAsia="楷体"/>
+              </w:rPr>
               <w:t>7</w:t>
             </w:r>
           </w:p>
         </w:tc>
         <w:tc>
           <w:tcPr>
-            <w:tcW w:w="565" w:type="dxa"/>
+            <w:tcW w:w="0" w:type="auto"/>
           </w:tcPr>
           <w:p>
-            <w:pPr>
-              <w:pStyle w:val="Compact"/>
-            </w:pPr>
             <w:r>
+              <w:rPr>
+                <w:rFonts w:eastAsia="楷体"/>
+              </w:rPr>
               <w:t>8</w:t>
             </w:r>
           </w:p>
         </w:tc>
         <w:tc>
           <w:tcPr>
-            <w:tcW w:w="565" w:type="dxa"/>
+            <w:tcW w:w="0" w:type="auto"/>
           </w:tcPr>
           <w:p>
-            <w:pPr>
-              <w:pStyle w:val="Compact"/>
-            </w:pPr>
             <w:r>
+              <w:rPr>
+                <w:rFonts w:eastAsia="楷体"/>
+              </w:rPr>
               <w:t>9</w:t>
             </w:r>
           </w:p>
         </w:tc>
         <w:tc>
           <w:tcPr>
-            <w:tcW w:w="565" w:type="dxa"/>
+            <w:tcW w:w="0" w:type="auto"/>
           </w:tcPr>
           <w:p>
-            <w:pPr>
-              <w:pStyle w:val="Compact"/>
-            </w:pPr>
             <w:r>
+              <w:rPr>
+                <w:rFonts w:eastAsia="楷体"/>
+              </w:rPr>
               <w:t>10</w:t>
             </w:r>
           </w:p>
@@ -6939,12 +7179,9 @@
       <w:tr>
         <w:tc>
           <w:tcPr>
-            <w:tcW w:w="2262" w:type="dxa"/>
+            <w:tcW w:w="0" w:type="auto"/>
           </w:tcPr>
           <w:p>
-            <w:pPr>
-              <w:pStyle w:val="Compact"/>
-            </w:pPr>
             <m:oMathPara>
               <m:oMath>
                 <m:sSub>
@@ -6993,130 +7230,130 @@
         </w:tc>
         <w:tc>
           <w:tcPr>
-            <w:tcW w:w="565" w:type="dxa"/>
+            <w:tcW w:w="0" w:type="auto"/>
           </w:tcPr>
           <w:p>
-            <w:pPr>
-              <w:pStyle w:val="Compact"/>
-            </w:pPr>
             <w:r>
+              <w:rPr>
+                <w:rFonts w:eastAsia="楷体"/>
+              </w:rPr>
               <w:t>19.4</w:t>
             </w:r>
           </w:p>
         </w:tc>
         <w:tc>
           <w:tcPr>
-            <w:tcW w:w="565" w:type="dxa"/>
+            <w:tcW w:w="0" w:type="auto"/>
           </w:tcPr>
           <w:p>
-            <w:pPr>
-              <w:pStyle w:val="Compact"/>
-            </w:pPr>
             <w:r>
+              <w:rPr>
+                <w:rFonts w:eastAsia="楷体"/>
+              </w:rPr>
               <w:t>19.3</w:t>
             </w:r>
           </w:p>
         </w:tc>
         <w:tc>
           <w:tcPr>
-            <w:tcW w:w="565" w:type="dxa"/>
+            <w:tcW w:w="0" w:type="auto"/>
           </w:tcPr>
           <w:p>
-            <w:pPr>
-              <w:pStyle w:val="Compact"/>
-            </w:pPr>
             <w:r>
+              <w:rPr>
+                <w:rFonts w:eastAsia="楷体"/>
+              </w:rPr>
               <w:t>19.4</w:t>
             </w:r>
           </w:p>
         </w:tc>
         <w:tc>
           <w:tcPr>
-            <w:tcW w:w="565" w:type="dxa"/>
+            <w:tcW w:w="0" w:type="auto"/>
           </w:tcPr>
           <w:p>
-            <w:pPr>
-              <w:pStyle w:val="Compact"/>
-            </w:pPr>
             <w:r>
+              <w:rPr>
+                <w:rFonts w:eastAsia="楷体"/>
+              </w:rPr>
               <w:t>19.5</w:t>
             </w:r>
           </w:p>
         </w:tc>
         <w:tc>
           <w:tcPr>
-            <w:tcW w:w="565" w:type="dxa"/>
+            <w:tcW w:w="0" w:type="auto"/>
           </w:tcPr>
           <w:p>
-            <w:pPr>
-              <w:pStyle w:val="Compact"/>
-            </w:pPr>
             <w:r>
+              <w:rPr>
+                <w:rFonts w:eastAsia="楷体"/>
+              </w:rPr>
               <w:t>19.5</w:t>
             </w:r>
           </w:p>
         </w:tc>
         <w:tc>
           <w:tcPr>
-            <w:tcW w:w="565" w:type="dxa"/>
+            <w:tcW w:w="0" w:type="auto"/>
           </w:tcPr>
           <w:p>
-            <w:pPr>
-              <w:pStyle w:val="Compact"/>
-            </w:pPr>
             <w:r>
+              <w:rPr>
+                <w:rFonts w:eastAsia="楷体"/>
+              </w:rPr>
               <w:t>19.3</w:t>
             </w:r>
           </w:p>
         </w:tc>
         <w:tc>
           <w:tcPr>
-            <w:tcW w:w="565" w:type="dxa"/>
+            <w:tcW w:w="0" w:type="auto"/>
           </w:tcPr>
           <w:p>
-            <w:pPr>
-              <w:pStyle w:val="Compact"/>
-            </w:pPr>
             <w:r>
+              <w:rPr>
+                <w:rFonts w:eastAsia="楷体"/>
+              </w:rPr>
               <w:t>19.2</w:t>
             </w:r>
           </w:p>
         </w:tc>
         <w:tc>
           <w:tcPr>
-            <w:tcW w:w="565" w:type="dxa"/>
+            <w:tcW w:w="0" w:type="auto"/>
           </w:tcPr>
           <w:p>
-            <w:pPr>
-              <w:pStyle w:val="Compact"/>
-            </w:pPr>
             <w:r>
+              <w:rPr>
+                <w:rFonts w:eastAsia="楷体"/>
+              </w:rPr>
               <w:t>19.5</w:t>
             </w:r>
           </w:p>
         </w:tc>
         <w:tc>
           <w:tcPr>
-            <w:tcW w:w="565" w:type="dxa"/>
+            <w:tcW w:w="0" w:type="auto"/>
           </w:tcPr>
           <w:p>
-            <w:pPr>
-              <w:pStyle w:val="Compact"/>
-            </w:pPr>
             <w:r>
+              <w:rPr>
+                <w:rFonts w:eastAsia="楷体"/>
+              </w:rPr>
               <w:t>19.4</w:t>
             </w:r>
           </w:p>
         </w:tc>
         <w:tc>
           <w:tcPr>
-            <w:tcW w:w="565" w:type="dxa"/>
+            <w:tcW w:w="0" w:type="auto"/>
           </w:tcPr>
           <w:p>
-            <w:pPr>
-              <w:pStyle w:val="Compact"/>
-            </w:pPr>
             <w:r>
+              <w:rPr>
+                <w:rFonts w:eastAsia="楷体"/>
+              </w:rPr>
               <w:t>19.5</w:t>
             </w:r>
           </w:p>
@@ -7125,12 +7362,9 @@
       <w:tr>
         <w:tc>
           <w:tcPr>
-            <w:tcW w:w="2262" w:type="dxa"/>
+            <w:tcW w:w="0" w:type="auto"/>
           </w:tcPr>
           <w:p>
-            <w:pPr>
-              <w:pStyle w:val="Compact"/>
-            </w:pPr>
             <m:oMathPara>
               <m:oMath>
                 <m:sSub>
@@ -7179,130 +7413,130 @@
         </w:tc>
         <w:tc>
           <w:tcPr>
-            <w:tcW w:w="565" w:type="dxa"/>
+            <w:tcW w:w="0" w:type="auto"/>
           </w:tcPr>
           <w:p>
-            <w:pPr>
-              <w:pStyle w:val="Compact"/>
-            </w:pPr>
             <w:r>
+              <w:rPr>
+                <w:rFonts w:eastAsia="楷体"/>
+              </w:rPr>
               <w:t>0.00</w:t>
             </w:r>
           </w:p>
         </w:tc>
         <w:tc>
           <w:tcPr>
-            <w:tcW w:w="565" w:type="dxa"/>
+            <w:tcW w:w="0" w:type="auto"/>
           </w:tcPr>
           <w:p>
-            <w:pPr>
-              <w:pStyle w:val="Compact"/>
-            </w:pPr>
             <w:r>
+              <w:rPr>
+                <w:rFonts w:eastAsia="楷体"/>
+              </w:rPr>
               <w:t>0.10</w:t>
             </w:r>
           </w:p>
         </w:tc>
         <w:tc>
           <w:tcPr>
-            <w:tcW w:w="565" w:type="dxa"/>
+            <w:tcW w:w="0" w:type="auto"/>
           </w:tcPr>
           <w:p>
-            <w:pPr>
-              <w:pStyle w:val="Compact"/>
-            </w:pPr>
             <w:r>
+              <w:rPr>
+                <w:rFonts w:eastAsia="楷体"/>
+              </w:rPr>
               <w:t>0.00</w:t>
             </w:r>
           </w:p>
         </w:tc>
         <w:tc>
           <w:tcPr>
-            <w:tcW w:w="565" w:type="dxa"/>
+            <w:tcW w:w="0" w:type="auto"/>
           </w:tcPr>
           <w:p>
-            <w:pPr>
-              <w:pStyle w:val="Compact"/>
-            </w:pPr>
             <w:r>
+              <w:rPr>
+                <w:rFonts w:eastAsia="楷体"/>
+              </w:rPr>
               <w:t>0.10</w:t>
             </w:r>
           </w:p>
         </w:tc>
         <w:tc>
           <w:tcPr>
-            <w:tcW w:w="565" w:type="dxa"/>
+            <w:tcW w:w="0" w:type="auto"/>
           </w:tcPr>
           <w:p>
-            <w:pPr>
-              <w:pStyle w:val="Compact"/>
-            </w:pPr>
             <w:r>
+              <w:rPr>
+                <w:rFonts w:eastAsia="楷体"/>
+              </w:rPr>
               <w:t>0.10</w:t>
             </w:r>
           </w:p>
         </w:tc>
         <w:tc>
           <w:tcPr>
-            <w:tcW w:w="565" w:type="dxa"/>
+            <w:tcW w:w="0" w:type="auto"/>
           </w:tcPr>
           <w:p>
-            <w:pPr>
-              <w:pStyle w:val="Compact"/>
-            </w:pPr>
             <w:r>
+              <w:rPr>
+                <w:rFonts w:eastAsia="楷体"/>
+              </w:rPr>
               <w:t>0.10</w:t>
             </w:r>
           </w:p>
         </w:tc>
         <w:tc>
           <w:tcPr>
-            <w:tcW w:w="565" w:type="dxa"/>
+            <w:tcW w:w="0" w:type="auto"/>
           </w:tcPr>
           <w:p>
-            <w:pPr>
-              <w:pStyle w:val="Compact"/>
-            </w:pPr>
             <w:r>
+              <w:rPr>
+                <w:rFonts w:eastAsia="楷体"/>
+              </w:rPr>
               <w:t>0.20</w:t>
             </w:r>
           </w:p>
         </w:tc>
         <w:tc>
           <w:tcPr>
-            <w:tcW w:w="565" w:type="dxa"/>
+            <w:tcW w:w="0" w:type="auto"/>
           </w:tcPr>
           <w:p>
-            <w:pPr>
-              <w:pStyle w:val="Compact"/>
-            </w:pPr>
             <w:r>
+              <w:rPr>
+                <w:rFonts w:eastAsia="楷体"/>
+              </w:rPr>
               <w:t>0.10</w:t>
             </w:r>
           </w:p>
         </w:tc>
         <w:tc>
           <w:tcPr>
-            <w:tcW w:w="565" w:type="dxa"/>
+            <w:tcW w:w="0" w:type="auto"/>
           </w:tcPr>
           <w:p>
-            <w:pPr>
-              <w:pStyle w:val="Compact"/>
-            </w:pPr>
             <w:r>
+              <w:rPr>
+                <w:rFonts w:eastAsia="楷体"/>
+              </w:rPr>
               <w:t>0.00</w:t>
             </w:r>
           </w:p>
         </w:tc>
         <w:tc>
           <w:tcPr>
-            <w:tcW w:w="565" w:type="dxa"/>
+            <w:tcW w:w="0" w:type="auto"/>
           </w:tcPr>
           <w:p>
-            <w:pPr>
-              <w:pStyle w:val="Compact"/>
-            </w:pPr>
             <w:r>
+              <w:rPr>
+                <w:rFonts w:eastAsia="楷体"/>
+              </w:rPr>
               <w:t>0.10</w:t>
             </w:r>
           </w:p>
@@ -7311,15 +7545,22 @@
     </w:tbl>
     <w:p>
       <w:pPr>
-        <w:pStyle w:val="a0"/>
+        <w:rPr>
+          <w:lang w:eastAsia="zh-CN"/>
+        </w:rPr>
       </w:pPr>
       <w:r>
         <w:rPr>
-          <w:rFonts w:hint="eastAsia"/>
+          <w:rFonts w:eastAsia="楷体" w:hint="eastAsia"/>
+          <w:lang w:eastAsia="zh-CN"/>
         </w:rPr>
         <w:t>所有</w:t>
       </w:r>
       <w:r>
+        <w:rPr>
+          <w:rFonts w:eastAsia="楷体"/>
+          <w:lang w:eastAsia="zh-CN"/>
+        </w:rPr>
         <w:t xml:space="preserve"> </w:t>
       </w:r>
       <m:oMath>
@@ -7335,6 +7576,7 @@
             <m:r>
               <w:rPr>
                 <w:rFonts w:ascii="Cambria Math" w:hAnsi="Cambria Math"/>
+                <w:lang w:eastAsia="zh-CN"/>
               </w:rPr>
               <m:t>δ</m:t>
             </m:r>
@@ -7343,6 +7585,7 @@
             <m:r>
               <w:rPr>
                 <w:rFonts w:ascii="Cambria Math" w:hAnsi="Cambria Math"/>
+                <w:lang w:eastAsia="zh-CN"/>
               </w:rPr>
               <m:t>i</m:t>
             </m:r>
@@ -7350,21 +7593,31 @@
         </m:sSub>
       </m:oMath>
       <w:r>
+        <w:rPr>
+          <w:rFonts w:eastAsia="楷体"/>
+          <w:lang w:eastAsia="zh-CN"/>
+        </w:rPr>
         <w:t xml:space="preserve"> </w:t>
       </w:r>
       <w:r>
         <w:rPr>
-          <w:rFonts w:hint="eastAsia"/>
+          <w:rFonts w:eastAsia="楷体" w:hint="eastAsia"/>
+          <w:lang w:eastAsia="zh-CN"/>
         </w:rPr>
         <w:t>均小于</w:t>
       </w:r>
       <w:r>
+        <w:rPr>
+          <w:rFonts w:eastAsia="楷体"/>
+          <w:lang w:eastAsia="zh-CN"/>
+        </w:rPr>
         <w:t xml:space="preserve"> </w:t>
       </w:r>
       <m:oMath>
         <m:r>
           <w:rPr>
             <w:rFonts w:ascii="Cambria Math" w:hAnsi="Cambria Math"/>
+            <w:lang w:eastAsia="zh-CN"/>
           </w:rPr>
           <m:t>3σ</m:t>
         </m:r>
@@ -7374,12 +7627,14 @@
           </m:rPr>
           <w:rPr>
             <w:rFonts w:ascii="Cambria Math" w:hAnsi="Cambria Math"/>
+            <w:lang w:eastAsia="zh-CN"/>
           </w:rPr>
           <m:t>=</m:t>
         </m:r>
         <m:r>
           <w:rPr>
             <w:rFonts w:ascii="Cambria Math" w:hAnsi="Cambria Math"/>
+            <w:lang w:eastAsia="zh-CN"/>
           </w:rPr>
           <m:t>0.3162 </m:t>
         </m:r>
@@ -7387,18 +7642,21 @@
           <m:rPr>
             <m:nor/>
           </m:rPr>
+          <w:rPr>
+            <w:lang w:eastAsia="zh-CN"/>
+          </w:rPr>
           <m:t>s</m:t>
         </m:r>
       </m:oMath>
       <w:r>
         <w:rPr>
-          <w:rFonts w:hint="eastAsia"/>
+          <w:rFonts w:eastAsia="楷体" w:hint="eastAsia"/>
+          <w:lang w:eastAsia="zh-CN"/>
         </w:rPr>
         <w:t>，故无坏值，无需剔除。</w:t>
       </w:r>
-      <w:r>
-        <w:t xml:space="preserve"> </w:t>
-      </w:r>
+    </w:p>
+    <w:p>
       <m:oMath>
         <m:r>
           <w:rPr>
@@ -7409,15 +7667,13 @@
       </m:oMath>
       <w:r>
         <w:rPr>
-          <w:rFonts w:hint="eastAsia"/>
+          <w:rFonts w:eastAsia="楷体" w:hint="eastAsia"/>
         </w:rPr>
         <w:t>类分量</w:t>
       </w:r>
     </w:p>
+    <w:p/>
     <w:p>
-      <w:pPr>
-        <w:pStyle w:val="a0"/>
-      </w:pPr>
       <m:oMathPara>
         <m:oMathParaPr>
           <m:jc m:val="center"/>
@@ -7460,40 +7716,44 @@
             </w:rPr>
             <m:t>=</m:t>
           </m:r>
-          <m:r>
-            <w:rPr>
-              <w:rFonts w:ascii="Cambria Math" w:hAnsi="Cambria Math"/>
-            </w:rPr>
-            <m:t>S</m:t>
-          </m:r>
-          <m:r>
-            <m:rPr>
-              <m:sty m:val="p"/>
-            </m:rPr>
-            <w:rPr>
-              <w:rFonts w:ascii="Cambria Math" w:hAnsi="Cambria Math"/>
-            </w:rPr>
-            <m:t>/</m:t>
-          </m:r>
-          <m:rad>
-            <m:radPr>
-              <m:degHide m:val="1"/>
+          <m:f>
+            <m:fPr>
               <m:ctrlPr>
                 <w:rPr>
                   <w:rFonts w:ascii="Cambria Math" w:hAnsi="Cambria Math"/>
                 </w:rPr>
               </m:ctrlPr>
-            </m:radPr>
-            <m:deg/>
-            <m:e>
-              <m:r>
-                <w:rPr>
-                  <w:rFonts w:ascii="Cambria Math" w:hAnsi="Cambria Math"/>
-                </w:rPr>
-                <m:t>10</m:t>
-              </m:r>
-            </m:e>
-          </m:rad>
+            </m:fPr>
+            <m:num>
+              <m:r>
+                <w:rPr>
+                  <w:rFonts w:ascii="Cambria Math" w:hAnsi="Cambria Math"/>
+                </w:rPr>
+                <m:t>S</m:t>
+              </m:r>
+            </m:num>
+            <m:den>
+              <m:rad>
+                <m:radPr>
+                  <m:degHide m:val="1"/>
+                  <m:ctrlPr>
+                    <w:rPr>
+                      <w:rFonts w:ascii="Cambria Math" w:hAnsi="Cambria Math"/>
+                    </w:rPr>
+                  </m:ctrlPr>
+                </m:radPr>
+                <m:deg/>
+                <m:e>
+                  <m:r>
+                    <w:rPr>
+                      <w:rFonts w:ascii="Cambria Math" w:hAnsi="Cambria Math"/>
+                    </w:rPr>
+                    <m:t>10</m:t>
+                  </m:r>
+                </m:e>
+              </m:rad>
+            </m:den>
+          </m:f>
           <m:r>
             <m:rPr>
               <m:sty m:val="p"/>
@@ -7518,10 +7778,8 @@
         </m:oMath>
       </m:oMathPara>
     </w:p>
+    <w:p/>
     <w:p>
-      <w:pPr>
-        <w:pStyle w:val="FirstParagraph"/>
-      </w:pPr>
       <m:oMath>
         <m:r>
           <w:rPr>
@@ -7532,15 +7790,13 @@
       </m:oMath>
       <w:r>
         <w:rPr>
-          <w:rFonts w:hint="eastAsia"/>
+          <w:rFonts w:eastAsia="楷体" w:hint="eastAsia"/>
         </w:rPr>
         <w:t>类分量</w:t>
       </w:r>
     </w:p>
+    <w:p/>
     <w:p>
-      <w:pPr>
-        <w:pStyle w:val="a0"/>
-      </w:pPr>
       <m:oMathPara>
         <m:oMathParaPr>
           <m:jc m:val="center"/>
@@ -7613,9 +7869,9 @@
                 </m:e>
                 <m:sub>
                   <m:r>
-                    <w:rPr>
-                      <w:rFonts w:ascii="Cambria Math" w:hAnsi="Cambria Math"/>
-                    </w:rPr>
+                    <m:rPr>
+                      <m:nor/>
+                    </m:rPr>
                     <m:t>仪</m:t>
                   </m:r>
                 </m:sub>
@@ -7715,16 +7971,16 @@
       </m:oMathPara>
     </w:p>
     <w:p>
-      <w:pPr>
-        <w:pStyle w:val="FirstParagraph"/>
-      </w:pPr>
-      <w:r>
-        <w:rPr>
-          <w:rFonts w:hint="eastAsia"/>
+      <w:r>
+        <w:rPr>
+          <w:rFonts w:eastAsia="楷体" w:hint="eastAsia"/>
         </w:rPr>
         <w:t>周期</w:t>
       </w:r>
       <w:r>
+        <w:rPr>
+          <w:rFonts w:eastAsia="楷体"/>
+        </w:rPr>
         <w:t xml:space="preserve"> </w:t>
       </w:r>
       <m:oMath>
@@ -7767,18 +8023,13 @@
       </m:oMath>
       <w:r>
         <w:rPr>
-          <w:rFonts w:hint="eastAsia"/>
+          <w:rFonts w:eastAsia="楷体" w:hint="eastAsia"/>
         </w:rPr>
         <w:t>，则</w:t>
       </w:r>
-      <w:r>
-        <w:br/>
-      </w:r>
     </w:p>
+    <w:p/>
     <w:p>
-      <w:pPr>
-        <w:pStyle w:val="a0"/>
-      </w:pPr>
       <m:oMathPara>
         <m:oMathParaPr>
           <m:jc m:val="center"/>
@@ -7823,18 +8074,15 @@
             </m:rPr>
             <m:t>s</m:t>
           </m:r>
-        </m:oMath>
-      </m:oMathPara>
-    </w:p>
-    <w:p>
-      <w:pPr>
-        <w:pStyle w:val="FirstParagraph"/>
-      </w:pPr>
-      <m:oMathPara>
-        <m:oMathParaPr>
-          <m:jc m:val="center"/>
-        </m:oMathParaPr>
-        <m:oMath>
+          <m:r>
+            <m:rPr>
+              <m:sty m:val="p"/>
+            </m:rPr>
+            <w:rPr>
+              <w:rFonts w:ascii="Cambria Math" w:hAnsi="Cambria Math"/>
+            </w:rPr>
+            <m:t>,</m:t>
+          </m:r>
           <m:r>
             <w:rPr>
               <w:rFonts w:ascii="Cambria Math" w:hAnsi="Cambria Math"/>
@@ -8038,23 +8286,33 @@
         </m:oMath>
       </m:oMathPara>
     </w:p>
+    <w:p/>
     <w:p>
       <w:pPr>
-        <w:pStyle w:val="FirstParagraph"/>
+        <w:rPr>
+          <w:lang w:eastAsia="zh-CN"/>
+        </w:rPr>
       </w:pPr>
       <w:r>
-        <w:br/>
-      </w:r>
-      <w:r>
-        <w:rPr>
-          <w:rFonts w:hint="eastAsia"/>
+        <w:rPr>
+          <w:rFonts w:eastAsia="楷体" w:hint="eastAsia"/>
+          <w:lang w:eastAsia="zh-CN"/>
         </w:rPr>
         <w:t>测量结果：</w:t>
       </w:r>
     </w:p>
     <w:p>
       <w:pPr>
-        <w:pStyle w:val="a0"/>
+        <w:rPr>
+          <w:lang w:eastAsia="zh-CN"/>
+        </w:rPr>
+      </w:pPr>
+    </w:p>
+    <w:p>
+      <w:pPr>
+        <w:rPr>
+          <w:lang w:eastAsia="zh-CN"/>
+        </w:rPr>
       </w:pPr>
       <m:oMathPara>
         <m:oMathParaPr>
@@ -8064,6 +8322,7 @@
           <m:r>
             <w:rPr>
               <w:rFonts w:ascii="Cambria Math" w:hAnsi="Cambria Math"/>
+              <w:lang w:eastAsia="zh-CN"/>
             </w:rPr>
             <m:t>T</m:t>
           </m:r>
@@ -8073,12 +8332,14 @@
             </m:rPr>
             <w:rPr>
               <w:rFonts w:ascii="Cambria Math" w:hAnsi="Cambria Math"/>
+              <w:lang w:eastAsia="zh-CN"/>
             </w:rPr>
             <m:t>=(</m:t>
           </m:r>
           <m:r>
             <w:rPr>
               <w:rFonts w:ascii="Cambria Math" w:hAnsi="Cambria Math"/>
+              <w:lang w:eastAsia="zh-CN"/>
             </w:rPr>
             <m:t>1.94</m:t>
           </m:r>
@@ -8088,12 +8349,14 @@
             </m:rPr>
             <w:rPr>
               <w:rFonts w:ascii="Cambria Math" w:hAnsi="Cambria Math"/>
+              <w:lang w:eastAsia="zh-CN"/>
             </w:rPr>
             <m:t>±</m:t>
           </m:r>
           <m:r>
             <w:rPr>
               <w:rFonts w:ascii="Cambria Math" w:hAnsi="Cambria Math"/>
+              <w:lang w:eastAsia="zh-CN"/>
             </w:rPr>
             <m:t>0.07</m:t>
           </m:r>
@@ -8103,12 +8366,14 @@
             </m:rPr>
             <w:rPr>
               <w:rFonts w:ascii="Cambria Math" w:hAnsi="Cambria Math"/>
+              <w:lang w:eastAsia="zh-CN"/>
             </w:rPr>
             <m:t>)</m:t>
           </m:r>
           <m:r>
             <w:rPr>
               <w:rFonts w:ascii="Cambria Math" w:hAnsi="Cambria Math"/>
+              <w:lang w:eastAsia="zh-CN"/>
             </w:rPr>
             <m:t> </m:t>
           </m:r>
@@ -8116,54 +8381,63 @@
             <m:rPr>
               <m:nor/>
             </m:rPr>
+            <w:rPr>
+              <w:lang w:eastAsia="zh-CN"/>
+            </w:rPr>
             <m:t>s</m:t>
-          </m:r>
-          <m:r>
-            <w:rPr>
-              <w:rFonts w:ascii="Cambria Math" w:hAnsi="Cambria Math"/>
-            </w:rPr>
-            <m:t> </m:t>
           </m:r>
         </m:oMath>
       </m:oMathPara>
     </w:p>
     <w:p>
-      <w:r>
-        <w:pict w14:anchorId="2BBDCF20">
-          <v:rect id="_x0000_i1027" style="width:0;height:1.5pt" o:hralign="center" o:hrstd="t" o:hr="t"/>
-        </w:pict>
-      </w:r>
+      <w:pPr>
+        <w:rPr>
+          <w:lang w:eastAsia="zh-CN"/>
+        </w:rPr>
+      </w:pPr>
     </w:p>
     <w:p>
       <w:pPr>
         <w:pStyle w:val="2"/>
+        <w:rPr>
+          <w:lang w:eastAsia="zh-CN"/>
+        </w:rPr>
       </w:pPr>
       <w:bookmarkStart w:id="4" w:name="四金属丝长度与温度关系"/>
       <w:bookmarkEnd w:id="3"/>
       <w:r>
         <w:rPr>
-          <w:rFonts w:hint="eastAsia"/>
+          <w:rFonts w:eastAsia="黑体" w:hint="eastAsia"/>
+          <w:lang w:eastAsia="zh-CN"/>
         </w:rPr>
         <w:t>四、金属丝长度与温度关系</w:t>
       </w:r>
     </w:p>
     <w:p>
       <w:pPr>
-        <w:pStyle w:val="FirstParagraph"/>
+        <w:rPr>
+          <w:lang w:eastAsia="zh-CN"/>
+        </w:rPr>
       </w:pPr>
       <w:r>
         <w:rPr>
-          <w:rFonts w:hint="eastAsia"/>
+          <w:rFonts w:eastAsia="楷体" w:hint="eastAsia"/>
+          <w:lang w:eastAsia="zh-CN"/>
         </w:rPr>
         <w:t>金属丝长度与温度关系</w:t>
       </w:r>
       <w:r>
+        <w:rPr>
+          <w:rFonts w:eastAsia="楷体"/>
+          <w:lang w:eastAsia="zh-CN"/>
+        </w:rPr>
         <w:t xml:space="preserve"> </w:t>
       </w:r>
       <m:oMath>
         <m:r>
           <w:rPr>
             <w:rFonts w:ascii="Cambria Math" w:hAnsi="Cambria Math"/>
+            <w:lang w:eastAsia="zh-CN"/>
           </w:rPr>
           <m:t>L</m:t>
         </m:r>
@@ -8173,6 +8447,7 @@
           </m:rPr>
           <w:rPr>
             <w:rFonts w:ascii="Cambria Math" w:hAnsi="Cambria Math"/>
+            <w:lang w:eastAsia="zh-CN"/>
           </w:rPr>
           <m:t>=</m:t>
         </m:r>
@@ -8188,6 +8463,7 @@
             <m:r>
               <w:rPr>
                 <w:rFonts w:ascii="Cambria Math" w:hAnsi="Cambria Math"/>
+                <w:lang w:eastAsia="zh-CN"/>
               </w:rPr>
               <m:t>L</m:t>
             </m:r>
@@ -8196,6 +8472,7 @@
             <m:r>
               <w:rPr>
                 <w:rFonts w:ascii="Cambria Math" w:hAnsi="Cambria Math"/>
+                <w:lang w:eastAsia="zh-CN"/>
               </w:rPr>
               <m:t>0</m:t>
             </m:r>
@@ -8207,12 +8484,14 @@
           </m:rPr>
           <w:rPr>
             <w:rFonts w:ascii="Cambria Math" w:hAnsi="Cambria Math"/>
+            <w:lang w:eastAsia="zh-CN"/>
           </w:rPr>
           <m:t>(</m:t>
         </m:r>
         <m:r>
           <w:rPr>
             <w:rFonts w:ascii="Cambria Math" w:hAnsi="Cambria Math"/>
+            <w:lang w:eastAsia="zh-CN"/>
           </w:rPr>
           <m:t>1</m:t>
         </m:r>
@@ -8222,12 +8501,14 @@
           </m:rPr>
           <w:rPr>
             <w:rFonts w:ascii="Cambria Math" w:hAnsi="Cambria Math"/>
+            <w:lang w:eastAsia="zh-CN"/>
           </w:rPr>
           <m:t>+</m:t>
         </m:r>
         <m:r>
           <w:rPr>
             <w:rFonts w:ascii="Cambria Math" w:hAnsi="Cambria Math"/>
+            <w:lang w:eastAsia="zh-CN"/>
           </w:rPr>
           <m:t>αt</m:t>
         </m:r>
@@ -8237,64 +8518,72 @@
           </m:rPr>
           <w:rPr>
             <w:rFonts w:ascii="Cambria Math" w:hAnsi="Cambria Math"/>
+            <w:lang w:eastAsia="zh-CN"/>
           </w:rPr>
           <m:t>)</m:t>
         </m:r>
       </m:oMath>
       <w:r>
         <w:rPr>
-          <w:rFonts w:hint="eastAsia"/>
+          <w:rFonts w:eastAsia="楷体" w:hint="eastAsia"/>
+          <w:lang w:eastAsia="zh-CN"/>
         </w:rPr>
         <w:t>，其中</w:t>
       </w:r>
       <w:r>
+        <w:rPr>
+          <w:rFonts w:eastAsia="楷体"/>
+          <w:lang w:eastAsia="zh-CN"/>
+        </w:rPr>
         <w:t xml:space="preserve"> </w:t>
       </w:r>
       <m:oMath>
         <m:r>
           <w:rPr>
             <w:rFonts w:ascii="Cambria Math" w:hAnsi="Cambria Math"/>
+            <w:lang w:eastAsia="zh-CN"/>
           </w:rPr>
           <m:t>α</m:t>
         </m:r>
       </m:oMath>
       <w:r>
+        <w:rPr>
+          <w:rFonts w:eastAsia="楷体"/>
+          <w:lang w:eastAsia="zh-CN"/>
+        </w:rPr>
         <w:t xml:space="preserve"> </w:t>
       </w:r>
       <w:r>
         <w:rPr>
-          <w:rFonts w:hint="eastAsia"/>
+          <w:rFonts w:eastAsia="楷体" w:hint="eastAsia"/>
+          <w:lang w:eastAsia="zh-CN"/>
         </w:rPr>
         <w:t>为线膨胀系数，测量数据如下表，分别用作图法和最小二乘法求其函数关系。</w:t>
       </w:r>
     </w:p>
     <w:tbl>
       <w:tblPr>
-        <w:tblStyle w:val="af2"/>
-        <w:tblW w:w="5103" w:type="pct"/>
-        <w:tblLayout w:type="fixed"/>
+        <w:tblStyle w:val="af0"/>
+        <w:tblW w:w="0" w:type="auto"/>
         <w:tblLook w:val="0020" w:firstRow="1" w:lastRow="0" w:firstColumn="0" w:lastColumn="0" w:noHBand="0" w:noVBand="0"/>
       </w:tblPr>
       <w:tblGrid>
-        <w:gridCol w:w="1100"/>
-        <w:gridCol w:w="993"/>
-        <w:gridCol w:w="992"/>
-        <w:gridCol w:w="992"/>
-        <w:gridCol w:w="993"/>
-        <w:gridCol w:w="992"/>
-        <w:gridCol w:w="992"/>
-        <w:gridCol w:w="992"/>
-        <w:gridCol w:w="992"/>
+        <w:gridCol w:w="762"/>
+        <w:gridCol w:w="689"/>
+        <w:gridCol w:w="689"/>
+        <w:gridCol w:w="689"/>
+        <w:gridCol w:w="689"/>
+        <w:gridCol w:w="689"/>
+        <w:gridCol w:w="689"/>
+        <w:gridCol w:w="689"/>
+        <w:gridCol w:w="689"/>
       </w:tblGrid>
       <w:tr>
         <w:tc>
           <w:tcPr>
-            <w:tcW w:w="1100" w:type="dxa"/>
+            <w:tcW w:w="0" w:type="auto"/>
           </w:tcPr>
           <w:p>
-            <w:pPr>
-              <w:pStyle w:val="Compact"/>
-            </w:pPr>
             <m:oMathPara>
               <m:oMath>
                 <m:r>
@@ -8346,121 +8635,115 @@
         </w:tc>
         <w:tc>
           <w:tcPr>
-            <w:tcW w:w="993" w:type="dxa"/>
+            <w:tcW w:w="0" w:type="auto"/>
           </w:tcPr>
           <w:p>
-            <w:pPr>
-              <w:pStyle w:val="Compact"/>
-            </w:pPr>
             <w:r>
+              <w:rPr>
+                <w:rFonts w:eastAsia="楷体"/>
+              </w:rPr>
               <w:t>10.0</w:t>
             </w:r>
           </w:p>
         </w:tc>
         <w:tc>
           <w:tcPr>
-            <w:tcW w:w="992" w:type="dxa"/>
+            <w:tcW w:w="0" w:type="auto"/>
           </w:tcPr>
           <w:p>
-            <w:pPr>
-              <w:pStyle w:val="Compact"/>
-            </w:pPr>
             <w:r>
+              <w:rPr>
+                <w:rFonts w:eastAsia="楷体"/>
+              </w:rPr>
               <w:t>15.0</w:t>
             </w:r>
           </w:p>
         </w:tc>
         <w:tc>
           <w:tcPr>
-            <w:tcW w:w="992" w:type="dxa"/>
+            <w:tcW w:w="0" w:type="auto"/>
           </w:tcPr>
           <w:p>
-            <w:pPr>
-              <w:pStyle w:val="Compact"/>
-            </w:pPr>
             <w:r>
+              <w:rPr>
+                <w:rFonts w:eastAsia="楷体"/>
+              </w:rPr>
               <w:t>20.0</w:t>
             </w:r>
           </w:p>
         </w:tc>
         <w:tc>
           <w:tcPr>
-            <w:tcW w:w="993" w:type="dxa"/>
+            <w:tcW w:w="0" w:type="auto"/>
           </w:tcPr>
           <w:p>
-            <w:pPr>
-              <w:pStyle w:val="Compact"/>
-            </w:pPr>
             <w:r>
+              <w:rPr>
+                <w:rFonts w:eastAsia="楷体"/>
+              </w:rPr>
               <w:t>25.0</w:t>
             </w:r>
           </w:p>
         </w:tc>
         <w:tc>
           <w:tcPr>
-            <w:tcW w:w="992" w:type="dxa"/>
+            <w:tcW w:w="0" w:type="auto"/>
           </w:tcPr>
           <w:p>
-            <w:pPr>
-              <w:pStyle w:val="Compact"/>
-            </w:pPr>
             <w:r>
+              <w:rPr>
+                <w:rFonts w:eastAsia="楷体"/>
+              </w:rPr>
               <w:t>30.0</w:t>
             </w:r>
           </w:p>
         </w:tc>
         <w:tc>
           <w:tcPr>
-            <w:tcW w:w="992" w:type="dxa"/>
+            <w:tcW w:w="0" w:type="auto"/>
           </w:tcPr>
           <w:p>
-            <w:pPr>
-              <w:pStyle w:val="Compact"/>
-            </w:pPr>
             <w:r>
+              <w:rPr>
+                <w:rFonts w:eastAsia="楷体"/>
+              </w:rPr>
               <w:t>35.0</w:t>
             </w:r>
           </w:p>
         </w:tc>
         <w:tc>
           <w:tcPr>
-            <w:tcW w:w="992" w:type="dxa"/>
+            <w:tcW w:w="0" w:type="auto"/>
           </w:tcPr>
           <w:p>
-            <w:pPr>
-              <w:pStyle w:val="Compact"/>
-            </w:pPr>
             <w:r>
+              <w:rPr>
+                <w:rFonts w:eastAsia="楷体"/>
+              </w:rPr>
               <w:t>40.0</w:t>
             </w:r>
           </w:p>
         </w:tc>
         <w:tc>
           <w:tcPr>
-            <w:tcW w:w="992" w:type="dxa"/>
+            <w:tcW w:w="0" w:type="auto"/>
           </w:tcPr>
           <w:p>
-            <w:pPr>
-              <w:pStyle w:val="Compact"/>
-            </w:pPr>
             <w:r>
+              <w:rPr>
+                <w:rFonts w:eastAsia="楷体"/>
+              </w:rPr>
               <w:t>45.0</w:t>
             </w:r>
           </w:p>
         </w:tc>
       </w:tr>
       <w:tr>
-        <w:trPr>
-          <w:trHeight w:val="447"/>
-        </w:trPr>
         <w:tc>
           <w:tcPr>
-            <w:tcW w:w="1100" w:type="dxa"/>
+            <w:tcW w:w="0" w:type="auto"/>
           </w:tcPr>
           <w:p>
-            <w:pPr>
-              <w:pStyle w:val="Compact"/>
-            </w:pPr>
             <m:oMathPara>
               <m:oMath>
                 <m:r>
@@ -8490,104 +8773,104 @@
         </w:tc>
         <w:tc>
           <w:tcPr>
-            <w:tcW w:w="993" w:type="dxa"/>
+            <w:tcW w:w="0" w:type="auto"/>
           </w:tcPr>
           <w:p>
-            <w:pPr>
-              <w:pStyle w:val="Compact"/>
-            </w:pPr>
             <w:r>
+              <w:rPr>
+                <w:rFonts w:eastAsia="楷体"/>
+              </w:rPr>
               <w:t>1.003</w:t>
             </w:r>
           </w:p>
         </w:tc>
         <w:tc>
           <w:tcPr>
-            <w:tcW w:w="992" w:type="dxa"/>
+            <w:tcW w:w="0" w:type="auto"/>
           </w:tcPr>
           <w:p>
-            <w:pPr>
-              <w:pStyle w:val="Compact"/>
-            </w:pPr>
             <w:r>
+              <w:rPr>
+                <w:rFonts w:eastAsia="楷体"/>
+              </w:rPr>
               <w:t>1.005</w:t>
             </w:r>
           </w:p>
         </w:tc>
         <w:tc>
           <w:tcPr>
-            <w:tcW w:w="992" w:type="dxa"/>
+            <w:tcW w:w="0" w:type="auto"/>
           </w:tcPr>
           <w:p>
-            <w:pPr>
-              <w:pStyle w:val="Compact"/>
-            </w:pPr>
             <w:r>
+              <w:rPr>
+                <w:rFonts w:eastAsia="楷体"/>
+              </w:rPr>
               <w:t>1.008</w:t>
             </w:r>
           </w:p>
         </w:tc>
         <w:tc>
           <w:tcPr>
-            <w:tcW w:w="993" w:type="dxa"/>
+            <w:tcW w:w="0" w:type="auto"/>
           </w:tcPr>
           <w:p>
-            <w:pPr>
-              <w:pStyle w:val="Compact"/>
-            </w:pPr>
             <w:r>
+              <w:rPr>
+                <w:rFonts w:eastAsia="楷体"/>
+              </w:rPr>
               <w:t>1.010</w:t>
             </w:r>
           </w:p>
         </w:tc>
         <w:tc>
           <w:tcPr>
-            <w:tcW w:w="992" w:type="dxa"/>
+            <w:tcW w:w="0" w:type="auto"/>
           </w:tcPr>
           <w:p>
-            <w:pPr>
-              <w:pStyle w:val="Compact"/>
-            </w:pPr>
             <w:r>
+              <w:rPr>
+                <w:rFonts w:eastAsia="楷体"/>
+              </w:rPr>
               <w:t>1.014</w:t>
             </w:r>
           </w:p>
         </w:tc>
         <w:tc>
           <w:tcPr>
-            <w:tcW w:w="992" w:type="dxa"/>
+            <w:tcW w:w="0" w:type="auto"/>
           </w:tcPr>
           <w:p>
-            <w:pPr>
-              <w:pStyle w:val="Compact"/>
-            </w:pPr>
             <w:r>
+              <w:rPr>
+                <w:rFonts w:eastAsia="楷体"/>
+              </w:rPr>
               <w:t>1.016</w:t>
             </w:r>
           </w:p>
         </w:tc>
         <w:tc>
           <w:tcPr>
-            <w:tcW w:w="992" w:type="dxa"/>
+            <w:tcW w:w="0" w:type="auto"/>
           </w:tcPr>
           <w:p>
-            <w:pPr>
-              <w:pStyle w:val="Compact"/>
-            </w:pPr>
             <w:r>
+              <w:rPr>
+                <w:rFonts w:eastAsia="楷体"/>
+              </w:rPr>
               <w:t>1.018</w:t>
             </w:r>
           </w:p>
         </w:tc>
         <w:tc>
           <w:tcPr>
-            <w:tcW w:w="992" w:type="dxa"/>
+            <w:tcW w:w="0" w:type="auto"/>
           </w:tcPr>
           <w:p>
-            <w:pPr>
-              <w:pStyle w:val="Compact"/>
-            </w:pPr>
             <w:r>
+              <w:rPr>
+                <w:rFonts w:eastAsia="楷体"/>
+              </w:rPr>
               <w:t>1.021</w:t>
             </w:r>
           </w:p>
@@ -8595,19 +8878,19 @@
       </w:tr>
     </w:tbl>
     <w:p>
-      <w:pPr>
-        <w:pStyle w:val="a0"/>
-      </w:pPr>
-      <w:r>
-        <w:rPr>
-          <w:rFonts w:hint="eastAsia"/>
+      <w:r>
+        <w:rPr>
+          <w:rFonts w:eastAsia="楷体" w:hint="eastAsia"/>
           <w:b/>
           <w:bCs/>
         </w:rPr>
         <w:t>解</w:t>
       </w:r>
       <w:r>
-        <w:t>:</w:t>
+        <w:rPr>
+          <w:rFonts w:eastAsia="楷体" w:hint="eastAsia"/>
+        </w:rPr>
+        <w:t>：</w:t>
       </w:r>
     </w:p>
     <w:p>
@@ -8617,8 +8900,7 @@
       <w:bookmarkStart w:id="5" w:name="最小二乘法"/>
       <w:r>
         <w:rPr>
-          <w:rFonts w:hint="eastAsia"/>
-          <w:b/>
+          <w:rFonts w:eastAsia="黑体" w:hint="eastAsia"/>
           <w:bCs/>
         </w:rPr>
         <w:t>最小二乘法</w:t>
@@ -8626,18 +8908,29 @@
     </w:p>
     <w:p>
       <w:pPr>
-        <w:pStyle w:val="FirstParagraph"/>
+        <w:rPr>
+          <w:lang w:eastAsia="zh-CN"/>
+        </w:rPr>
       </w:pPr>
       <w:r>
         <w:rPr>
-          <w:rFonts w:hint="eastAsia"/>
+          <w:rFonts w:eastAsia="楷体" w:hint="eastAsia"/>
+          <w:lang w:eastAsia="zh-CN"/>
         </w:rPr>
         <w:t>将</w:t>
+      </w:r>
+      <w:r>
+        <w:rPr>
+          <w:rFonts w:eastAsia="楷体"/>
+          <w:lang w:eastAsia="zh-CN"/>
+        </w:rPr>
+        <w:t xml:space="preserve"> </w:t>
       </w:r>
       <m:oMath>
         <m:r>
           <w:rPr>
             <w:rFonts w:ascii="Cambria Math" w:hAnsi="Cambria Math"/>
+            <w:lang w:eastAsia="zh-CN"/>
           </w:rPr>
           <m:t>L</m:t>
         </m:r>
@@ -8647,6 +8940,7 @@
           </m:rPr>
           <w:rPr>
             <w:rFonts w:ascii="Cambria Math" w:hAnsi="Cambria Math"/>
+            <w:lang w:eastAsia="zh-CN"/>
           </w:rPr>
           <m:t>=</m:t>
         </m:r>
@@ -8662,6 +8956,7 @@
             <m:r>
               <w:rPr>
                 <w:rFonts w:ascii="Cambria Math" w:hAnsi="Cambria Math"/>
+                <w:lang w:eastAsia="zh-CN"/>
               </w:rPr>
               <m:t>L</m:t>
             </m:r>
@@ -8670,6 +8965,7 @@
             <m:r>
               <w:rPr>
                 <w:rFonts w:ascii="Cambria Math" w:hAnsi="Cambria Math"/>
+                <w:lang w:eastAsia="zh-CN"/>
               </w:rPr>
               <m:t>0</m:t>
             </m:r>
@@ -8681,12 +8977,14 @@
           </m:rPr>
           <w:rPr>
             <w:rFonts w:ascii="Cambria Math" w:hAnsi="Cambria Math"/>
+            <w:lang w:eastAsia="zh-CN"/>
           </w:rPr>
           <m:t>(</m:t>
         </m:r>
         <m:r>
           <w:rPr>
             <w:rFonts w:ascii="Cambria Math" w:hAnsi="Cambria Math"/>
+            <w:lang w:eastAsia="zh-CN"/>
           </w:rPr>
           <m:t>1</m:t>
         </m:r>
@@ -8696,12 +8994,14 @@
           </m:rPr>
           <w:rPr>
             <w:rFonts w:ascii="Cambria Math" w:hAnsi="Cambria Math"/>
+            <w:lang w:eastAsia="zh-CN"/>
           </w:rPr>
           <m:t>+</m:t>
         </m:r>
         <m:r>
           <w:rPr>
             <w:rFonts w:ascii="Cambria Math" w:hAnsi="Cambria Math"/>
+            <w:lang w:eastAsia="zh-CN"/>
           </w:rPr>
           <m:t>αt</m:t>
         </m:r>
@@ -8711,26 +9011,37 @@
           </m:rPr>
           <w:rPr>
             <w:rFonts w:ascii="Cambria Math" w:hAnsi="Cambria Math"/>
+            <w:lang w:eastAsia="zh-CN"/>
           </w:rPr>
           <m:t>)</m:t>
         </m:r>
       </m:oMath>
       <w:r>
+        <w:rPr>
+          <w:rFonts w:eastAsia="楷体"/>
+          <w:lang w:eastAsia="zh-CN"/>
+        </w:rPr>
         <w:t xml:space="preserve"> </w:t>
       </w:r>
       <w:r>
         <w:rPr>
-          <w:rFonts w:hint="eastAsia"/>
+          <w:rFonts w:eastAsia="楷体" w:hint="eastAsia"/>
+          <w:lang w:eastAsia="zh-CN"/>
         </w:rPr>
         <w:t>写成</w:t>
       </w:r>
       <w:r>
+        <w:rPr>
+          <w:rFonts w:eastAsia="楷体"/>
+          <w:lang w:eastAsia="zh-CN"/>
+        </w:rPr>
         <w:t xml:space="preserve"> </w:t>
       </w:r>
       <m:oMath>
         <m:r>
           <w:rPr>
             <w:rFonts w:ascii="Cambria Math" w:hAnsi="Cambria Math"/>
+            <w:lang w:eastAsia="zh-CN"/>
           </w:rPr>
           <m:t>y</m:t>
         </m:r>
@@ -8740,12 +9051,14 @@
           </m:rPr>
           <w:rPr>
             <w:rFonts w:ascii="Cambria Math" w:hAnsi="Cambria Math"/>
+            <w:lang w:eastAsia="zh-CN"/>
           </w:rPr>
           <m:t>=</m:t>
         </m:r>
         <m:r>
           <w:rPr>
             <w:rFonts w:ascii="Cambria Math" w:hAnsi="Cambria Math"/>
+            <w:lang w:eastAsia="zh-CN"/>
           </w:rPr>
           <m:t>a</m:t>
         </m:r>
@@ -8755,36 +9068,43 @@
           </m:rPr>
           <w:rPr>
             <w:rFonts w:ascii="Cambria Math" w:hAnsi="Cambria Math"/>
+            <w:lang w:eastAsia="zh-CN"/>
           </w:rPr>
           <m:t>+</m:t>
         </m:r>
         <m:r>
           <w:rPr>
             <w:rFonts w:ascii="Cambria Math" w:hAnsi="Cambria Math"/>
+            <w:lang w:eastAsia="zh-CN"/>
           </w:rPr>
           <m:t>bx</m:t>
         </m:r>
       </m:oMath>
       <w:r>
         <w:rPr>
-          <w:rFonts w:hint="eastAsia"/>
-        </w:rPr>
-        <w:t>的形式</w:t>
-      </w:r>
-      <w:r>
+          <w:rFonts w:eastAsia="楷体"/>
+          <w:lang w:eastAsia="zh-CN"/>
+        </w:rPr>
         <w:t xml:space="preserve"> </w:t>
       </w:r>
       <w:r>
         <w:rPr>
-          <w:rFonts w:hint="eastAsia"/>
-        </w:rPr>
-        <w:t>则</w:t>
+          <w:rFonts w:eastAsia="楷体" w:hint="eastAsia"/>
+          <w:lang w:eastAsia="zh-CN"/>
+        </w:rPr>
+        <w:t>的形式，</w:t>
       </w:r>
     </w:p>
     <w:p>
-      <w:pPr>
-        <w:pStyle w:val="a0"/>
-      </w:pPr>
+      <w:r>
+        <w:rPr>
+          <w:rFonts w:eastAsia="楷体" w:hint="eastAsia"/>
+        </w:rPr>
+        <w:t>则</w:t>
+      </w:r>
+    </w:p>
+    <w:p/>
+    <w:p>
       <m:oMathPara>
         <m:oMathParaPr>
           <m:jc m:val="center"/>
@@ -8809,7 +9129,7 @@
             <w:rPr>
               <w:rFonts w:ascii="Cambria Math" w:hAnsi="Cambria Math"/>
             </w:rPr>
-            <m:t>R</m:t>
+            <m:t>L</m:t>
           </m:r>
           <m:r>
             <m:rPr>
@@ -8824,7 +9144,7 @@
             <w:rPr>
               <w:rFonts w:ascii="Cambria Math" w:hAnsi="Cambria Math"/>
             </w:rPr>
-            <m:t> x</m:t>
+            <m:t> x</m:t>
           </m:r>
           <m:r>
             <m:rPr>
@@ -8854,7 +9174,7 @@
             <w:rPr>
               <w:rFonts w:ascii="Cambria Math" w:hAnsi="Cambria Math"/>
             </w:rPr>
-            <m:t> b</m:t>
+            <m:t> b</m:t>
           </m:r>
           <m:r>
             <m:rPr>
@@ -8909,7 +9229,7 @@
             <w:rPr>
               <w:rFonts w:ascii="Cambria Math" w:hAnsi="Cambria Math"/>
             </w:rPr>
-            <m:t> a</m:t>
+            <m:t> a</m:t>
           </m:r>
           <m:r>
             <m:rPr>
@@ -8948,21 +9268,17 @@
         </m:oMath>
       </m:oMathPara>
     </w:p>
+    <w:p/>
     <w:p>
-      <w:pPr>
-        <w:pStyle w:val="FirstParagraph"/>
-      </w:pPr>
-      <w:r>
-        <w:rPr>
-          <w:rFonts w:hint="eastAsia"/>
+      <w:r>
+        <w:rPr>
+          <w:rFonts w:eastAsia="楷体" w:hint="eastAsia"/>
         </w:rPr>
         <w:t>计算得：</w:t>
       </w:r>
     </w:p>
+    <w:p/>
     <w:p>
-      <w:pPr>
-        <w:pStyle w:val="a0"/>
-      </w:pPr>
       <m:oMathPara>
         <m:oMathParaPr>
           <m:jc m:val="center"/>
@@ -9247,21 +9563,18 @@
             <w:rPr>
               <w:rFonts w:ascii="Cambria Math" w:hAnsi="Cambria Math"/>
             </w:rPr>
-            <m:t>==</m:t>
-          </m:r>
-          <m:r>
-            <w:rPr>
-              <w:rFonts w:ascii="Cambria Math" w:hAnsi="Cambria Math"/>
-            </w:rPr>
-            <m:t>1.011875 </m:t>
+            <m:t>=</m:t>
+          </m:r>
+          <m:r>
+            <w:rPr>
+              <w:rFonts w:ascii="Cambria Math" w:hAnsi="Cambria Math"/>
+            </w:rPr>
+            <m:t>1.011875</m:t>
           </m:r>
         </m:oMath>
       </m:oMathPara>
     </w:p>
     <w:p>
-      <w:pPr>
-        <w:pStyle w:val="FirstParagraph"/>
-      </w:pPr>
       <m:oMathPara>
         <m:oMathParaPr>
           <m:jc m:val="center"/>
@@ -9612,9 +9925,6 @@
       </m:oMathPara>
     </w:p>
     <w:p>
-      <w:pPr>
-        <w:pStyle w:val="FirstParagraph"/>
-      </w:pPr>
       <m:oMathPara>
         <m:oMathParaPr>
           <m:jc m:val="center"/>
@@ -9658,7 +9968,9 @@
     </w:p>
     <w:p>
       <w:pPr>
-        <w:pStyle w:val="FirstParagraph"/>
+        <w:rPr>
+          <w:lang w:eastAsia="zh-CN"/>
+        </w:rPr>
       </w:pPr>
       <m:oMathPara>
         <m:oMathParaPr>
@@ -9977,21 +10289,33 @@
     </w:p>
     <w:p>
       <w:pPr>
-        <w:pStyle w:val="4"/>
+        <w:rPr>
+          <w:lang w:eastAsia="zh-CN"/>
+        </w:rPr>
       </w:pPr>
-      <w:bookmarkStart w:id="6" w:name="回归系数"/>
-      <w:r>
-        <w:rPr>
-          <w:rFonts w:hint="eastAsia"/>
-        </w:rPr>
-        <w:lastRenderedPageBreak/>
-        <w:t>回归系数</w:t>
-      </w:r>
     </w:p>
     <w:p>
       <w:pPr>
-        <w:pStyle w:val="FirstParagraph"/>
+        <w:pStyle w:val="4"/>
+        <w:rPr>
+          <w:rFonts w:eastAsia="黑体"/>
+          <w:i w:val="0"/>
+          <w:lang w:eastAsia="zh-CN"/>
+        </w:rPr>
       </w:pPr>
+      <w:bookmarkStart w:id="6" w:name="回归系数"/>
+      <w:proofErr w:type="spellStart"/>
+      <w:r>
+        <w:rPr>
+          <w:rFonts w:eastAsia="黑体" w:hint="eastAsia"/>
+          <w:i w:val="0"/>
+        </w:rPr>
+        <w:lastRenderedPageBreak/>
+        <w:t>回归系数</w:t>
+      </w:r>
+      <w:proofErr w:type="spellEnd"/>
+    </w:p>
+    <w:p>
       <m:oMathPara>
         <m:oMathParaPr>
           <m:jc m:val="center"/>
@@ -10224,17 +10548,6 @@
       </m:oMathPara>
     </w:p>
     <w:p>
-      <w:pPr>
-        <w:pStyle w:val="FirstParagraph"/>
-      </w:pPr>
-      <w:r>
-        <w:br/>
-      </w:r>
-    </w:p>
-    <w:p>
-      <w:pPr>
-        <w:pStyle w:val="a0"/>
-      </w:pPr>
       <m:oMathPara>
         <m:oMathParaPr>
           <m:jc m:val="center"/>
@@ -10370,20 +10683,15 @@
       </m:oMathPara>
     </w:p>
     <w:p>
-      <w:pPr>
-        <w:pStyle w:val="FirstParagraph"/>
-      </w:pPr>
-      <w:r>
-        <w:rPr>
-          <w:rFonts w:hint="eastAsia"/>
+      <w:r>
+        <w:rPr>
+          <w:rFonts w:eastAsia="楷体" w:hint="eastAsia"/>
         </w:rPr>
         <w:t>因此</w:t>
       </w:r>
     </w:p>
+    <w:p/>
     <w:p>
-      <w:pPr>
-        <w:pStyle w:val="a0"/>
-      </w:pPr>
       <m:oMathPara>
         <m:oMathParaPr>
           <m:jc m:val="center"/>
@@ -10446,18 +10754,9 @@
           </m:r>
           <m:r>
             <m:rPr>
-              <m:sty m:val="p"/>
+              <m:nor/>
             </m:rPr>
-            <w:rPr>
-              <w:rFonts w:ascii="Cambria Math" w:hAnsi="Cambria Math"/>
-            </w:rPr>
-            <m:t>mm,</m:t>
-          </m:r>
-          <m:r>
-            <w:rPr>
-              <w:rFonts w:ascii="Cambria Math" w:hAnsi="Cambria Math"/>
-            </w:rPr>
-            <m:t> α</m:t>
+            <m:t>mm</m:t>
           </m:r>
           <m:r>
             <m:rPr>
@@ -10466,6 +10765,21 @@
             <w:rPr>
               <w:rFonts w:ascii="Cambria Math" w:hAnsi="Cambria Math"/>
             </w:rPr>
+            <m:t>,</m:t>
+          </m:r>
+          <m:r>
+            <w:rPr>
+              <w:rFonts w:ascii="Cambria Math" w:hAnsi="Cambria Math"/>
+            </w:rPr>
+            <m:t> α</m:t>
+          </m:r>
+          <m:r>
+            <m:rPr>
+              <m:sty m:val="p"/>
+            </m:rPr>
+            <w:rPr>
+              <w:rFonts w:ascii="Cambria Math" w:hAnsi="Cambria Math"/>
+            </w:rPr>
             <m:t>=</m:t>
           </m:r>
           <m:f>
@@ -10582,43 +10896,6 @@
                   <w:rFonts w:ascii="Cambria Math" w:hAnsi="Cambria Math"/>
                 </w:rPr>
                 <m:t>4</m:t>
-              </m:r>
-            </m:sup>
-          </m:sSup>
-          <m:r>
-            <w:rPr>
-              <w:rFonts w:ascii="Cambria Math" w:hAnsi="Cambria Math"/>
-            </w:rPr>
-            <m:t> </m:t>
-          </m:r>
-          <m:sSup>
-            <m:sSupPr>
-              <m:ctrlPr>
-                <w:rPr>
-                  <w:rFonts w:ascii="Cambria Math" w:hAnsi="Cambria Math"/>
-                </w:rPr>
-              </m:ctrlPr>
-            </m:sSupPr>
-            <m:e>
-              <m:r>
-                <m:rPr>
-                  <m:sty m:val="p"/>
-                </m:rPr>
-                <w:rPr>
-                  <w:rFonts w:ascii="Cambria Math" w:hAnsi="Cambria Math"/>
-                </w:rPr>
-                <m:t>​</m:t>
-              </m:r>
-            </m:e>
-            <m:sup>
-              <m:r>
-                <m:rPr>
-                  <m:sty m:val="p"/>
-                </m:rPr>
-                <w:rPr>
-                  <w:rFonts w:ascii="Cambria Math" w:hAnsi="Cambria Math"/>
-                </w:rPr>
-                <m:t>∘</m:t>
               </m:r>
             </m:sup>
           </m:sSup>
@@ -10632,12 +10909,37 @@
             </m:sSupPr>
             <m:e>
               <m:r>
+                <w:rPr>
+                  <w:rFonts w:ascii="Cambria Math" w:hAnsi="Cambria Math"/>
+                </w:rPr>
+                <m:t> </m:t>
+              </m:r>
+            </m:e>
+            <m:sup>
+              <m:r>
                 <m:rPr>
                   <m:sty m:val="p"/>
                 </m:rPr>
                 <w:rPr>
                   <w:rFonts w:ascii="Cambria Math" w:hAnsi="Cambria Math"/>
                 </w:rPr>
+                <m:t>∘</m:t>
+              </m:r>
+            </m:sup>
+          </m:sSup>
+          <m:sSup>
+            <m:sSupPr>
+              <m:ctrlPr>
+                <w:rPr>
+                  <w:rFonts w:ascii="Cambria Math" w:hAnsi="Cambria Math"/>
+                </w:rPr>
+              </m:ctrlPr>
+            </m:sSupPr>
+            <m:e>
+              <m:r>
+                <m:rPr>
+                  <m:nor/>
+                </m:rPr>
                 <m:t>C</m:t>
               </m:r>
             </m:e>
@@ -10649,7 +10951,13 @@
                 <w:rPr>
                   <w:rFonts w:ascii="Cambria Math" w:hAnsi="Cambria Math"/>
                 </w:rPr>
-                <m:t>-1</m:t>
+                <m:t>-</m:t>
+              </m:r>
+              <m:r>
+                <w:rPr>
+                  <w:rFonts w:ascii="Cambria Math" w:hAnsi="Cambria Math"/>
+                </w:rPr>
+                <m:t>1</m:t>
               </m:r>
             </m:sup>
           </m:sSup>
@@ -10658,11 +10966,21 @@
     </w:p>
     <w:p>
       <w:pPr>
-        <w:pStyle w:val="4"/>
+        <w:pStyle w:val="3"/>
+        <w:rPr>
+          <w:rFonts w:eastAsia="黑体"/>
+          <w:bCs/>
+          <w:lang w:eastAsia="zh-CN"/>
+        </w:rPr>
       </w:pPr>
-      <w:r>
-        <w:rPr>
-          <w:rFonts w:hint="eastAsia"/>
+      <w:bookmarkStart w:id="7" w:name="作图法"/>
+      <w:bookmarkEnd w:id="5"/>
+      <w:bookmarkEnd w:id="6"/>
+      <w:r>
+        <w:rPr>
+          <w:rFonts w:eastAsia="黑体" w:hint="eastAsia"/>
+          <w:bCs/>
+          <w:lang w:eastAsia="zh-CN"/>
         </w:rPr>
         <w:t>作图法</w:t>
       </w:r>
@@ -10670,13 +10988,16 @@
     <w:p>
       <w:pPr>
         <w:pStyle w:val="a0"/>
+        <w:rPr>
+          <w:lang w:eastAsia="zh-CN"/>
+        </w:rPr>
       </w:pPr>
       <w:r>
         <w:rPr>
           <w:noProof/>
         </w:rPr>
         <w:drawing>
-          <wp:inline distT="0" distB="0" distL="0" distR="0" wp14:anchorId="5ECA43AA" wp14:editId="50AB9804">
+          <wp:inline distT="0" distB="0" distL="0" distR="0" wp14:anchorId="00E9CDEA" wp14:editId="1841BFFD">
             <wp:extent cx="5486400" cy="4091305"/>
             <wp:effectExtent l="0" t="0" r="0" b="0"/>
             <wp:docPr id="16396373" name="图片 1"/>
@@ -10687,9 +11008,9 @@
               <a:graphicData uri="http://schemas.openxmlformats.org/drawingml/2006/picture">
                 <pic:pic xmlns:pic="http://schemas.openxmlformats.org/drawingml/2006/picture">
                   <pic:nvPicPr>
-                    <pic:cNvPr id="0" name="Picture 10"/>
+                    <pic:cNvPr id="16396373" name="图片 1"/>
                     <pic:cNvPicPr>
-                      <a:picLocks noChangeAspect="1" noChangeArrowheads="1"/>
+                      <a:picLocks noChangeAspect="1"/>
                     </pic:cNvPicPr>
                   </pic:nvPicPr>
                   <pic:blipFill>
@@ -10725,46 +11046,54 @@
         </w:drawing>
       </w:r>
     </w:p>
+    <w:bookmarkEnd w:id="0"/>
+    <w:bookmarkEnd w:id="4"/>
+    <w:bookmarkEnd w:id="7"/>
     <w:p>
       <w:pPr>
-        <w:pStyle w:val="Compact"/>
         <w:numPr>
           <w:ilvl w:val="0"/>
-          <w:numId w:val="1"/>
+          <w:numId w:val="4"/>
         </w:numPr>
+        <w:rPr>
+          <w:rFonts w:eastAsia="楷体"/>
+          <w:lang w:eastAsia="zh-CN"/>
+        </w:rPr>
       </w:pPr>
       <w:r>
         <w:rPr>
-          <w:rFonts w:hint="eastAsia"/>
+          <w:rFonts w:eastAsia="楷体" w:hint="eastAsia"/>
+          <w:lang w:eastAsia="zh-CN"/>
         </w:rPr>
         <w:t>故</w:t>
       </w:r>
     </w:p>
-    <w:bookmarkEnd w:id="1"/>
-    <w:bookmarkEnd w:id="4"/>
-    <w:bookmarkEnd w:id="5"/>
-    <w:bookmarkEnd w:id="6"/>
     <w:p>
       <w:pPr>
-        <w:pStyle w:val="a0"/>
         <w:numPr>
           <w:ilvl w:val="0"/>
-          <w:numId w:val="1"/>
+          <w:numId w:val="4"/>
         </w:numPr>
+        <w:rPr>
+          <w:rFonts w:eastAsia="楷体"/>
+          <w:lang w:eastAsia="zh-CN"/>
+        </w:rPr>
       </w:pPr>
       <m:oMath>
         <m:sSub>
           <m:sSubPr>
             <m:ctrlPr>
               <w:rPr>
-                <w:rFonts w:ascii="Cambria Math" w:hAnsi="Cambria Math"/>
+                <w:rFonts w:ascii="Cambria Math" w:eastAsia="楷体" w:hAnsi="Cambria Math"/>
+                <w:lang w:eastAsia="zh-CN"/>
               </w:rPr>
             </m:ctrlPr>
           </m:sSubPr>
           <m:e>
             <m:r>
               <w:rPr>
-                <w:rFonts w:ascii="Cambria Math" w:hAnsi="Cambria Math"/>
+                <w:rFonts w:ascii="Cambria Math" w:eastAsia="楷体" w:hAnsi="Cambria Math"/>
+                <w:lang w:eastAsia="zh-CN"/>
               </w:rPr>
               <m:t>L</m:t>
             </m:r>
@@ -10772,7 +11101,8 @@
           <m:sub>
             <m:r>
               <w:rPr>
-                <w:rFonts w:ascii="Cambria Math" w:hAnsi="Cambria Math"/>
+                <w:rFonts w:ascii="Cambria Math" w:eastAsia="楷体" w:hAnsi="Cambria Math"/>
+                <w:lang w:eastAsia="zh-CN"/>
               </w:rPr>
               <m:t>0</m:t>
             </m:r>
@@ -10783,13 +11113,15 @@
             <m:sty m:val="p"/>
           </m:rPr>
           <w:rPr>
-            <w:rFonts w:ascii="Cambria Math" w:hAnsi="Cambria Math"/>
+            <w:rFonts w:ascii="Cambria Math" w:eastAsia="楷体" w:hAnsi="Cambria Math"/>
+            <w:lang w:eastAsia="zh-CN"/>
           </w:rPr>
           <m:t>=</m:t>
         </m:r>
         <m:r>
           <w:rPr>
-            <w:rFonts w:ascii="Cambria Math" w:hAnsi="Cambria Math"/>
+            <w:rFonts w:ascii="Cambria Math" w:eastAsia="楷体" w:hAnsi="Cambria Math"/>
+            <w:lang w:eastAsia="zh-CN"/>
           </w:rPr>
           <m:t>a</m:t>
         </m:r>
@@ -10798,13 +11130,15 @@
             <m:sty m:val="p"/>
           </m:rPr>
           <w:rPr>
-            <w:rFonts w:ascii="Cambria Math" w:hAnsi="Cambria Math"/>
+            <w:rFonts w:ascii="Cambria Math" w:eastAsia="楷体" w:hAnsi="Cambria Math"/>
+            <w:lang w:eastAsia="zh-CN"/>
           </w:rPr>
           <m:t>=</m:t>
         </m:r>
         <m:r>
           <w:rPr>
-            <w:rFonts w:ascii="Cambria Math" w:hAnsi="Cambria Math"/>
+            <w:rFonts w:ascii="Cambria Math" w:eastAsia="楷体" w:hAnsi="Cambria Math"/>
+            <w:lang w:eastAsia="zh-CN"/>
           </w:rPr>
           <m:t>0.9975 </m:t>
         </m:r>
@@ -10813,13 +11147,15 @@
             <m:sty m:val="p"/>
           </m:rPr>
           <w:rPr>
-            <w:rFonts w:ascii="Cambria Math" w:hAnsi="Cambria Math"/>
+            <w:rFonts w:ascii="Cambria Math" w:eastAsia="楷体" w:hAnsi="Cambria Math"/>
+            <w:lang w:eastAsia="zh-CN"/>
           </w:rPr>
           <m:t>mm,</m:t>
         </m:r>
         <m:r>
           <w:rPr>
-            <w:rFonts w:ascii="Cambria Math" w:hAnsi="Cambria Math"/>
+            <w:rFonts w:ascii="Cambria Math" w:eastAsia="楷体" w:hAnsi="Cambria Math"/>
+            <w:lang w:eastAsia="zh-CN"/>
           </w:rPr>
           <m:t> α</m:t>
         </m:r>
@@ -10828,7 +11164,8 @@
             <m:sty m:val="p"/>
           </m:rPr>
           <w:rPr>
-            <w:rFonts w:ascii="Cambria Math" w:hAnsi="Cambria Math"/>
+            <w:rFonts w:ascii="Cambria Math" w:eastAsia="楷体" w:hAnsi="Cambria Math"/>
+            <w:lang w:eastAsia="zh-CN"/>
           </w:rPr>
           <m:t>=</m:t>
         </m:r>
@@ -10836,14 +11173,16 @@
           <m:fPr>
             <m:ctrlPr>
               <w:rPr>
-                <w:rFonts w:ascii="Cambria Math" w:hAnsi="Cambria Math"/>
+                <w:rFonts w:ascii="Cambria Math" w:eastAsia="楷体" w:hAnsi="Cambria Math"/>
+                <w:lang w:eastAsia="zh-CN"/>
               </w:rPr>
             </m:ctrlPr>
           </m:fPr>
           <m:num>
             <m:r>
               <w:rPr>
-                <w:rFonts w:ascii="Cambria Math" w:hAnsi="Cambria Math"/>
+                <w:rFonts w:ascii="Cambria Math" w:eastAsia="楷体" w:hAnsi="Cambria Math"/>
+                <w:lang w:eastAsia="zh-CN"/>
               </w:rPr>
               <m:t>b</m:t>
             </m:r>
@@ -10851,7 +11190,8 @@
           <m:den>
             <m:r>
               <w:rPr>
-                <w:rFonts w:ascii="Cambria Math" w:hAnsi="Cambria Math"/>
+                <w:rFonts w:ascii="Cambria Math" w:eastAsia="楷体" w:hAnsi="Cambria Math"/>
+                <w:lang w:eastAsia="zh-CN"/>
               </w:rPr>
               <m:t>a</m:t>
             </m:r>
@@ -10862,7 +11202,8 @@
             <m:sty m:val="p"/>
           </m:rPr>
           <w:rPr>
-            <w:rFonts w:ascii="Cambria Math" w:hAnsi="Cambria Math"/>
+            <w:rFonts w:ascii="Cambria Math" w:eastAsia="楷体" w:hAnsi="Cambria Math"/>
+            <w:lang w:eastAsia="zh-CN"/>
           </w:rPr>
           <m:t>=</m:t>
         </m:r>
@@ -10870,14 +11211,16 @@
           <m:fPr>
             <m:ctrlPr>
               <w:rPr>
-                <w:rFonts w:ascii="Cambria Math" w:hAnsi="Cambria Math"/>
+                <w:rFonts w:ascii="Cambria Math" w:eastAsia="楷体" w:hAnsi="Cambria Math"/>
+                <w:lang w:eastAsia="zh-CN"/>
               </w:rPr>
             </m:ctrlPr>
           </m:fPr>
           <m:num>
             <m:r>
               <w:rPr>
-                <w:rFonts w:ascii="Cambria Math" w:hAnsi="Cambria Math"/>
+                <w:rFonts w:ascii="Cambria Math" w:eastAsia="楷体" w:hAnsi="Cambria Math"/>
+                <w:lang w:eastAsia="zh-CN"/>
               </w:rPr>
               <m:t>0.0005214</m:t>
             </m:r>
@@ -10885,7 +11228,8 @@
           <m:den>
             <m:r>
               <w:rPr>
-                <w:rFonts w:ascii="Cambria Math" w:hAnsi="Cambria Math"/>
+                <w:rFonts w:ascii="Cambria Math" w:eastAsia="楷体" w:hAnsi="Cambria Math"/>
+                <w:lang w:eastAsia="zh-CN"/>
               </w:rPr>
               <m:t>0.9975</m:t>
             </m:r>
@@ -10896,13 +11240,15 @@
             <m:sty m:val="p"/>
           </m:rPr>
           <w:rPr>
-            <w:rFonts w:ascii="Cambria Math" w:hAnsi="Cambria Math"/>
+            <w:rFonts w:ascii="Cambria Math" w:eastAsia="楷体" w:hAnsi="Cambria Math"/>
+            <w:lang w:eastAsia="zh-CN"/>
           </w:rPr>
           <m:t>=</m:t>
         </m:r>
         <m:r>
           <w:rPr>
-            <w:rFonts w:ascii="Cambria Math" w:hAnsi="Cambria Math"/>
+            <w:rFonts w:ascii="Cambria Math" w:eastAsia="楷体" w:hAnsi="Cambria Math"/>
+            <w:lang w:eastAsia="zh-CN"/>
           </w:rPr>
           <m:t>5.23</m:t>
         </m:r>
@@ -10911,7 +11257,8 @@
             <m:sty m:val="p"/>
           </m:rPr>
           <w:rPr>
-            <w:rFonts w:ascii="Cambria Math" w:hAnsi="Cambria Math"/>
+            <w:rFonts w:ascii="Cambria Math" w:eastAsia="楷体" w:hAnsi="Cambria Math"/>
+            <w:lang w:eastAsia="zh-CN"/>
           </w:rPr>
           <m:t>×</m:t>
         </m:r>
@@ -10919,14 +11266,16 @@
           <m:sSupPr>
             <m:ctrlPr>
               <w:rPr>
-                <w:rFonts w:ascii="Cambria Math" w:hAnsi="Cambria Math"/>
+                <w:rFonts w:ascii="Cambria Math" w:eastAsia="楷体" w:hAnsi="Cambria Math"/>
+                <w:lang w:eastAsia="zh-CN"/>
               </w:rPr>
             </m:ctrlPr>
           </m:sSupPr>
           <m:e>
             <m:r>
               <w:rPr>
-                <w:rFonts w:ascii="Cambria Math" w:hAnsi="Cambria Math"/>
+                <w:rFonts w:ascii="Cambria Math" w:eastAsia="楷体" w:hAnsi="Cambria Math"/>
+                <w:lang w:eastAsia="zh-CN"/>
               </w:rPr>
               <m:t>10</m:t>
             </m:r>
@@ -10937,13 +11286,15 @@
                 <m:sty m:val="p"/>
               </m:rPr>
               <w:rPr>
-                <w:rFonts w:ascii="Cambria Math" w:hAnsi="Cambria Math"/>
+                <w:rFonts w:ascii="Cambria Math" w:eastAsia="楷体" w:hAnsi="Cambria Math"/>
+                <w:lang w:eastAsia="zh-CN"/>
               </w:rPr>
               <m:t>-</m:t>
             </m:r>
             <m:r>
               <w:rPr>
-                <w:rFonts w:ascii="Cambria Math" w:hAnsi="Cambria Math"/>
+                <w:rFonts w:ascii="Cambria Math" w:eastAsia="楷体" w:hAnsi="Cambria Math"/>
+                <w:lang w:eastAsia="zh-CN"/>
               </w:rPr>
               <m:t>4</m:t>
             </m:r>
@@ -10951,7 +11302,8 @@
         </m:sSup>
         <m:r>
           <w:rPr>
-            <w:rFonts w:ascii="Cambria Math" w:hAnsi="Cambria Math"/>
+            <w:rFonts w:ascii="Cambria Math" w:eastAsia="楷体" w:hAnsi="Cambria Math"/>
+            <w:lang w:eastAsia="zh-CN"/>
           </w:rPr>
           <m:t> </m:t>
         </m:r>
@@ -10959,7 +11311,8 @@
           <m:sSupPr>
             <m:ctrlPr>
               <w:rPr>
-                <w:rFonts w:ascii="Cambria Math" w:hAnsi="Cambria Math"/>
+                <w:rFonts w:ascii="Cambria Math" w:eastAsia="楷体" w:hAnsi="Cambria Math"/>
+                <w:lang w:eastAsia="zh-CN"/>
               </w:rPr>
             </m:ctrlPr>
           </m:sSupPr>
@@ -10969,7 +11322,8 @@
                 <m:sty m:val="p"/>
               </m:rPr>
               <w:rPr>
-                <w:rFonts w:ascii="Cambria Math" w:hAnsi="Cambria Math"/>
+                <w:rFonts w:ascii="Cambria Math" w:eastAsia="楷体" w:hAnsi="Cambria Math"/>
+                <w:lang w:eastAsia="zh-CN"/>
               </w:rPr>
               <m:t>​</m:t>
             </m:r>
@@ -10980,7 +11334,8 @@
                 <m:sty m:val="p"/>
               </m:rPr>
               <w:rPr>
-                <w:rFonts w:ascii="Cambria Math" w:hAnsi="Cambria Math"/>
+                <w:rFonts w:ascii="Cambria Math" w:eastAsia="楷体" w:hAnsi="Cambria Math"/>
+                <w:lang w:eastAsia="zh-CN"/>
               </w:rPr>
               <m:t>∘</m:t>
             </m:r>
@@ -10990,7 +11345,8 @@
           <m:sSupPr>
             <m:ctrlPr>
               <w:rPr>
-                <w:rFonts w:ascii="Cambria Math" w:hAnsi="Cambria Math"/>
+                <w:rFonts w:ascii="Cambria Math" w:eastAsia="楷体" w:hAnsi="Cambria Math"/>
+                <w:lang w:eastAsia="zh-CN"/>
               </w:rPr>
             </m:ctrlPr>
           </m:sSupPr>
@@ -11000,7 +11356,8 @@
                 <m:sty m:val="p"/>
               </m:rPr>
               <w:rPr>
-                <w:rFonts w:ascii="Cambria Math" w:hAnsi="Cambria Math"/>
+                <w:rFonts w:ascii="Cambria Math" w:eastAsia="楷体" w:hAnsi="Cambria Math"/>
+                <w:lang w:eastAsia="zh-CN"/>
               </w:rPr>
               <m:t>C</m:t>
             </m:r>
@@ -11011,7 +11368,8 @@
                 <m:sty m:val="p"/>
               </m:rPr>
               <w:rPr>
-                <w:rFonts w:ascii="Cambria Math" w:hAnsi="Cambria Math"/>
+                <w:rFonts w:ascii="Cambria Math" w:eastAsia="楷体" w:hAnsi="Cambria Math"/>
+                <w:lang w:eastAsia="zh-CN"/>
               </w:rPr>
               <m:t>-1</m:t>
             </m:r>
@@ -11019,11 +11377,7 @@
         </m:sSup>
       </m:oMath>
     </w:p>
-    <w:p>
-      <w:pPr>
-        <w:pStyle w:val="Compact"/>
-      </w:pPr>
-    </w:p>
+    <w:p/>
     <w:sectPr>
       <w:footnotePr>
         <w:numRestart w:val="eachSect"/>
@@ -11041,7 +11395,7 @@
   <w:abstractNum w:abstractNumId="0" w15:restartNumberingAfterBreak="0">
     <w:nsid w:val="0000A990"/>
     <w:multiLevelType w:val="multilevel"/>
-    <w:tmpl w:val="FE744106"/>
+    <w:tmpl w:val="DCD67A2A"/>
     <w:lvl w:ilvl="0">
       <w:numFmt w:val="bullet"/>
       <w:lvlText w:val=" "/>
@@ -11116,9 +11470,9 @@
     </w:lvl>
   </w:abstractNum>
   <w:abstractNum w:abstractNumId="1" w15:restartNumberingAfterBreak="0">
-    <w:nsid w:val="00A99411"/>
+    <w:nsid w:val="00A99201"/>
     <w:multiLevelType w:val="multilevel"/>
-    <w:tmpl w:val="B5169094"/>
+    <w:tmpl w:val="BAD4E394"/>
     <w:lvl w:ilvl="0">
       <w:start w:val="1"/>
       <w:numFmt w:val="decimal"/>
@@ -11130,7 +11484,7 @@
     </w:lvl>
     <w:lvl w:ilvl="1">
       <w:start w:val="1"/>
-      <w:numFmt w:val="decimal"/>
+      <w:numFmt w:val="lowerLetter"/>
       <w:lvlText w:val="%2."/>
       <w:lvlJc w:val="left"/>
       <w:pPr>
@@ -11139,7 +11493,7 @@
     </w:lvl>
     <w:lvl w:ilvl="2">
       <w:start w:val="1"/>
-      <w:numFmt w:val="decimal"/>
+      <w:numFmt w:val="lowerRoman"/>
       <w:lvlText w:val="%3."/>
       <w:lvlJc w:val="left"/>
       <w:pPr>
@@ -11157,7 +11511,7 @@
     </w:lvl>
     <w:lvl w:ilvl="4">
       <w:start w:val="1"/>
-      <w:numFmt w:val="decimal"/>
+      <w:numFmt w:val="lowerLetter"/>
       <w:lvlText w:val="%5."/>
       <w:lvlJc w:val="left"/>
       <w:pPr>
@@ -11166,7 +11520,7 @@
     </w:lvl>
     <w:lvl w:ilvl="5">
       <w:start w:val="1"/>
-      <w:numFmt w:val="decimal"/>
+      <w:numFmt w:val="lowerRoman"/>
       <w:lvlText w:val="%6."/>
       <w:lvlJc w:val="left"/>
       <w:pPr>
@@ -11184,7 +11538,7 @@
     </w:lvl>
     <w:lvl w:ilvl="7">
       <w:start w:val="1"/>
-      <w:numFmt w:val="decimal"/>
+      <w:numFmt w:val="lowerLetter"/>
       <w:lvlText w:val="%8."/>
       <w:lvlJc w:val="left"/>
       <w:pPr>
@@ -11193,7 +11547,7 @@
     </w:lvl>
     <w:lvl w:ilvl="8">
       <w:start w:val="1"/>
-      <w:numFmt w:val="decimal"/>
+      <w:numFmt w:val="lowerRoman"/>
       <w:lvlText w:val="%9."/>
       <w:lvlJc w:val="left"/>
       <w:pPr>
@@ -11201,10 +11555,10 @@
       </w:pPr>
     </w:lvl>
   </w:abstractNum>
-  <w:num w:numId="1" w16cid:durableId="658266015">
+  <w:num w:numId="1" w16cid:durableId="1076438310">
     <w:abstractNumId w:val="0"/>
   </w:num>
-  <w:num w:numId="2" w16cid:durableId="560871976">
+  <w:num w:numId="2" w16cid:durableId="1801875312">
     <w:abstractNumId w:val="1"/>
     <w:lvlOverride w:ilvl="0">
       <w:startOverride w:val="1"/>
@@ -11234,7 +11588,7 @@
       <w:startOverride w:val="1"/>
     </w:lvlOverride>
   </w:num>
-  <w:num w:numId="3" w16cid:durableId="108209707">
+  <w:num w:numId="3" w16cid:durableId="2075927923">
     <w:abstractNumId w:val="1"/>
     <w:lvlOverride w:ilvl="0">
       <w:startOverride w:val="1"/>
@@ -11264,35 +11618,8 @@
       <w:startOverride w:val="1"/>
     </w:lvlOverride>
   </w:num>
-  <w:num w:numId="4" w16cid:durableId="1253514519">
-    <w:abstractNumId w:val="1"/>
-    <w:lvlOverride w:ilvl="0">
-      <w:startOverride w:val="1"/>
-    </w:lvlOverride>
-    <w:lvlOverride w:ilvl="1">
-      <w:startOverride w:val="1"/>
-    </w:lvlOverride>
-    <w:lvlOverride w:ilvl="2">
-      <w:startOverride w:val="1"/>
-    </w:lvlOverride>
-    <w:lvlOverride w:ilvl="3">
-      <w:startOverride w:val="1"/>
-    </w:lvlOverride>
-    <w:lvlOverride w:ilvl="4">
-      <w:startOverride w:val="1"/>
-    </w:lvlOverride>
-    <w:lvlOverride w:ilvl="5">
-      <w:startOverride w:val="1"/>
-    </w:lvlOverride>
-    <w:lvlOverride w:ilvl="6">
-      <w:startOverride w:val="1"/>
-    </w:lvlOverride>
-    <w:lvlOverride w:ilvl="7">
-      <w:startOverride w:val="1"/>
-    </w:lvlOverride>
-    <w:lvlOverride w:ilvl="8">
-      <w:startOverride w:val="1"/>
-    </w:lvlOverride>
+  <w:num w:numId="4" w16cid:durableId="1771075626">
+    <w:abstractNumId w:val="0"/>
   </w:num>
 </w:numbering>
 </file>
@@ -11305,7 +11632,7 @@
         <w:rFonts w:asciiTheme="minorHAnsi" w:eastAsiaTheme="minorEastAsia" w:hAnsiTheme="minorHAnsi" w:cstheme="minorBidi"/>
         <w:sz w:val="24"/>
         <w:szCs w:val="24"/>
-        <w:lang w:val="en-US" w:eastAsia="zh-CN" w:bidi="ar-SA"/>
+        <w:lang w:val="en-US" w:eastAsia="en-US" w:bidi="ar-SA"/>
       </w:rPr>
     </w:rPrDefault>
     <w:pPrDefault>
@@ -11561,6 +11888,15 @@
   <w:style w:type="paragraph" w:default="1" w:styleId="a">
     <w:name w:val="Normal"/>
     <w:qFormat/>
+    <w:pPr>
+      <w:spacing w:after="0" w:line="360" w:lineRule="auto"/>
+      <w:jc w:val="both"/>
+    </w:pPr>
+    <w:rPr>
+      <w:rFonts w:ascii="Times New Roman" w:hAnsi="Times New Roman"/>
+      <w:color w:val="000000"/>
+      <w:sz w:val="21"/>
+    </w:rPr>
   </w:style>
   <w:style w:type="paragraph" w:styleId="1">
     <w:name w:val="heading 1"/>
@@ -11573,13 +11909,14 @@
     <w:pPr>
       <w:keepNext/>
       <w:keepLines/>
-      <w:spacing w:before="360" w:after="80"/>
+      <w:spacing w:before="480" w:after="240" w:line="300" w:lineRule="auto"/>
+      <w:jc w:val="left"/>
       <w:outlineLvl w:val="0"/>
     </w:pPr>
     <w:rPr>
-      <w:rFonts w:asciiTheme="majorHAnsi" w:eastAsiaTheme="majorEastAsia" w:hAnsiTheme="majorHAnsi" w:cstheme="majorBidi"/>
-      <w:color w:val="0F4761" w:themeColor="accent1" w:themeShade="BF"/>
-      <w:sz w:val="40"/>
+      <w:rFonts w:cstheme="majorBidi"/>
+      <w:b/>
+      <w:sz w:val="32"/>
       <w:szCs w:val="40"/>
     </w:rPr>
   </w:style>
@@ -11596,13 +11933,14 @@
     <w:pPr>
       <w:keepNext/>
       <w:keepLines/>
-      <w:spacing w:before="160" w:after="80"/>
+      <w:spacing w:before="360" w:after="120" w:line="300" w:lineRule="auto"/>
+      <w:jc w:val="left"/>
       <w:outlineLvl w:val="1"/>
     </w:pPr>
     <w:rPr>
-      <w:rFonts w:asciiTheme="majorHAnsi" w:eastAsiaTheme="majorEastAsia" w:hAnsiTheme="majorHAnsi" w:cstheme="majorBidi"/>
-      <w:color w:val="0F4761" w:themeColor="accent1" w:themeShade="BF"/>
-      <w:sz w:val="32"/>
+      <w:rFonts w:cstheme="majorBidi"/>
+      <w:b/>
+      <w:sz w:val="30"/>
       <w:szCs w:val="32"/>
     </w:rPr>
   </w:style>
@@ -11619,12 +11957,13 @@
     <w:pPr>
       <w:keepNext/>
       <w:keepLines/>
-      <w:spacing w:before="160" w:after="80"/>
+      <w:spacing w:before="240" w:after="120" w:line="300" w:lineRule="auto"/>
+      <w:jc w:val="left"/>
       <w:outlineLvl w:val="2"/>
     </w:pPr>
     <w:rPr>
-      <w:rFonts w:eastAsiaTheme="majorEastAsia" w:cstheme="majorBidi"/>
-      <w:color w:val="0F4761" w:themeColor="accent1" w:themeShade="BF"/>
+      <w:rFonts w:cstheme="majorBidi"/>
+      <w:b/>
       <w:sz w:val="28"/>
       <w:szCs w:val="28"/>
     </w:rPr>
@@ -11641,14 +11980,16 @@
     <w:pPr>
       <w:keepNext/>
       <w:keepLines/>
-      <w:spacing w:before="80" w:after="40"/>
+      <w:spacing w:before="160" w:after="80" w:line="300" w:lineRule="auto"/>
+      <w:jc w:val="left"/>
       <w:outlineLvl w:val="3"/>
     </w:pPr>
     <w:rPr>
-      <w:rFonts w:eastAsiaTheme="majorEastAsia" w:cstheme="majorBidi"/>
+      <w:rFonts w:cstheme="majorBidi"/>
+      <w:b/>
       <w:i/>
       <w:iCs/>
-      <w:color w:val="0F4761" w:themeColor="accent1" w:themeShade="BF"/>
+      <w:sz w:val="24"/>
     </w:rPr>
   </w:style>
   <w:style w:type="paragraph" w:styleId="5">
@@ -11664,12 +12005,14 @@
     <w:pPr>
       <w:keepNext/>
       <w:keepLines/>
-      <w:spacing w:before="80" w:after="40"/>
+      <w:spacing w:before="160" w:after="80" w:line="300" w:lineRule="auto"/>
+      <w:jc w:val="left"/>
       <w:outlineLvl w:val="4"/>
     </w:pPr>
     <w:rPr>
-      <w:rFonts w:eastAsiaTheme="majorEastAsia" w:cstheme="majorBidi"/>
-      <w:color w:val="0F4761" w:themeColor="accent1" w:themeShade="BF"/>
+      <w:rFonts w:cstheme="majorBidi"/>
+      <w:b/>
+      <w:sz w:val="22"/>
     </w:rPr>
   </w:style>
   <w:style w:type="paragraph" w:styleId="6">
@@ -11685,14 +12028,15 @@
     <w:pPr>
       <w:keepNext/>
       <w:keepLines/>
-      <w:spacing w:before="40" w:after="0"/>
+      <w:spacing w:before="120" w:after="60" w:line="300" w:lineRule="auto"/>
+      <w:jc w:val="left"/>
       <w:outlineLvl w:val="5"/>
     </w:pPr>
     <w:rPr>
-      <w:rFonts w:eastAsiaTheme="majorEastAsia" w:cstheme="majorBidi"/>
+      <w:rFonts w:cstheme="majorBidi"/>
+      <w:b/>
       <w:i/>
       <w:iCs/>
-      <w:color w:val="595959" w:themeColor="text1" w:themeTint="A6"/>
     </w:rPr>
   </w:style>
   <w:style w:type="paragraph" w:styleId="7">
@@ -11708,7 +12052,7 @@
     <w:pPr>
       <w:keepNext/>
       <w:keepLines/>
-      <w:spacing w:before="40" w:after="0"/>
+      <w:spacing w:before="40"/>
       <w:outlineLvl w:val="6"/>
     </w:pPr>
     <w:rPr>
@@ -11729,7 +12073,6 @@
     <w:pPr>
       <w:keepNext/>
       <w:keepLines/>
-      <w:spacing w:after="0"/>
       <w:outlineLvl w:val="7"/>
     </w:pPr>
     <w:rPr>
@@ -11752,7 +12095,6 @@
     <w:pPr>
       <w:keepNext/>
       <w:keepLines/>
-      <w:spacing w:after="0"/>
       <w:outlineLvl w:val="8"/>
     </w:pPr>
     <w:rPr>
@@ -11790,7 +12132,6 @@
   <w:style w:type="paragraph" w:styleId="a0">
     <w:name w:val="Body Text"/>
     <w:basedOn w:val="a"/>
-    <w:link w:val="a4"/>
     <w:qFormat/>
     <w:pPr>
       <w:spacing w:before="180" w:after="180"/>
@@ -11804,22 +12145,19 @@
   </w:style>
   <w:style w:type="paragraph" w:customStyle="1" w:styleId="Compact">
     <w:name w:val="Compact"/>
-    <w:basedOn w:val="a0"/>
+    <w:basedOn w:val="a"/>
     <w:qFormat/>
-    <w:pPr>
-      <w:spacing w:before="36" w:after="36"/>
-    </w:pPr>
   </w:style>
-  <w:style w:type="paragraph" w:styleId="a5">
+  <w:style w:type="paragraph" w:styleId="a4">
     <w:name w:val="Title"/>
     <w:basedOn w:val="a"/>
     <w:next w:val="a0"/>
-    <w:link w:val="a6"/>
+    <w:link w:val="a5"/>
     <w:uiPriority w:val="10"/>
     <w:qFormat/>
     <w:rsid w:val="00A10FD9"/>
     <w:pPr>
-      <w:spacing w:after="80"/>
+      <w:spacing w:after="80" w:line="240" w:lineRule="auto"/>
       <w:contextualSpacing/>
       <w:jc w:val="center"/>
     </w:pPr>
@@ -11829,10 +12167,10 @@
       <w:szCs w:val="56"/>
     </w:rPr>
   </w:style>
-  <w:style w:type="character" w:customStyle="1" w:styleId="a6">
+  <w:style w:type="character" w:customStyle="1" w:styleId="a5">
     <w:name w:val="标题 字符"/>
     <w:basedOn w:val="a1"/>
-    <w:link w:val="a5"/>
+    <w:link w:val="a4"/>
     <w:uiPriority w:val="10"/>
     <w:rsid w:val="00A10FD9"/>
     <w:rPr>
@@ -11841,11 +12179,11 @@
       <w:szCs w:val="56"/>
     </w:rPr>
   </w:style>
-  <w:style w:type="paragraph" w:styleId="a7">
+  <w:style w:type="paragraph" w:styleId="a6">
     <w:name w:val="Subtitle"/>
-    <w:basedOn w:val="a5"/>
+    <w:basedOn w:val="a4"/>
     <w:next w:val="a0"/>
-    <w:link w:val="a8"/>
+    <w:link w:val="a7"/>
     <w:uiPriority w:val="11"/>
     <w:qFormat/>
     <w:rsid w:val="00A10FD9"/>
@@ -11860,10 +12198,10 @@
       <w:szCs w:val="28"/>
     </w:rPr>
   </w:style>
-  <w:style w:type="character" w:customStyle="1" w:styleId="a8">
+  <w:style w:type="character" w:customStyle="1" w:styleId="a7">
     <w:name w:val="副标题 字符"/>
     <w:basedOn w:val="a1"/>
-    <w:link w:val="a7"/>
+    <w:link w:val="a6"/>
     <w:uiPriority w:val="11"/>
     <w:rsid w:val="00A10FD9"/>
     <w:rPr>
@@ -11876,7 +12214,7 @@
   </w:style>
   <w:style w:type="paragraph" w:customStyle="1" w:styleId="Author">
     <w:name w:val="Author"/>
-    <w:basedOn w:val="a5"/>
+    <w:basedOn w:val="a4"/>
     <w:next w:val="a0"/>
     <w:qFormat/>
     <w:pPr>
@@ -11888,9 +12226,9 @@
       <w:szCs w:val="24"/>
     </w:rPr>
   </w:style>
-  <w:style w:type="paragraph" w:styleId="a9">
+  <w:style w:type="paragraph" w:styleId="a8">
     <w:name w:val="Date"/>
-    <w:basedOn w:val="a5"/>
+    <w:basedOn w:val="a4"/>
     <w:next w:val="a0"/>
     <w:qFormat/>
     <w:pPr>
@@ -11910,7 +12248,7 @@
     <w:pPr>
       <w:keepNext/>
       <w:keepLines/>
-      <w:spacing w:before="300" w:after="0"/>
+      <w:spacing w:before="300"/>
       <w:jc w:val="center"/>
     </w:pPr>
     <w:rPr>
@@ -11934,7 +12272,7 @@
       <w:szCs w:val="20"/>
     </w:rPr>
   </w:style>
-  <w:style w:type="paragraph" w:styleId="aa">
+  <w:style w:type="paragraph" w:styleId="a9">
     <w:name w:val="Bibliography"/>
     <w:basedOn w:val="a"/>
     <w:qFormat/>
@@ -12057,7 +12395,7 @@
       <w:color w:val="272727" w:themeColor="text1" w:themeTint="D8"/>
     </w:rPr>
   </w:style>
-  <w:style w:type="paragraph" w:styleId="ab">
+  <w:style w:type="paragraph" w:styleId="aa">
     <w:name w:val="Block Text"/>
     <w:basedOn w:val="a0"/>
     <w:next w:val="a0"/>
@@ -12069,7 +12407,7 @@
       <w:ind w:left="480" w:right="480"/>
     </w:pPr>
   </w:style>
-  <w:style w:type="paragraph" w:styleId="ac">
+  <w:style w:type="paragraph" w:styleId="ab">
     <w:name w:val="footnote text"/>
     <w:basedOn w:val="a"/>
     <w:uiPriority w:val="9"/>
@@ -12078,8 +12416,8 @@
   </w:style>
   <w:style w:type="paragraph" w:customStyle="1" w:styleId="FootnoteBlockText">
     <w:name w:val="Footnote Block Text"/>
-    <w:basedOn w:val="ac"/>
-    <w:next w:val="ac"/>
+    <w:basedOn w:val="ab"/>
+    <w:next w:val="ab"/>
     <w:uiPriority w:val="9"/>
     <w:unhideWhenUsed/>
     <w:qFormat/>
@@ -12103,7 +12441,12 @@
       </w:tblCellMar>
     </w:tblPr>
     <w:tblStylePr w:type="firstRow">
-      <w:tblPr/>
+      <w:tblPr>
+        <w:jc w:val="left"/>
+      </w:tblPr>
+      <w:trPr>
+        <w:jc w:val="left"/>
+      </w:trPr>
       <w:tcPr>
         <w:tcBorders>
           <w:bottom w:val="single" w:sz="0" w:space="0" w:color="auto"/>
@@ -12119,7 +12462,6 @@
     <w:pPr>
       <w:keepNext/>
       <w:keepLines/>
-      <w:spacing w:after="0"/>
     </w:pPr>
     <w:rPr>
       <w:b/>
@@ -12129,10 +12471,10 @@
     <w:name w:val="Definition"/>
     <w:basedOn w:val="a"/>
   </w:style>
-  <w:style w:type="paragraph" w:styleId="ad">
+  <w:style w:type="paragraph" w:styleId="ac">
     <w:name w:val="caption"/>
     <w:basedOn w:val="a"/>
-    <w:link w:val="ae"/>
+    <w:link w:val="ad"/>
     <w:pPr>
       <w:spacing w:after="120"/>
     </w:pPr>
@@ -12142,14 +12484,14 @@
   </w:style>
   <w:style w:type="paragraph" w:customStyle="1" w:styleId="TableCaption">
     <w:name w:val="Table Caption"/>
-    <w:basedOn w:val="ad"/>
+    <w:basedOn w:val="ac"/>
     <w:pPr>
       <w:keepNext/>
     </w:pPr>
   </w:style>
   <w:style w:type="paragraph" w:customStyle="1" w:styleId="ImageCaption">
     <w:name w:val="Image Caption"/>
-    <w:basedOn w:val="ad"/>
+    <w:basedOn w:val="ac"/>
   </w:style>
   <w:style w:type="paragraph" w:customStyle="1" w:styleId="Figure">
     <w:name w:val="Figure"/>
@@ -12162,14 +12504,14 @@
       <w:keepNext/>
     </w:pPr>
   </w:style>
-  <w:style w:type="character" w:customStyle="1" w:styleId="ae">
+  <w:style w:type="character" w:customStyle="1" w:styleId="ad">
     <w:name w:val="题注 字符"/>
     <w:basedOn w:val="a1"/>
-    <w:link w:val="ad"/>
+    <w:link w:val="ac"/>
   </w:style>
   <w:style w:type="character" w:customStyle="1" w:styleId="VerbatimChar">
     <w:name w:val="Verbatim Char"/>
-    <w:basedOn w:val="ae"/>
+    <w:basedOn w:val="ad"/>
     <w:link w:val="SourceCode"/>
     <w:rPr>
       <w:rFonts w:ascii="Consolas" w:hAnsi="Consolas"/>
@@ -12178,18 +12520,18 @@
   </w:style>
   <w:style w:type="character" w:customStyle="1" w:styleId="SectionNumber">
     <w:name w:val="Section Number"/>
-    <w:basedOn w:val="ae"/>
+    <w:basedOn w:val="ad"/>
   </w:style>
-  <w:style w:type="character" w:styleId="af">
+  <w:style w:type="character" w:styleId="ae">
     <w:name w:val="footnote reference"/>
-    <w:basedOn w:val="ae"/>
+    <w:basedOn w:val="ad"/>
     <w:rPr>
       <w:vertAlign w:val="superscript"/>
     </w:rPr>
   </w:style>
-  <w:style w:type="character" w:styleId="af0">
+  <w:style w:type="character" w:styleId="af">
     <w:name w:val="Hyperlink"/>
-    <w:basedOn w:val="ae"/>
+    <w:basedOn w:val="ad"/>
     <w:rPr>
       <w:color w:val="156082" w:themeColor="accent1"/>
     </w:rPr>
@@ -12205,6 +12547,11 @@
       <w:spacing w:before="240" w:line="259" w:lineRule="auto"/>
       <w:outlineLvl w:val="9"/>
     </w:pPr>
+    <w:rPr>
+      <w:rFonts w:asciiTheme="majorHAnsi" w:eastAsiaTheme="majorEastAsia" w:hAnsiTheme="majorHAnsi"/>
+      <w:b w:val="0"/>
+      <w:color w:val="0F4761" w:themeColor="accent1" w:themeShade="BF"/>
+    </w:rPr>
   </w:style>
   <w:style w:type="paragraph" w:customStyle="1" w:styleId="SourceCode">
     <w:name w:val="Source Code"/>
@@ -12505,10 +12852,10 @@
       <w:sz w:val="22"/>
     </w:rPr>
   </w:style>
-  <w:style w:type="table" w:styleId="af1">
+  <w:style w:type="table" w:styleId="af0">
     <w:name w:val="Table Grid"/>
     <w:basedOn w:val="a2"/>
-    <w:rsid w:val="00D427AB"/>
+    <w:rsid w:val="00C16C15"/>
     <w:pPr>
       <w:spacing w:after="0"/>
     </w:pPr>
@@ -12522,311 +12869,6 @@
         <w:insideV w:val="single" w:sz="4" w:space="0" w:color="auto"/>
       </w:tblBorders>
     </w:tblPr>
-  </w:style>
-  <w:style w:type="table" w:styleId="af2">
-    <w:name w:val="Grid Table Light"/>
-    <w:basedOn w:val="a2"/>
-    <w:rsid w:val="00D427AB"/>
-    <w:pPr>
-      <w:spacing w:after="0"/>
-    </w:pPr>
-    <w:tblPr>
-      <w:tblBorders>
-        <w:top w:val="single" w:sz="4" w:space="0" w:color="BFBFBF" w:themeColor="background1" w:themeShade="BF"/>
-        <w:left w:val="single" w:sz="4" w:space="0" w:color="BFBFBF" w:themeColor="background1" w:themeShade="BF"/>
-        <w:bottom w:val="single" w:sz="4" w:space="0" w:color="BFBFBF" w:themeColor="background1" w:themeShade="BF"/>
-        <w:right w:val="single" w:sz="4" w:space="0" w:color="BFBFBF" w:themeColor="background1" w:themeShade="BF"/>
-        <w:insideH w:val="single" w:sz="4" w:space="0" w:color="BFBFBF" w:themeColor="background1" w:themeShade="BF"/>
-        <w:insideV w:val="single" w:sz="4" w:space="0" w:color="BFBFBF" w:themeColor="background1" w:themeShade="BF"/>
-      </w:tblBorders>
-    </w:tblPr>
-  </w:style>
-  <w:style w:type="table" w:styleId="21">
-    <w:name w:val="Plain Table 2"/>
-    <w:basedOn w:val="a2"/>
-    <w:rsid w:val="00D427AB"/>
-    <w:pPr>
-      <w:spacing w:after="0"/>
-    </w:pPr>
-    <w:tblPr>
-      <w:tblStyleRowBandSize w:val="1"/>
-      <w:tblStyleColBandSize w:val="1"/>
-      <w:tblBorders>
-        <w:top w:val="single" w:sz="4" w:space="0" w:color="7F7F7F" w:themeColor="text1" w:themeTint="80"/>
-        <w:bottom w:val="single" w:sz="4" w:space="0" w:color="7F7F7F" w:themeColor="text1" w:themeTint="80"/>
-      </w:tblBorders>
-    </w:tblPr>
-    <w:tblStylePr w:type="firstRow">
-      <w:rPr>
-        <w:b/>
-        <w:bCs/>
-      </w:rPr>
-      <w:tblPr/>
-      <w:tcPr>
-        <w:tcBorders>
-          <w:bottom w:val="single" w:sz="4" w:space="0" w:color="7F7F7F" w:themeColor="text1" w:themeTint="80"/>
-        </w:tcBorders>
-      </w:tcPr>
-    </w:tblStylePr>
-    <w:tblStylePr w:type="lastRow">
-      <w:rPr>
-        <w:b/>
-        <w:bCs/>
-      </w:rPr>
-      <w:tblPr/>
-      <w:tcPr>
-        <w:tcBorders>
-          <w:top w:val="single" w:sz="4" w:space="0" w:color="7F7F7F" w:themeColor="text1" w:themeTint="80"/>
-        </w:tcBorders>
-      </w:tcPr>
-    </w:tblStylePr>
-    <w:tblStylePr w:type="firstCol">
-      <w:rPr>
-        <w:b/>
-        <w:bCs/>
-      </w:rPr>
-    </w:tblStylePr>
-    <w:tblStylePr w:type="lastCol">
-      <w:rPr>
-        <w:b/>
-        <w:bCs/>
-      </w:rPr>
-    </w:tblStylePr>
-    <w:tblStylePr w:type="band1Vert">
-      <w:tblPr/>
-      <w:tcPr>
-        <w:tcBorders>
-          <w:left w:val="single" w:sz="4" w:space="0" w:color="7F7F7F" w:themeColor="text1" w:themeTint="80"/>
-          <w:right w:val="single" w:sz="4" w:space="0" w:color="7F7F7F" w:themeColor="text1" w:themeTint="80"/>
-        </w:tcBorders>
-      </w:tcPr>
-    </w:tblStylePr>
-    <w:tblStylePr w:type="band2Vert">
-      <w:tblPr/>
-      <w:tcPr>
-        <w:tcBorders>
-          <w:left w:val="single" w:sz="4" w:space="0" w:color="7F7F7F" w:themeColor="text1" w:themeTint="80"/>
-          <w:right w:val="single" w:sz="4" w:space="0" w:color="7F7F7F" w:themeColor="text1" w:themeTint="80"/>
-        </w:tcBorders>
-      </w:tcPr>
-    </w:tblStylePr>
-    <w:tblStylePr w:type="band1Horz">
-      <w:tblPr/>
-      <w:tcPr>
-        <w:tcBorders>
-          <w:top w:val="single" w:sz="4" w:space="0" w:color="7F7F7F" w:themeColor="text1" w:themeTint="80"/>
-          <w:bottom w:val="single" w:sz="4" w:space="0" w:color="7F7F7F" w:themeColor="text1" w:themeTint="80"/>
-        </w:tcBorders>
-      </w:tcPr>
-    </w:tblStylePr>
-  </w:style>
-  <w:style w:type="table" w:styleId="11">
-    <w:name w:val="Plain Table 1"/>
-    <w:basedOn w:val="a2"/>
-    <w:rsid w:val="00D427AB"/>
-    <w:pPr>
-      <w:spacing w:after="0"/>
-    </w:pPr>
-    <w:tblPr>
-      <w:tblStyleRowBandSize w:val="1"/>
-      <w:tblStyleColBandSize w:val="1"/>
-      <w:tblBorders>
-        <w:top w:val="single" w:sz="4" w:space="0" w:color="BFBFBF" w:themeColor="background1" w:themeShade="BF"/>
-        <w:left w:val="single" w:sz="4" w:space="0" w:color="BFBFBF" w:themeColor="background1" w:themeShade="BF"/>
-        <w:bottom w:val="single" w:sz="4" w:space="0" w:color="BFBFBF" w:themeColor="background1" w:themeShade="BF"/>
-        <w:right w:val="single" w:sz="4" w:space="0" w:color="BFBFBF" w:themeColor="background1" w:themeShade="BF"/>
-        <w:insideH w:val="single" w:sz="4" w:space="0" w:color="BFBFBF" w:themeColor="background1" w:themeShade="BF"/>
-        <w:insideV w:val="single" w:sz="4" w:space="0" w:color="BFBFBF" w:themeColor="background1" w:themeShade="BF"/>
-      </w:tblBorders>
-    </w:tblPr>
-    <w:tblStylePr w:type="firstRow">
-      <w:rPr>
-        <w:b/>
-        <w:bCs/>
-      </w:rPr>
-    </w:tblStylePr>
-    <w:tblStylePr w:type="lastRow">
-      <w:rPr>
-        <w:b/>
-        <w:bCs/>
-      </w:rPr>
-      <w:tblPr/>
-      <w:tcPr>
-        <w:tcBorders>
-          <w:top w:val="double" w:sz="4" w:space="0" w:color="BFBFBF" w:themeColor="background1" w:themeShade="BF"/>
-        </w:tcBorders>
-      </w:tcPr>
-    </w:tblStylePr>
-    <w:tblStylePr w:type="firstCol">
-      <w:rPr>
-        <w:b/>
-        <w:bCs/>
-      </w:rPr>
-    </w:tblStylePr>
-    <w:tblStylePr w:type="lastCol">
-      <w:rPr>
-        <w:b/>
-        <w:bCs/>
-      </w:rPr>
-    </w:tblStylePr>
-    <w:tblStylePr w:type="band1Vert">
-      <w:tblPr/>
-      <w:tcPr>
-        <w:shd w:val="clear" w:color="auto" w:fill="F2F2F2" w:themeFill="background1" w:themeFillShade="F2"/>
-      </w:tcPr>
-    </w:tblStylePr>
-    <w:tblStylePr w:type="band1Horz">
-      <w:tblPr/>
-      <w:tcPr>
-        <w:shd w:val="clear" w:color="auto" w:fill="F2F2F2" w:themeFill="background1" w:themeFillShade="F2"/>
-      </w:tcPr>
-    </w:tblStylePr>
-  </w:style>
-  <w:style w:type="table" w:styleId="31">
-    <w:name w:val="Plain Table 3"/>
-    <w:basedOn w:val="a2"/>
-    <w:rsid w:val="00D427AB"/>
-    <w:pPr>
-      <w:spacing w:after="0"/>
-    </w:pPr>
-    <w:tblPr>
-      <w:tblStyleRowBandSize w:val="1"/>
-      <w:tblStyleColBandSize w:val="1"/>
-    </w:tblPr>
-    <w:tblStylePr w:type="firstRow">
-      <w:rPr>
-        <w:b/>
-        <w:bCs/>
-        <w:caps/>
-      </w:rPr>
-      <w:tblPr/>
-      <w:tcPr>
-        <w:tcBorders>
-          <w:bottom w:val="single" w:sz="4" w:space="0" w:color="7F7F7F" w:themeColor="text1" w:themeTint="80"/>
-        </w:tcBorders>
-      </w:tcPr>
-    </w:tblStylePr>
-    <w:tblStylePr w:type="lastRow">
-      <w:rPr>
-        <w:b/>
-        <w:bCs/>
-        <w:caps/>
-      </w:rPr>
-      <w:tblPr/>
-      <w:tcPr>
-        <w:tcBorders>
-          <w:top w:val="nil"/>
-        </w:tcBorders>
-      </w:tcPr>
-    </w:tblStylePr>
-    <w:tblStylePr w:type="firstCol">
-      <w:rPr>
-        <w:b/>
-        <w:bCs/>
-        <w:caps/>
-      </w:rPr>
-      <w:tblPr/>
-      <w:tcPr>
-        <w:tcBorders>
-          <w:right w:val="single" w:sz="4" w:space="0" w:color="7F7F7F" w:themeColor="text1" w:themeTint="80"/>
-        </w:tcBorders>
-      </w:tcPr>
-    </w:tblStylePr>
-    <w:tblStylePr w:type="lastCol">
-      <w:rPr>
-        <w:b/>
-        <w:bCs/>
-        <w:caps/>
-      </w:rPr>
-      <w:tblPr/>
-      <w:tcPr>
-        <w:tcBorders>
-          <w:left w:val="nil"/>
-        </w:tcBorders>
-      </w:tcPr>
-    </w:tblStylePr>
-    <w:tblStylePr w:type="band1Vert">
-      <w:tblPr/>
-      <w:tcPr>
-        <w:shd w:val="clear" w:color="auto" w:fill="F2F2F2" w:themeFill="background1" w:themeFillShade="F2"/>
-      </w:tcPr>
-    </w:tblStylePr>
-    <w:tblStylePr w:type="band1Horz">
-      <w:tblPr/>
-      <w:tcPr>
-        <w:shd w:val="clear" w:color="auto" w:fill="F2F2F2" w:themeFill="background1" w:themeFillShade="F2"/>
-      </w:tcPr>
-    </w:tblStylePr>
-    <w:tblStylePr w:type="neCell">
-      <w:tblPr/>
-      <w:tcPr>
-        <w:tcBorders>
-          <w:left w:val="nil"/>
-        </w:tcBorders>
-      </w:tcPr>
-    </w:tblStylePr>
-    <w:tblStylePr w:type="nwCell">
-      <w:tblPr/>
-      <w:tcPr>
-        <w:tcBorders>
-          <w:right w:val="nil"/>
-        </w:tcBorders>
-      </w:tcPr>
-    </w:tblStylePr>
-  </w:style>
-  <w:style w:type="table" w:styleId="41">
-    <w:name w:val="Plain Table 4"/>
-    <w:basedOn w:val="a2"/>
-    <w:rsid w:val="00D427AB"/>
-    <w:pPr>
-      <w:spacing w:after="0"/>
-    </w:pPr>
-    <w:tblPr>
-      <w:tblStyleRowBandSize w:val="1"/>
-      <w:tblStyleColBandSize w:val="1"/>
-    </w:tblPr>
-    <w:tblStylePr w:type="firstRow">
-      <w:rPr>
-        <w:b/>
-        <w:bCs/>
-      </w:rPr>
-    </w:tblStylePr>
-    <w:tblStylePr w:type="lastRow">
-      <w:rPr>
-        <w:b/>
-        <w:bCs/>
-      </w:rPr>
-    </w:tblStylePr>
-    <w:tblStylePr w:type="firstCol">
-      <w:rPr>
-        <w:b/>
-        <w:bCs/>
-      </w:rPr>
-    </w:tblStylePr>
-    <w:tblStylePr w:type="lastCol">
-      <w:rPr>
-        <w:b/>
-        <w:bCs/>
-      </w:rPr>
-    </w:tblStylePr>
-    <w:tblStylePr w:type="band1Vert">
-      <w:tblPr/>
-      <w:tcPr>
-        <w:shd w:val="clear" w:color="auto" w:fill="F2F2F2" w:themeFill="background1" w:themeFillShade="F2"/>
-      </w:tcPr>
-    </w:tblStylePr>
-    <w:tblStylePr w:type="band1Horz">
-      <w:tblPr/>
-      <w:tcPr>
-        <w:shd w:val="clear" w:color="auto" w:fill="F2F2F2" w:themeFill="background1" w:themeFillShade="F2"/>
-      </w:tcPr>
-    </w:tblStylePr>
-  </w:style>
-  <w:style w:type="character" w:customStyle="1" w:styleId="a4">
-    <w:name w:val="正文文本 字符"/>
-    <w:basedOn w:val="a1"/>
-    <w:link w:val="a0"/>
-    <w:rsid w:val="00486096"/>
   </w:style>
 </w:styles>
 </file>
